--- a/swh/docx/006.content.docx
+++ b/swh/docx/006.content.docx
@@ -363,138 +363,102 @@
           <w:lang w:val="sw_KE" w:bidi="sw_KE"/>
         </w:rPr>
       </w:r>
-      <w:hyperlink r:id="rId13">
-        <w:r>
-          <w:rPr>
-            <w:lang w:val="sw_KE" w:bidi="sw_KE"/>
-          </w:rPr>
-          <w:rPr>
-            <w:color w:val="0000EE"/>
-            <w:u w:val="single"/>
-          </w:rPr>
-          <w:t>Ezekieli 28:11–13</w:t>
-        </w:r>
-      </w:hyperlink>
-    </w:p>
-    <w:p>
-      <w:pPr>
-        <w:pStyle w:val="ListBullet"/>
-        <w:spacing w:line="240" w:lineRule="auto"/>
-        <w:ind w:left="720"/>
-      </w:pPr>
-      <w:r>
-        <w:rPr>
-          <w:lang w:val="sw_KE" w:bidi="sw_KE"/>
-        </w:rPr>
-      </w:r>
-      <w:hyperlink r:id="rId14">
-        <w:r>
-          <w:rPr>
-            <w:lang w:val="sw_KE" w:bidi="sw_KE"/>
-          </w:rPr>
-          <w:rPr>
-            <w:color w:val="0000EE"/>
-            <w:u w:val="single"/>
-          </w:rPr>
-          <w:t>Mwanzo 2:7–8</w:t>
-        </w:r>
-      </w:hyperlink>
-    </w:p>
-    <w:p>
-      <w:pPr>
-        <w:pStyle w:val="ListBullet"/>
-        <w:spacing w:line="240" w:lineRule="auto"/>
-        <w:ind w:left="720"/>
-      </w:pPr>
-      <w:r>
-        <w:rPr>
-          <w:lang w:val="sw_KE" w:bidi="sw_KE"/>
-        </w:rPr>
-      </w:r>
-      <w:hyperlink r:id="rId15">
-        <w:r>
-          <w:rPr>
-            <w:lang w:val="sw_KE" w:bidi="sw_KE"/>
-          </w:rPr>
-          <w:rPr>
-            <w:color w:val="0000EE"/>
-            <w:u w:val="single"/>
-          </w:rPr>
-          <w:t>Mwanzo 2:10</w:t>
-        </w:r>
-      </w:hyperlink>
-    </w:p>
-    <w:p>
-      <w:pPr>
-        <w:pStyle w:val="ListBullet"/>
-        <w:spacing w:line="240" w:lineRule="auto"/>
-        <w:ind w:left="720"/>
-      </w:pPr>
-      <w:r>
-        <w:rPr>
-          <w:lang w:val="sw_KE" w:bidi="sw_KE"/>
-        </w:rPr>
-      </w:r>
-      <w:hyperlink r:id="rId16">
-        <w:r>
-          <w:rPr>
-            <w:lang w:val="sw_KE" w:bidi="sw_KE"/>
-          </w:rPr>
-          <w:rPr>
-            <w:color w:val="0000EE"/>
-            <w:u w:val="single"/>
-          </w:rPr>
-          <w:t>Mwanzo 2:15</w:t>
-        </w:r>
-      </w:hyperlink>
-    </w:p>
-    <w:p>
-      <w:pPr>
-        <w:pStyle w:val="ListBullet"/>
-        <w:spacing w:line="240" w:lineRule="auto"/>
-        <w:ind w:left="720"/>
-      </w:pPr>
-      <w:r>
-        <w:rPr>
-          <w:lang w:val="sw_KE" w:bidi="sw_KE"/>
-        </w:rPr>
-      </w:r>
-      <w:hyperlink r:id="rId17">
-        <w:r>
-          <w:rPr>
-            <w:lang w:val="sw_KE" w:bidi="sw_KE"/>
-          </w:rPr>
-          <w:rPr>
-            <w:color w:val="0000EE"/>
-            <w:u w:val="single"/>
-          </w:rPr>
-          <w:t>Mwanzo 4:16–17</w:t>
-        </w:r>
-      </w:hyperlink>
-    </w:p>
-    <w:p>
-      <w:pPr>
-        <w:pStyle w:val="ListBullet"/>
-        <w:spacing w:line="240" w:lineRule="auto"/>
-        <w:ind w:left="720"/>
-      </w:pPr>
-      <w:r>
-        <w:rPr>
-          <w:lang w:val="sw_KE" w:bidi="sw_KE"/>
-        </w:rPr>
-      </w:r>
-      <w:hyperlink r:id="rId18">
-        <w:r>
-          <w:rPr>
-            <w:lang w:val="sw_KE" w:bidi="sw_KE"/>
-          </w:rPr>
-          <w:rPr>
-            <w:color w:val="0000EE"/>
-            <w:u w:val="single"/>
-          </w:rPr>
-          <w:t>Yoeli 2:3</w:t>
-        </w:r>
-      </w:hyperlink>
+      <w:r>
+        <w:rPr>
+          <w:lang w:val="sw_KE" w:bidi="sw_KE"/>
+        </w:rPr>
+        <w:t>Ezekieli 28:11–13</w:t>
+      </w:r>
+    </w:p>
+    <w:p>
+      <w:pPr>
+        <w:pStyle w:val="ListBullet"/>
+        <w:spacing w:line="240" w:lineRule="auto"/>
+        <w:ind w:left="720"/>
+      </w:pPr>
+      <w:r>
+        <w:rPr>
+          <w:lang w:val="sw_KE" w:bidi="sw_KE"/>
+        </w:rPr>
+      </w:r>
+      <w:r>
+        <w:rPr>
+          <w:lang w:val="sw_KE" w:bidi="sw_KE"/>
+        </w:rPr>
+        <w:t>Mwanzo 2:7–8</w:t>
+      </w:r>
+    </w:p>
+    <w:p>
+      <w:pPr>
+        <w:pStyle w:val="ListBullet"/>
+        <w:spacing w:line="240" w:lineRule="auto"/>
+        <w:ind w:left="720"/>
+      </w:pPr>
+      <w:r>
+        <w:rPr>
+          <w:lang w:val="sw_KE" w:bidi="sw_KE"/>
+        </w:rPr>
+      </w:r>
+      <w:r>
+        <w:rPr>
+          <w:lang w:val="sw_KE" w:bidi="sw_KE"/>
+        </w:rPr>
+        <w:t>Mwanzo 2:10</w:t>
+      </w:r>
+    </w:p>
+    <w:p>
+      <w:pPr>
+        <w:pStyle w:val="ListBullet"/>
+        <w:spacing w:line="240" w:lineRule="auto"/>
+        <w:ind w:left="720"/>
+      </w:pPr>
+      <w:r>
+        <w:rPr>
+          <w:lang w:val="sw_KE" w:bidi="sw_KE"/>
+        </w:rPr>
+      </w:r>
+      <w:r>
+        <w:rPr>
+          <w:lang w:val="sw_KE" w:bidi="sw_KE"/>
+        </w:rPr>
+        <w:t>Mwanzo 2:15</w:t>
+      </w:r>
+    </w:p>
+    <w:p>
+      <w:pPr>
+        <w:pStyle w:val="ListBullet"/>
+        <w:spacing w:line="240" w:lineRule="auto"/>
+        <w:ind w:left="720"/>
+      </w:pPr>
+      <w:r>
+        <w:rPr>
+          <w:lang w:val="sw_KE" w:bidi="sw_KE"/>
+        </w:rPr>
+      </w:r>
+      <w:r>
+        <w:rPr>
+          <w:lang w:val="sw_KE" w:bidi="sw_KE"/>
+        </w:rPr>
+        <w:t>Mwanzo 4:16–17</w:t>
+      </w:r>
+    </w:p>
+    <w:p>
+      <w:pPr>
+        <w:pStyle w:val="ListBullet"/>
+        <w:spacing w:line="240" w:lineRule="auto"/>
+        <w:ind w:left="720"/>
+      </w:pPr>
+      <w:r>
+        <w:rPr>
+          <w:lang w:val="sw_KE" w:bidi="sw_KE"/>
+        </w:rPr>
+      </w:r>
+      <w:r>
+        <w:rPr>
+          <w:lang w:val="sw_KE" w:bidi="sw_KE"/>
+        </w:rPr>
+        <w:t>Yoeli 2:3</w:t>
+      </w:r>
     </w:p>
     <w:p>
       <w:pPr>
@@ -784,127 +748,91 @@
           <w:lang w:val="sw_KE" w:bidi="sw_KE"/>
         </w:rPr>
       </w:r>
-      <w:hyperlink r:id="rId19">
-        <w:r>
-          <w:rPr>
-            <w:lang w:val="sw_KE" w:bidi="sw_KE"/>
-          </w:rPr>
-          <w:rPr>
-            <w:color w:val="0000EE"/>
-            <w:u w:val="single"/>
-          </w:rPr>
-          <w:t>Mwanzo 25:30</w:t>
-        </w:r>
-      </w:hyperlink>
-    </w:p>
-    <w:p>
-      <w:pPr>
-        <w:pStyle w:val="ListBullet"/>
-        <w:spacing w:line="240" w:lineRule="auto"/>
-        <w:ind w:left="720"/>
-      </w:pPr>
-      <w:r>
-        <w:rPr>
-          <w:lang w:val="sw_KE" w:bidi="sw_KE"/>
-        </w:rPr>
-      </w:r>
-      <w:hyperlink r:id="rId20">
-        <w:r>
-          <w:rPr>
-            <w:lang w:val="sw_KE" w:bidi="sw_KE"/>
-          </w:rPr>
-          <w:rPr>
-            <w:color w:val="0000EE"/>
-            <w:u w:val="single"/>
-          </w:rPr>
-          <w:t>Mwanzo 32:3</w:t>
-        </w:r>
-      </w:hyperlink>
-    </w:p>
-    <w:p>
-      <w:pPr>
-        <w:pStyle w:val="ListBullet"/>
-        <w:spacing w:line="240" w:lineRule="auto"/>
-        <w:ind w:left="720"/>
-      </w:pPr>
-      <w:r>
-        <w:rPr>
-          <w:lang w:val="sw_KE" w:bidi="sw_KE"/>
-        </w:rPr>
-      </w:r>
-      <w:hyperlink r:id="rId21">
-        <w:r>
-          <w:rPr>
-            <w:lang w:val="sw_KE" w:bidi="sw_KE"/>
-          </w:rPr>
-          <w:rPr>
-            <w:color w:val="0000EE"/>
-            <w:u w:val="single"/>
-          </w:rPr>
-          <w:t>Mwanzo 36:1</w:t>
-        </w:r>
-      </w:hyperlink>
-    </w:p>
-    <w:p>
-      <w:pPr>
-        <w:pStyle w:val="ListBullet"/>
-        <w:spacing w:line="240" w:lineRule="auto"/>
-        <w:ind w:left="720"/>
-      </w:pPr>
-      <w:r>
-        <w:rPr>
-          <w:lang w:val="sw_KE" w:bidi="sw_KE"/>
-        </w:rPr>
+      <w:r>
+        <w:rPr>
+          <w:lang w:val="sw_KE" w:bidi="sw_KE"/>
+        </w:rPr>
+        <w:t>Mwanzo 25:30</w:t>
+      </w:r>
+    </w:p>
+    <w:p>
+      <w:pPr>
+        <w:pStyle w:val="ListBullet"/>
+        <w:spacing w:line="240" w:lineRule="auto"/>
+        <w:ind w:left="720"/>
+      </w:pPr>
+      <w:r>
+        <w:rPr>
+          <w:lang w:val="sw_KE" w:bidi="sw_KE"/>
+        </w:rPr>
+      </w:r>
+      <w:r>
+        <w:rPr>
+          <w:lang w:val="sw_KE" w:bidi="sw_KE"/>
+        </w:rPr>
+        <w:t>Mwanzo 32:3</w:t>
+      </w:r>
+    </w:p>
+    <w:p>
+      <w:pPr>
+        <w:pStyle w:val="ListBullet"/>
+        <w:spacing w:line="240" w:lineRule="auto"/>
+        <w:ind w:left="720"/>
+      </w:pPr>
+      <w:r>
+        <w:rPr>
+          <w:lang w:val="sw_KE" w:bidi="sw_KE"/>
+        </w:rPr>
+      </w:r>
+      <w:r>
+        <w:rPr>
+          <w:lang w:val="sw_KE" w:bidi="sw_KE"/>
+        </w:rPr>
+        <w:t>Mwanzo 36:1</w:t>
+      </w:r>
+    </w:p>
+    <w:p>
+      <w:pPr>
+        <w:pStyle w:val="ListBullet"/>
+        <w:spacing w:line="240" w:lineRule="auto"/>
+        <w:ind w:left="720"/>
+      </w:pPr>
+      <w:r>
+        <w:rPr>
+          <w:lang w:val="sw_KE" w:bidi="sw_KE"/>
+        </w:rPr>
+      </w:r>
+      <w:r>
+        <w:rPr>
+          <w:lang w:val="sw_KE" w:bidi="sw_KE"/>
+        </w:rPr>
+        <w:t>Isaya 11:14–15</w:t>
         <w:br/>
       </w:r>
-      <w:hyperlink r:id="rId22">
-        <w:r>
-          <w:rPr>
-            <w:lang w:val="sw_KE" w:bidi="sw_KE"/>
-          </w:rPr>
-          <w:rPr>
-            <w:color w:val="0000EE"/>
-            <w:u w:val="single"/>
-          </w:rPr>
-          <w:t>Isaya 11:14–15</w:t>
-        </w:r>
-      </w:hyperlink>
-      <w:hyperlink r:id="rId23">
-        <w:r>
-          <w:rPr>
-            <w:lang w:val="sw_KE" w:bidi="sw_KE"/>
-          </w:rPr>
-          <w:rPr>
-            <w:color w:val="0000EE"/>
-            <w:u w:val="single"/>
-          </w:rPr>
-          <w:t>Yoshua 11:16–17</w:t>
-        </w:r>
-      </w:hyperlink>
-    </w:p>
-    <w:p>
-      <w:pPr>
-        <w:pStyle w:val="ListBullet"/>
-        <w:spacing w:line="240" w:lineRule="auto"/>
-        <w:ind w:left="720"/>
-      </w:pPr>
-      <w:r>
-        <w:rPr>
-          <w:lang w:val="sw_KE" w:bidi="sw_KE"/>
-        </w:rPr>
-      </w:r>
-      <w:hyperlink r:id="rId24">
-        <w:r>
-          <w:rPr>
-            <w:lang w:val="sw_KE" w:bidi="sw_KE"/>
-          </w:rPr>
-          <w:rPr>
-            <w:color w:val="0000EE"/>
-            <w:u w:val="single"/>
-          </w:rPr>
-          <w:t>Obadia 1:2</w:t>
-        </w:r>
-      </w:hyperlink>
+      <w:r>
+        <w:rPr>
+          <w:lang w:val="sw_KE" w:bidi="sw_KE"/>
+        </w:rPr>
+        <w:t>Yoshua 11:16–17</w:t>
+      </w:r>
+    </w:p>
+    <w:p>
+      <w:pPr>
+        <w:pStyle w:val="ListBullet"/>
+        <w:spacing w:line="240" w:lineRule="auto"/>
+        <w:ind w:left="720"/>
+      </w:pPr>
+      <w:r>
+        <w:rPr>
+          <w:lang w:val="sw_KE" w:bidi="sw_KE"/>
+        </w:rPr>
+      </w:r>
+      <w:r>
+        <w:rPr>
+          <w:lang w:val="sw_KE" w:bidi="sw_KE"/>
+        </w:rPr>
+        <w:t>Obadia 1:2</w:t>
+      </w:r>
     </w:p>
     <w:p>
       <w:pPr>
@@ -1170,114 +1098,84 @@
           <w:lang w:val="sw_KE" w:bidi="sw_KE"/>
         </w:rPr>
       </w:r>
-      <w:hyperlink r:id="rId25">
-        <w:r>
-          <w:rPr>
-            <w:lang w:val="sw_KE" w:bidi="sw_KE"/>
-          </w:rPr>
-          <w:rPr>
-            <w:color w:val="0000EE"/>
-            <w:u w:val="single"/>
-          </w:rPr>
-          <w:t>1 Wakorintho 15:32</w:t>
-        </w:r>
-      </w:hyperlink>
-    </w:p>
-    <w:p>
-      <w:pPr>
-        <w:pStyle w:val="ListBullet"/>
-        <w:spacing w:line="240" w:lineRule="auto"/>
-        <w:ind w:left="720"/>
-      </w:pPr>
-      <w:r>
-        <w:rPr>
-          <w:lang w:val="sw_KE" w:bidi="sw_KE"/>
-        </w:rPr>
-      </w:r>
-      <w:hyperlink r:id="rId26">
-        <w:r>
-          <w:rPr>
-            <w:lang w:val="sw_KE" w:bidi="sw_KE"/>
-          </w:rPr>
-          <w:rPr>
-            <w:color w:val="0000EE"/>
-            <w:u w:val="single"/>
-          </w:rPr>
-          <w:t>1 Timotheo 1:3</w:t>
-        </w:r>
-      </w:hyperlink>
-    </w:p>
-    <w:p>
-      <w:pPr>
-        <w:pStyle w:val="ListBullet"/>
-        <w:spacing w:line="240" w:lineRule="auto"/>
-        <w:ind w:left="720"/>
-      </w:pPr>
-      <w:r>
-        <w:rPr>
-          <w:lang w:val="sw_KE" w:bidi="sw_KE"/>
-        </w:rPr>
-      </w:r>
-      <w:hyperlink r:id="rId27">
-        <w:r>
-          <w:rPr>
-            <w:lang w:val="sw_KE" w:bidi="sw_KE"/>
-          </w:rPr>
-          <w:rPr>
-            <w:color w:val="0000EE"/>
-            <w:u w:val="single"/>
-          </w:rPr>
-          <w:t>2 Timotheo 4:11–13</w:t>
-        </w:r>
-      </w:hyperlink>
-    </w:p>
-    <w:p>
-      <w:pPr>
-        <w:pStyle w:val="ListBullet"/>
-        <w:spacing w:line="240" w:lineRule="auto"/>
-        <w:ind w:left="720"/>
-      </w:pPr>
-      <w:r>
-        <w:rPr>
-          <w:lang w:val="sw_KE" w:bidi="sw_KE"/>
-        </w:rPr>
-      </w:r>
-      <w:hyperlink r:id="rId28">
-        <w:r>
-          <w:rPr>
-            <w:lang w:val="sw_KE" w:bidi="sw_KE"/>
-          </w:rPr>
-          <w:rPr>
-            <w:color w:val="0000EE"/>
-            <w:u w:val="single"/>
-          </w:rPr>
-          <w:t>Matendo 19:1</w:t>
-        </w:r>
-      </w:hyperlink>
-    </w:p>
-    <w:p>
-      <w:pPr>
-        <w:pStyle w:val="ListBullet"/>
-        <w:spacing w:line="240" w:lineRule="auto"/>
-        <w:ind w:left="720"/>
-      </w:pPr>
-      <w:r>
-        <w:rPr>
-          <w:lang w:val="sw_KE" w:bidi="sw_KE"/>
-        </w:rPr>
-      </w:r>
-      <w:hyperlink r:id="rId29">
-        <w:r>
-          <w:rPr>
-            <w:lang w:val="sw_KE" w:bidi="sw_KE"/>
-          </w:rPr>
-          <w:rPr>
-            <w:color w:val="0000EE"/>
-            <w:u w:val="single"/>
-          </w:rPr>
-          <w:t>Waefeso 1:1</w:t>
-        </w:r>
-      </w:hyperlink>
+      <w:r>
+        <w:rPr>
+          <w:lang w:val="sw_KE" w:bidi="sw_KE"/>
+        </w:rPr>
+        <w:t>1 Wakorintho 15:32</w:t>
+      </w:r>
+    </w:p>
+    <w:p>
+      <w:pPr>
+        <w:pStyle w:val="ListBullet"/>
+        <w:spacing w:line="240" w:lineRule="auto"/>
+        <w:ind w:left="720"/>
+      </w:pPr>
+      <w:r>
+        <w:rPr>
+          <w:lang w:val="sw_KE" w:bidi="sw_KE"/>
+        </w:rPr>
+      </w:r>
+      <w:r>
+        <w:rPr>
+          <w:lang w:val="sw_KE" w:bidi="sw_KE"/>
+        </w:rPr>
+        <w:t>1 Timotheo 1:3</w:t>
+      </w:r>
+    </w:p>
+    <w:p>
+      <w:pPr>
+        <w:pStyle w:val="ListBullet"/>
+        <w:spacing w:line="240" w:lineRule="auto"/>
+        <w:ind w:left="720"/>
+      </w:pPr>
+      <w:r>
+        <w:rPr>
+          <w:lang w:val="sw_KE" w:bidi="sw_KE"/>
+        </w:rPr>
+      </w:r>
+      <w:r>
+        <w:rPr>
+          <w:lang w:val="sw_KE" w:bidi="sw_KE"/>
+        </w:rPr>
+        <w:t>2 Timotheo 4:11–13</w:t>
+      </w:r>
+    </w:p>
+    <w:p>
+      <w:pPr>
+        <w:pStyle w:val="ListBullet"/>
+        <w:spacing w:line="240" w:lineRule="auto"/>
+        <w:ind w:left="720"/>
+      </w:pPr>
+      <w:r>
+        <w:rPr>
+          <w:lang w:val="sw_KE" w:bidi="sw_KE"/>
+        </w:rPr>
+      </w:r>
+      <w:r>
+        <w:rPr>
+          <w:lang w:val="sw_KE" w:bidi="sw_KE"/>
+        </w:rPr>
+        <w:t>Matendo 19:1</w:t>
+      </w:r>
+    </w:p>
+    <w:p>
+      <w:pPr>
+        <w:pStyle w:val="ListBullet"/>
+        <w:spacing w:line="240" w:lineRule="auto"/>
+        <w:ind w:left="720"/>
+      </w:pPr>
+      <w:r>
+        <w:rPr>
+          <w:lang w:val="sw_KE" w:bidi="sw_KE"/>
+        </w:rPr>
+      </w:r>
+      <w:r>
+        <w:rPr>
+          <w:lang w:val="sw_KE" w:bidi="sw_KE"/>
+        </w:rPr>
+        <w:t>Waefeso 1:1</w:t>
+      </w:r>
     </w:p>
     <w:p>
       <w:pPr>
@@ -1487,114 +1385,84 @@
           <w:lang w:val="sw_KE" w:bidi="sw_KE"/>
         </w:rPr>
       </w:r>
-      <w:hyperlink r:id="rId30">
-        <w:r>
-          <w:rPr>
-            <w:lang w:val="sw_KE" w:bidi="sw_KE"/>
-          </w:rPr>
-          <w:rPr>
-            <w:color w:val="0000EE"/>
-            <w:u w:val="single"/>
-          </w:rPr>
-          <w:t>1 Samweli 2:18–19</w:t>
-        </w:r>
-      </w:hyperlink>
-    </w:p>
-    <w:p>
-      <w:pPr>
-        <w:pStyle w:val="ListBullet"/>
-        <w:spacing w:line="240" w:lineRule="auto"/>
-        <w:ind w:left="720"/>
-      </w:pPr>
-      <w:r>
-        <w:rPr>
-          <w:lang w:val="sw_KE" w:bidi="sw_KE"/>
-        </w:rPr>
-      </w:r>
-      <w:hyperlink r:id="rId31">
-        <w:r>
-          <w:rPr>
-            <w:lang w:val="sw_KE" w:bidi="sw_KE"/>
-          </w:rPr>
-          <w:rPr>
-            <w:color w:val="0000EE"/>
-            <w:u w:val="single"/>
-          </w:rPr>
-          <w:t>Kutoka 28:4–5</w:t>
-        </w:r>
-      </w:hyperlink>
-    </w:p>
-    <w:p>
-      <w:pPr>
-        <w:pStyle w:val="ListBullet"/>
-        <w:spacing w:line="240" w:lineRule="auto"/>
-        <w:ind w:left="720"/>
-      </w:pPr>
-      <w:r>
-        <w:rPr>
-          <w:lang w:val="sw_KE" w:bidi="sw_KE"/>
-        </w:rPr>
-      </w:r>
-      <w:hyperlink r:id="rId32">
-        <w:r>
-          <w:rPr>
-            <w:lang w:val="sw_KE" w:bidi="sw_KE"/>
-          </w:rPr>
-          <w:rPr>
-            <w:color w:val="0000EE"/>
-            <w:u w:val="single"/>
-          </w:rPr>
-          <w:t>Hosea 3:4</w:t>
-        </w:r>
-      </w:hyperlink>
-    </w:p>
-    <w:p>
-      <w:pPr>
-        <w:pStyle w:val="ListBullet"/>
-        <w:spacing w:line="240" w:lineRule="auto"/>
-        <w:ind w:left="720"/>
-      </w:pPr>
-      <w:r>
-        <w:rPr>
-          <w:lang w:val="sw_KE" w:bidi="sw_KE"/>
-        </w:rPr>
-      </w:r>
-      <w:hyperlink r:id="rId33">
-        <w:r>
-          <w:rPr>
-            <w:lang w:val="sw_KE" w:bidi="sw_KE"/>
-          </w:rPr>
-          <w:rPr>
-            <w:color w:val="0000EE"/>
-            <w:u w:val="single"/>
-          </w:rPr>
-          <w:t>Waamuzi 8:27</w:t>
-        </w:r>
-      </w:hyperlink>
-    </w:p>
-    <w:p>
-      <w:pPr>
-        <w:pStyle w:val="ListBullet"/>
-        <w:spacing w:line="240" w:lineRule="auto"/>
-        <w:ind w:left="720"/>
-      </w:pPr>
-      <w:r>
-        <w:rPr>
-          <w:lang w:val="sw_KE" w:bidi="sw_KE"/>
-        </w:rPr>
-      </w:r>
-      <w:hyperlink r:id="rId34">
-        <w:r>
-          <w:rPr>
-            <w:lang w:val="sw_KE" w:bidi="sw_KE"/>
-          </w:rPr>
-          <w:rPr>
-            <w:color w:val="0000EE"/>
-            <w:u w:val="single"/>
-          </w:rPr>
-          <w:t>Kitabu cha Walawi 8:7</w:t>
-        </w:r>
-      </w:hyperlink>
+      <w:r>
+        <w:rPr>
+          <w:lang w:val="sw_KE" w:bidi="sw_KE"/>
+        </w:rPr>
+        <w:t>1 Samweli 2:18–19</w:t>
+      </w:r>
+    </w:p>
+    <w:p>
+      <w:pPr>
+        <w:pStyle w:val="ListBullet"/>
+        <w:spacing w:line="240" w:lineRule="auto"/>
+        <w:ind w:left="720"/>
+      </w:pPr>
+      <w:r>
+        <w:rPr>
+          <w:lang w:val="sw_KE" w:bidi="sw_KE"/>
+        </w:rPr>
+      </w:r>
+      <w:r>
+        <w:rPr>
+          <w:lang w:val="sw_KE" w:bidi="sw_KE"/>
+        </w:rPr>
+        <w:t>Kutoka 28:4–5</w:t>
+      </w:r>
+    </w:p>
+    <w:p>
+      <w:pPr>
+        <w:pStyle w:val="ListBullet"/>
+        <w:spacing w:line="240" w:lineRule="auto"/>
+        <w:ind w:left="720"/>
+      </w:pPr>
+      <w:r>
+        <w:rPr>
+          <w:lang w:val="sw_KE" w:bidi="sw_KE"/>
+        </w:rPr>
+      </w:r>
+      <w:r>
+        <w:rPr>
+          <w:lang w:val="sw_KE" w:bidi="sw_KE"/>
+        </w:rPr>
+        <w:t>Hosea 3:4</w:t>
+      </w:r>
+    </w:p>
+    <w:p>
+      <w:pPr>
+        <w:pStyle w:val="ListBullet"/>
+        <w:spacing w:line="240" w:lineRule="auto"/>
+        <w:ind w:left="720"/>
+      </w:pPr>
+      <w:r>
+        <w:rPr>
+          <w:lang w:val="sw_KE" w:bidi="sw_KE"/>
+        </w:rPr>
+      </w:r>
+      <w:r>
+        <w:rPr>
+          <w:lang w:val="sw_KE" w:bidi="sw_KE"/>
+        </w:rPr>
+        <w:t>Waamuzi 8:27</w:t>
+      </w:r>
+    </w:p>
+    <w:p>
+      <w:pPr>
+        <w:pStyle w:val="ListBullet"/>
+        <w:spacing w:line="240" w:lineRule="auto"/>
+        <w:ind w:left="720"/>
+      </w:pPr>
+      <w:r>
+        <w:rPr>
+          <w:lang w:val="sw_KE" w:bidi="sw_KE"/>
+        </w:rPr>
+      </w:r>
+      <w:r>
+        <w:rPr>
+          <w:lang w:val="sw_KE" w:bidi="sw_KE"/>
+        </w:rPr>
+        <w:t>Kitabu cha Walawi 8:7</w:t>
+      </w:r>
     </w:p>
     <w:p>
       <w:pPr>
@@ -1836,138 +1704,102 @@
           <w:lang w:val="sw_KE" w:bidi="sw_KE"/>
         </w:rPr>
       </w:r>
-      <w:hyperlink r:id="rId35">
-        <w:r>
-          <w:rPr>
-            <w:lang w:val="sw_KE" w:bidi="sw_KE"/>
-          </w:rPr>
-          <w:rPr>
-            <w:color w:val="0000EE"/>
-            <w:u w:val="single"/>
-          </w:rPr>
-          <w:t>1 Mambo ya Nyakati 6:66–69</w:t>
-        </w:r>
-      </w:hyperlink>
-    </w:p>
-    <w:p>
-      <w:pPr>
-        <w:pStyle w:val="ListBullet"/>
-        <w:spacing w:line="240" w:lineRule="auto"/>
-        <w:ind w:left="720"/>
-      </w:pPr>
-      <w:r>
-        <w:rPr>
-          <w:lang w:val="sw_KE" w:bidi="sw_KE"/>
-        </w:rPr>
-      </w:r>
-      <w:hyperlink r:id="rId36">
-        <w:r>
-          <w:rPr>
-            <w:lang w:val="sw_KE" w:bidi="sw_KE"/>
-          </w:rPr>
-          <w:rPr>
-            <w:color w:val="0000EE"/>
-            <w:u w:val="single"/>
-          </w:rPr>
-          <w:t>2 Mambo ya Nyakati 13:4–5</w:t>
-        </w:r>
-      </w:hyperlink>
-    </w:p>
-    <w:p>
-      <w:pPr>
-        <w:pStyle w:val="ListBullet"/>
-        <w:spacing w:line="240" w:lineRule="auto"/>
-        <w:ind w:left="720"/>
-      </w:pPr>
-      <w:r>
-        <w:rPr>
-          <w:lang w:val="sw_KE" w:bidi="sw_KE"/>
-        </w:rPr>
-      </w:r>
-      <w:hyperlink r:id="rId37">
-        <w:r>
-          <w:rPr>
-            <w:lang w:val="sw_KE" w:bidi="sw_KE"/>
-          </w:rPr>
-          <w:rPr>
-            <w:color w:val="0000EE"/>
-            <w:u w:val="single"/>
-          </w:rPr>
-          <w:t>Ezekieli 37:16</w:t>
-        </w:r>
-      </w:hyperlink>
-    </w:p>
-    <w:p>
-      <w:pPr>
-        <w:pStyle w:val="ListBullet"/>
-        <w:spacing w:line="240" w:lineRule="auto"/>
-        <w:ind w:left="720"/>
-      </w:pPr>
-      <w:r>
-        <w:rPr>
-          <w:lang w:val="sw_KE" w:bidi="sw_KE"/>
-        </w:rPr>
-      </w:r>
-      <w:hyperlink r:id="rId38">
-        <w:r>
-          <w:rPr>
-            <w:lang w:val="sw_KE" w:bidi="sw_KE"/>
-          </w:rPr>
-          <w:rPr>
-            <w:color w:val="0000EE"/>
-            <w:u w:val="single"/>
-          </w:rPr>
-          <w:t>Mwanzo 41:52</w:t>
-        </w:r>
-      </w:hyperlink>
-    </w:p>
-    <w:p>
-      <w:pPr>
-        <w:pStyle w:val="ListBullet"/>
-        <w:spacing w:line="240" w:lineRule="auto"/>
-        <w:ind w:left="720"/>
-      </w:pPr>
-      <w:r>
-        <w:rPr>
-          <w:lang w:val="sw_KE" w:bidi="sw_KE"/>
-        </w:rPr>
-      </w:r>
-      <w:hyperlink r:id="rId39">
-        <w:r>
-          <w:rPr>
-            <w:lang w:val="sw_KE" w:bidi="sw_KE"/>
-          </w:rPr>
-          <w:rPr>
-            <w:color w:val="0000EE"/>
-            <w:u w:val="single"/>
-          </w:rPr>
-          <w:t>Mwanzo 48:1–2</w:t>
-        </w:r>
-      </w:hyperlink>
-    </w:p>
-    <w:p>
-      <w:pPr>
-        <w:pStyle w:val="ListBullet"/>
-        <w:spacing w:line="240" w:lineRule="auto"/>
-        <w:ind w:left="720"/>
-      </w:pPr>
-      <w:r>
-        <w:rPr>
-          <w:lang w:val="sw_KE" w:bidi="sw_KE"/>
-        </w:rPr>
-      </w:r>
-      <w:hyperlink r:id="rId40">
-        <w:r>
-          <w:rPr>
-            <w:lang w:val="sw_KE" w:bidi="sw_KE"/>
-          </w:rPr>
-          <w:rPr>
-            <w:color w:val="0000EE"/>
-            <w:u w:val="single"/>
-          </w:rPr>
-          <w:t>Yohana 11:54</w:t>
-        </w:r>
-      </w:hyperlink>
+      <w:r>
+        <w:rPr>
+          <w:lang w:val="sw_KE" w:bidi="sw_KE"/>
+        </w:rPr>
+        <w:t>1 Mambo ya Nyakati 6:66–69</w:t>
+      </w:r>
+    </w:p>
+    <w:p>
+      <w:pPr>
+        <w:pStyle w:val="ListBullet"/>
+        <w:spacing w:line="240" w:lineRule="auto"/>
+        <w:ind w:left="720"/>
+      </w:pPr>
+      <w:r>
+        <w:rPr>
+          <w:lang w:val="sw_KE" w:bidi="sw_KE"/>
+        </w:rPr>
+      </w:r>
+      <w:r>
+        <w:rPr>
+          <w:lang w:val="sw_KE" w:bidi="sw_KE"/>
+        </w:rPr>
+        <w:t>2 Mambo ya Nyakati 13:4–5</w:t>
+      </w:r>
+    </w:p>
+    <w:p>
+      <w:pPr>
+        <w:pStyle w:val="ListBullet"/>
+        <w:spacing w:line="240" w:lineRule="auto"/>
+        <w:ind w:left="720"/>
+      </w:pPr>
+      <w:r>
+        <w:rPr>
+          <w:lang w:val="sw_KE" w:bidi="sw_KE"/>
+        </w:rPr>
+      </w:r>
+      <w:r>
+        <w:rPr>
+          <w:lang w:val="sw_KE" w:bidi="sw_KE"/>
+        </w:rPr>
+        <w:t>Ezekieli 37:16</w:t>
+      </w:r>
+    </w:p>
+    <w:p>
+      <w:pPr>
+        <w:pStyle w:val="ListBullet"/>
+        <w:spacing w:line="240" w:lineRule="auto"/>
+        <w:ind w:left="720"/>
+      </w:pPr>
+      <w:r>
+        <w:rPr>
+          <w:lang w:val="sw_KE" w:bidi="sw_KE"/>
+        </w:rPr>
+      </w:r>
+      <w:r>
+        <w:rPr>
+          <w:lang w:val="sw_KE" w:bidi="sw_KE"/>
+        </w:rPr>
+        <w:t>Mwanzo 41:52</w:t>
+      </w:r>
+    </w:p>
+    <w:p>
+      <w:pPr>
+        <w:pStyle w:val="ListBullet"/>
+        <w:spacing w:line="240" w:lineRule="auto"/>
+        <w:ind w:left="720"/>
+      </w:pPr>
+      <w:r>
+        <w:rPr>
+          <w:lang w:val="sw_KE" w:bidi="sw_KE"/>
+        </w:rPr>
+      </w:r>
+      <w:r>
+        <w:rPr>
+          <w:lang w:val="sw_KE" w:bidi="sw_KE"/>
+        </w:rPr>
+        <w:t>Mwanzo 48:1–2</w:t>
+      </w:r>
+    </w:p>
+    <w:p>
+      <w:pPr>
+        <w:pStyle w:val="ListBullet"/>
+        <w:spacing w:line="240" w:lineRule="auto"/>
+        <w:ind w:left="720"/>
+      </w:pPr>
+      <w:r>
+        <w:rPr>
+          <w:lang w:val="sw_KE" w:bidi="sw_KE"/>
+        </w:rPr>
+      </w:r>
+      <w:r>
+        <w:rPr>
+          <w:lang w:val="sw_KE" w:bidi="sw_KE"/>
+        </w:rPr>
+        <w:t>Yohana 11:54</w:t>
+      </w:r>
     </w:p>
     <w:p>
       <w:pPr>
@@ -2504,90 +2336,66 @@
           <w:lang w:val="sw_KE" w:bidi="sw_KE"/>
         </w:rPr>
       </w:r>
-      <w:hyperlink r:id="rId41">
-        <w:r>
-          <w:rPr>
-            <w:lang w:val="sw_KE" w:bidi="sw_KE"/>
-          </w:rPr>
-          <w:rPr>
-            <w:color w:val="0000EE"/>
-            <w:u w:val="single"/>
-          </w:rPr>
-          <w:t>1 Samweli 5:10</w:t>
-        </w:r>
-      </w:hyperlink>
-    </w:p>
-    <w:p>
-      <w:pPr>
-        <w:pStyle w:val="ListBullet"/>
-        <w:spacing w:line="240" w:lineRule="auto"/>
-        <w:ind w:left="720"/>
-      </w:pPr>
-      <w:r>
-        <w:rPr>
-          <w:lang w:val="sw_KE" w:bidi="sw_KE"/>
-        </w:rPr>
-      </w:r>
-      <w:hyperlink r:id="rId42">
-        <w:r>
-          <w:rPr>
-            <w:lang w:val="sw_KE" w:bidi="sw_KE"/>
-          </w:rPr>
-          <w:rPr>
-            <w:color w:val="0000EE"/>
-            <w:u w:val="single"/>
-          </w:rPr>
-          <w:t>Yoshua 13:2–3</w:t>
-        </w:r>
-      </w:hyperlink>
-    </w:p>
-    <w:p>
-      <w:pPr>
-        <w:pStyle w:val="ListBullet"/>
-        <w:spacing w:line="240" w:lineRule="auto"/>
-        <w:ind w:left="720"/>
-      </w:pPr>
-      <w:r>
-        <w:rPr>
-          <w:lang w:val="sw_KE" w:bidi="sw_KE"/>
-        </w:rPr>
-      </w:r>
-      <w:hyperlink r:id="rId43">
-        <w:r>
-          <w:rPr>
-            <w:lang w:val="sw_KE" w:bidi="sw_KE"/>
-          </w:rPr>
-          <w:rPr>
-            <w:color w:val="0000EE"/>
-            <w:u w:val="single"/>
-          </w:rPr>
-          <w:t>Waamuzi 1:18–19</w:t>
-        </w:r>
-      </w:hyperlink>
-    </w:p>
-    <w:p>
-      <w:pPr>
-        <w:pStyle w:val="ListBullet"/>
-        <w:spacing w:line="240" w:lineRule="auto"/>
-        <w:ind w:left="720"/>
-      </w:pPr>
-      <w:r>
-        <w:rPr>
-          <w:lang w:val="sw_KE" w:bidi="sw_KE"/>
-        </w:rPr>
-      </w:r>
-      <w:hyperlink r:id="rId44">
-        <w:r>
-          <w:rPr>
-            <w:lang w:val="sw_KE" w:bidi="sw_KE"/>
-          </w:rPr>
-          <w:rPr>
-            <w:color w:val="0000EE"/>
-            <w:u w:val="single"/>
-          </w:rPr>
-          <w:t>Zekaria 9:5</w:t>
-        </w:r>
-      </w:hyperlink>
+      <w:r>
+        <w:rPr>
+          <w:lang w:val="sw_KE" w:bidi="sw_KE"/>
+        </w:rPr>
+        <w:t>1 Samweli 5:10</w:t>
+      </w:r>
+    </w:p>
+    <w:p>
+      <w:pPr>
+        <w:pStyle w:val="ListBullet"/>
+        <w:spacing w:line="240" w:lineRule="auto"/>
+        <w:ind w:left="720"/>
+      </w:pPr>
+      <w:r>
+        <w:rPr>
+          <w:lang w:val="sw_KE" w:bidi="sw_KE"/>
+        </w:rPr>
+      </w:r>
+      <w:r>
+        <w:rPr>
+          <w:lang w:val="sw_KE" w:bidi="sw_KE"/>
+        </w:rPr>
+        <w:t>Yoshua 13:2–3</w:t>
+      </w:r>
+    </w:p>
+    <w:p>
+      <w:pPr>
+        <w:pStyle w:val="ListBullet"/>
+        <w:spacing w:line="240" w:lineRule="auto"/>
+        <w:ind w:left="720"/>
+      </w:pPr>
+      <w:r>
+        <w:rPr>
+          <w:lang w:val="sw_KE" w:bidi="sw_KE"/>
+        </w:rPr>
+      </w:r>
+      <w:r>
+        <w:rPr>
+          <w:lang w:val="sw_KE" w:bidi="sw_KE"/>
+        </w:rPr>
+        <w:t>Waamuzi 1:18–19</w:t>
+      </w:r>
+    </w:p>
+    <w:p>
+      <w:pPr>
+        <w:pStyle w:val="ListBullet"/>
+        <w:spacing w:line="240" w:lineRule="auto"/>
+        <w:ind w:left="720"/>
+      </w:pPr>
+      <w:r>
+        <w:rPr>
+          <w:lang w:val="sw_KE" w:bidi="sw_KE"/>
+        </w:rPr>
+      </w:r>
+      <w:r>
+        <w:rPr>
+          <w:lang w:val="sw_KE" w:bidi="sw_KE"/>
+        </w:rPr>
+        <w:t>Zekaria 9:5</w:t>
+      </w:r>
     </w:p>
     <w:p>
       <w:pPr>
@@ -2787,90 +2595,66 @@
           <w:lang w:val="sw_KE" w:bidi="sw_KE"/>
         </w:rPr>
       </w:r>
-      <w:hyperlink r:id="rId45">
-        <w:r>
-          <w:rPr>
-            <w:lang w:val="sw_KE" w:bidi="sw_KE"/>
-          </w:rPr>
-          <w:rPr>
-            <w:color w:val="0000EE"/>
-            <w:u w:val="single"/>
-          </w:rPr>
-          <w:t>1 Mambo ya Nyakati 1:17–19</w:t>
-        </w:r>
-      </w:hyperlink>
-    </w:p>
-    <w:p>
-      <w:pPr>
-        <w:pStyle w:val="ListBullet"/>
-        <w:spacing w:line="240" w:lineRule="auto"/>
-        <w:ind w:left="720"/>
-      </w:pPr>
-      <w:r>
-        <w:rPr>
-          <w:lang w:val="sw_KE" w:bidi="sw_KE"/>
-        </w:rPr>
-      </w:r>
-      <w:hyperlink r:id="rId46">
-        <w:r>
-          <w:rPr>
-            <w:lang w:val="sw_KE" w:bidi="sw_KE"/>
-          </w:rPr>
-          <w:rPr>
-            <w:color w:val="0000EE"/>
-            <w:u w:val="single"/>
-          </w:rPr>
-          <w:t>Matendo 2:9</w:t>
-        </w:r>
-      </w:hyperlink>
-    </w:p>
-    <w:p>
-      <w:pPr>
-        <w:pStyle w:val="ListBullet"/>
-        <w:spacing w:line="240" w:lineRule="auto"/>
-        <w:ind w:left="720"/>
-      </w:pPr>
-      <w:r>
-        <w:rPr>
-          <w:lang w:val="sw_KE" w:bidi="sw_KE"/>
-        </w:rPr>
-      </w:r>
-      <w:hyperlink r:id="rId47">
-        <w:r>
-          <w:rPr>
-            <w:lang w:val="sw_KE" w:bidi="sw_KE"/>
-          </w:rPr>
-          <w:rPr>
-            <w:color w:val="0000EE"/>
-            <w:u w:val="single"/>
-          </w:rPr>
-          <w:t>Ezra 8:4–7</w:t>
-        </w:r>
-      </w:hyperlink>
-    </w:p>
-    <w:p>
-      <w:pPr>
-        <w:pStyle w:val="ListBullet"/>
-        <w:spacing w:line="240" w:lineRule="auto"/>
-        <w:ind w:left="720"/>
-      </w:pPr>
-      <w:r>
-        <w:rPr>
-          <w:lang w:val="sw_KE" w:bidi="sw_KE"/>
-        </w:rPr>
-      </w:r>
-      <w:hyperlink r:id="rId48">
-        <w:r>
-          <w:rPr>
-            <w:lang w:val="sw_KE" w:bidi="sw_KE"/>
-          </w:rPr>
-          <w:rPr>
-            <w:color w:val="0000EE"/>
-            <w:u w:val="single"/>
-          </w:rPr>
-          <w:t>Isaya 22:6</w:t>
-        </w:r>
-      </w:hyperlink>
+      <w:r>
+        <w:rPr>
+          <w:lang w:val="sw_KE" w:bidi="sw_KE"/>
+        </w:rPr>
+        <w:t>1 Mambo ya Nyakati 1:17–19</w:t>
+      </w:r>
+    </w:p>
+    <w:p>
+      <w:pPr>
+        <w:pStyle w:val="ListBullet"/>
+        <w:spacing w:line="240" w:lineRule="auto"/>
+        <w:ind w:left="720"/>
+      </w:pPr>
+      <w:r>
+        <w:rPr>
+          <w:lang w:val="sw_KE" w:bidi="sw_KE"/>
+        </w:rPr>
+      </w:r>
+      <w:r>
+        <w:rPr>
+          <w:lang w:val="sw_KE" w:bidi="sw_KE"/>
+        </w:rPr>
+        <w:t>Matendo 2:9</w:t>
+      </w:r>
+    </w:p>
+    <w:p>
+      <w:pPr>
+        <w:pStyle w:val="ListBullet"/>
+        <w:spacing w:line="240" w:lineRule="auto"/>
+        <w:ind w:left="720"/>
+      </w:pPr>
+      <w:r>
+        <w:rPr>
+          <w:lang w:val="sw_KE" w:bidi="sw_KE"/>
+        </w:rPr>
+      </w:r>
+      <w:r>
+        <w:rPr>
+          <w:lang w:val="sw_KE" w:bidi="sw_KE"/>
+        </w:rPr>
+        <w:t>Ezra 8:4–7</w:t>
+      </w:r>
+    </w:p>
+    <w:p>
+      <w:pPr>
+        <w:pStyle w:val="ListBullet"/>
+        <w:spacing w:line="240" w:lineRule="auto"/>
+        <w:ind w:left="720"/>
+      </w:pPr>
+      <w:r>
+        <w:rPr>
+          <w:lang w:val="sw_KE" w:bidi="sw_KE"/>
+        </w:rPr>
+      </w:r>
+      <w:r>
+        <w:rPr>
+          <w:lang w:val="sw_KE" w:bidi="sw_KE"/>
+        </w:rPr>
+        <w:t>Isaya 22:6</w:t>
+      </w:r>
     </w:p>
     <w:p>
       <w:pPr>
@@ -3116,90 +2900,66 @@
           <w:lang w:val="sw_KE" w:bidi="sw_KE"/>
         </w:rPr>
       </w:r>
-      <w:hyperlink r:id="rId49">
-        <w:r>
-          <w:rPr>
-            <w:lang w:val="sw_KE" w:bidi="sw_KE"/>
-          </w:rPr>
-          <w:rPr>
-            <w:color w:val="0000EE"/>
-            <w:u w:val="single"/>
-          </w:rPr>
-          <w:t>1 Mambo ya Nyakati 24:3</w:t>
-        </w:r>
-      </w:hyperlink>
-    </w:p>
-    <w:p>
-      <w:pPr>
-        <w:pStyle w:val="ListBullet"/>
-        <w:spacing w:line="240" w:lineRule="auto"/>
-        <w:ind w:left="720"/>
-      </w:pPr>
-      <w:r>
-        <w:rPr>
-          <w:lang w:val="sw_KE" w:bidi="sw_KE"/>
-        </w:rPr>
-      </w:r>
-      <w:hyperlink r:id="rId50">
-        <w:r>
-          <w:rPr>
-            <w:lang w:val="sw_KE" w:bidi="sw_KE"/>
-          </w:rPr>
-          <w:rPr>
-            <w:color w:val="0000EE"/>
-            <w:u w:val="single"/>
-          </w:rPr>
-          <w:t>Waamuzi 20:27–28</w:t>
-        </w:r>
-      </w:hyperlink>
-    </w:p>
-    <w:p>
-      <w:pPr>
-        <w:pStyle w:val="ListBullet"/>
-        <w:spacing w:line="240" w:lineRule="auto"/>
-        <w:ind w:left="720"/>
-      </w:pPr>
-      <w:r>
-        <w:rPr>
-          <w:lang w:val="sw_KE" w:bidi="sw_KE"/>
-        </w:rPr>
-      </w:r>
-      <w:hyperlink r:id="rId51">
-        <w:r>
-          <w:rPr>
-            <w:lang w:val="sw_KE" w:bidi="sw_KE"/>
-          </w:rPr>
-          <w:rPr>
-            <w:color w:val="0000EE"/>
-            <w:u w:val="single"/>
-          </w:rPr>
-          <w:t>Hesabu 26:1–2</w:t>
-        </w:r>
-      </w:hyperlink>
-    </w:p>
-    <w:p>
-      <w:pPr>
-        <w:pStyle w:val="ListBullet"/>
-        <w:spacing w:line="240" w:lineRule="auto"/>
-        <w:ind w:left="720"/>
-      </w:pPr>
-      <w:r>
-        <w:rPr>
-          <w:lang w:val="sw_KE" w:bidi="sw_KE"/>
-        </w:rPr>
-      </w:r>
-      <w:hyperlink r:id="rId52">
-        <w:r>
-          <w:rPr>
-            <w:lang w:val="sw_KE" w:bidi="sw_KE"/>
-          </w:rPr>
-          <w:rPr>
-            <w:color w:val="0000EE"/>
-            <w:u w:val="single"/>
-          </w:rPr>
-          <w:t>Hesabu 34:16–18</w:t>
-        </w:r>
-      </w:hyperlink>
+      <w:r>
+        <w:rPr>
+          <w:lang w:val="sw_KE" w:bidi="sw_KE"/>
+        </w:rPr>
+        <w:t>1 Mambo ya Nyakati 24:3</w:t>
+      </w:r>
+    </w:p>
+    <w:p>
+      <w:pPr>
+        <w:pStyle w:val="ListBullet"/>
+        <w:spacing w:line="240" w:lineRule="auto"/>
+        <w:ind w:left="720"/>
+      </w:pPr>
+      <w:r>
+        <w:rPr>
+          <w:lang w:val="sw_KE" w:bidi="sw_KE"/>
+        </w:rPr>
+      </w:r>
+      <w:r>
+        <w:rPr>
+          <w:lang w:val="sw_KE" w:bidi="sw_KE"/>
+        </w:rPr>
+        <w:t>Waamuzi 20:27–28</w:t>
+      </w:r>
+    </w:p>
+    <w:p>
+      <w:pPr>
+        <w:pStyle w:val="ListBullet"/>
+        <w:spacing w:line="240" w:lineRule="auto"/>
+        <w:ind w:left="720"/>
+      </w:pPr>
+      <w:r>
+        <w:rPr>
+          <w:lang w:val="sw_KE" w:bidi="sw_KE"/>
+        </w:rPr>
+      </w:r>
+      <w:r>
+        <w:rPr>
+          <w:lang w:val="sw_KE" w:bidi="sw_KE"/>
+        </w:rPr>
+        <w:t>Hesabu 26:1–2</w:t>
+      </w:r>
+    </w:p>
+    <w:p>
+      <w:pPr>
+        <w:pStyle w:val="ListBullet"/>
+        <w:spacing w:line="240" w:lineRule="auto"/>
+        <w:ind w:left="720"/>
+      </w:pPr>
+      <w:r>
+        <w:rPr>
+          <w:lang w:val="sw_KE" w:bidi="sw_KE"/>
+        </w:rPr>
+      </w:r>
+      <w:r>
+        <w:rPr>
+          <w:lang w:val="sw_KE" w:bidi="sw_KE"/>
+        </w:rPr>
+        <w:t>Hesabu 34:16–18</w:t>
+      </w:r>
     </w:p>
     <w:p>
       <w:pPr>
@@ -3451,138 +3211,102 @@
           <w:lang w:val="sw_KE" w:bidi="sw_KE"/>
         </w:rPr>
       </w:r>
-      <w:hyperlink r:id="rId53">
-        <w:r>
-          <w:rPr>
-            <w:lang w:val="sw_KE" w:bidi="sw_KE"/>
-          </w:rPr>
-          <w:rPr>
-            <w:color w:val="0000EE"/>
-            <w:u w:val="single"/>
-          </w:rPr>
-          <w:t>Kutoka 14:4</w:t>
-        </w:r>
-      </w:hyperlink>
-    </w:p>
-    <w:p>
-      <w:pPr>
-        <w:pStyle w:val="ListBullet"/>
-        <w:spacing w:line="240" w:lineRule="auto"/>
-        <w:ind w:left="720"/>
-      </w:pPr>
-      <w:r>
-        <w:rPr>
-          <w:lang w:val="sw_KE" w:bidi="sw_KE"/>
-        </w:rPr>
-      </w:r>
-      <w:hyperlink r:id="rId54">
-        <w:r>
-          <w:rPr>
-            <w:lang w:val="sw_KE" w:bidi="sw_KE"/>
-          </w:rPr>
-          <w:rPr>
-            <w:color w:val="0000EE"/>
-            <w:u w:val="single"/>
-          </w:rPr>
-          <w:t>Mwanzo 26:5</w:t>
-        </w:r>
-      </w:hyperlink>
-    </w:p>
-    <w:p>
-      <w:pPr>
-        <w:pStyle w:val="ListBullet"/>
-        <w:spacing w:line="240" w:lineRule="auto"/>
-        <w:ind w:left="720"/>
-      </w:pPr>
-      <w:r>
-        <w:rPr>
-          <w:lang w:val="sw_KE" w:bidi="sw_KE"/>
-        </w:rPr>
-      </w:r>
-      <w:hyperlink r:id="rId55">
-        <w:r>
-          <w:rPr>
-            <w:lang w:val="sw_KE" w:bidi="sw_KE"/>
-          </w:rPr>
-          <w:rPr>
-            <w:color w:val="0000EE"/>
-            <w:u w:val="single"/>
-          </w:rPr>
-          <w:t>Waebrania 11:22</w:t>
-        </w:r>
-      </w:hyperlink>
-    </w:p>
-    <w:p>
-      <w:pPr>
-        <w:pStyle w:val="ListBullet"/>
-        <w:spacing w:line="240" w:lineRule="auto"/>
-        <w:ind w:left="720"/>
-      </w:pPr>
-      <w:r>
-        <w:rPr>
-          <w:lang w:val="sw_KE" w:bidi="sw_KE"/>
-        </w:rPr>
-      </w:r>
-      <w:hyperlink r:id="rId56">
-        <w:r>
-          <w:rPr>
-            <w:lang w:val="sw_KE" w:bidi="sw_KE"/>
-          </w:rPr>
-          <w:rPr>
-            <w:color w:val="0000EE"/>
-            <w:u w:val="single"/>
-          </w:rPr>
-          <w:t>Mathayo 10:5</w:t>
-        </w:r>
-      </w:hyperlink>
-    </w:p>
-    <w:p>
-      <w:pPr>
-        <w:pStyle w:val="ListBullet"/>
-        <w:spacing w:line="240" w:lineRule="auto"/>
-        <w:ind w:left="720"/>
-      </w:pPr>
-      <w:r>
-        <w:rPr>
-          <w:lang w:val="sw_KE" w:bidi="sw_KE"/>
-        </w:rPr>
-      </w:r>
-      <w:hyperlink r:id="rId57">
-        <w:r>
-          <w:rPr>
-            <w:lang w:val="sw_KE" w:bidi="sw_KE"/>
-          </w:rPr>
-          <w:rPr>
-            <w:color w:val="0000EE"/>
-            <w:u w:val="single"/>
-          </w:rPr>
-          <w:t>Mathayo 11:1</w:t>
-        </w:r>
-      </w:hyperlink>
-    </w:p>
-    <w:p>
-      <w:pPr>
-        <w:pStyle w:val="ListBullet"/>
-        <w:spacing w:line="240" w:lineRule="auto"/>
-        <w:ind w:left="720"/>
-      </w:pPr>
-      <w:r>
-        <w:rPr>
-          <w:lang w:val="sw_KE" w:bidi="sw_KE"/>
-        </w:rPr>
-      </w:r>
-      <w:hyperlink r:id="rId58">
-        <w:r>
-          <w:rPr>
-            <w:lang w:val="sw_KE" w:bidi="sw_KE"/>
-          </w:rPr>
-          <w:rPr>
-            <w:color w:val="0000EE"/>
-            <w:u w:val="single"/>
-          </w:rPr>
-          <w:t>Mithali 1:30</w:t>
-        </w:r>
-      </w:hyperlink>
+      <w:r>
+        <w:rPr>
+          <w:lang w:val="sw_KE" w:bidi="sw_KE"/>
+        </w:rPr>
+        <w:t>Kutoka 14:4</w:t>
+      </w:r>
+    </w:p>
+    <w:p>
+      <w:pPr>
+        <w:pStyle w:val="ListBullet"/>
+        <w:spacing w:line="240" w:lineRule="auto"/>
+        <w:ind w:left="720"/>
+      </w:pPr>
+      <w:r>
+        <w:rPr>
+          <w:lang w:val="sw_KE" w:bidi="sw_KE"/>
+        </w:rPr>
+      </w:r>
+      <w:r>
+        <w:rPr>
+          <w:lang w:val="sw_KE" w:bidi="sw_KE"/>
+        </w:rPr>
+        <w:t>Mwanzo 26:5</w:t>
+      </w:r>
+    </w:p>
+    <w:p>
+      <w:pPr>
+        <w:pStyle w:val="ListBullet"/>
+        <w:spacing w:line="240" w:lineRule="auto"/>
+        <w:ind w:left="720"/>
+      </w:pPr>
+      <w:r>
+        <w:rPr>
+          <w:lang w:val="sw_KE" w:bidi="sw_KE"/>
+        </w:rPr>
+      </w:r>
+      <w:r>
+        <w:rPr>
+          <w:lang w:val="sw_KE" w:bidi="sw_KE"/>
+        </w:rPr>
+        <w:t>Waebrania 11:22</w:t>
+      </w:r>
+    </w:p>
+    <w:p>
+      <w:pPr>
+        <w:pStyle w:val="ListBullet"/>
+        <w:spacing w:line="240" w:lineRule="auto"/>
+        <w:ind w:left="720"/>
+      </w:pPr>
+      <w:r>
+        <w:rPr>
+          <w:lang w:val="sw_KE" w:bidi="sw_KE"/>
+        </w:rPr>
+      </w:r>
+      <w:r>
+        <w:rPr>
+          <w:lang w:val="sw_KE" w:bidi="sw_KE"/>
+        </w:rPr>
+        <w:t>Mathayo 10:5</w:t>
+      </w:r>
+    </w:p>
+    <w:p>
+      <w:pPr>
+        <w:pStyle w:val="ListBullet"/>
+        <w:spacing w:line="240" w:lineRule="auto"/>
+        <w:ind w:left="720"/>
+      </w:pPr>
+      <w:r>
+        <w:rPr>
+          <w:lang w:val="sw_KE" w:bidi="sw_KE"/>
+        </w:rPr>
+      </w:r>
+      <w:r>
+        <w:rPr>
+          <w:lang w:val="sw_KE" w:bidi="sw_KE"/>
+        </w:rPr>
+        <w:t>Mathayo 11:1</w:t>
+      </w:r>
+    </w:p>
+    <w:p>
+      <w:pPr>
+        <w:pStyle w:val="ListBullet"/>
+        <w:spacing w:line="240" w:lineRule="auto"/>
+        <w:ind w:left="720"/>
+      </w:pPr>
+      <w:r>
+        <w:rPr>
+          <w:lang w:val="sw_KE" w:bidi="sw_KE"/>
+        </w:rPr>
+      </w:r>
+      <w:r>
+        <w:rPr>
+          <w:lang w:val="sw_KE" w:bidi="sw_KE"/>
+        </w:rPr>
+        <w:t>Mithali 1:30</w:t>
+      </w:r>
     </w:p>
     <w:p>
       <w:pPr>
@@ -3824,90 +3548,66 @@
           <w:lang w:val="sw_KE" w:bidi="sw_KE"/>
         </w:rPr>
       </w:r>
-      <w:hyperlink r:id="rId59">
-        <w:r>
-          <w:rPr>
-            <w:lang w:val="sw_KE" w:bidi="sw_KE"/>
-          </w:rPr>
-          <w:rPr>
-            <w:color w:val="0000EE"/>
-            <w:u w:val="single"/>
-          </w:rPr>
-          <w:t>2 Wafalme 18:18</w:t>
-        </w:r>
-      </w:hyperlink>
-    </w:p>
-    <w:p>
-      <w:pPr>
-        <w:pStyle w:val="ListBullet"/>
-        <w:spacing w:line="240" w:lineRule="auto"/>
-        <w:ind w:left="720"/>
-      </w:pPr>
-      <w:r>
-        <w:rPr>
-          <w:lang w:val="sw_KE" w:bidi="sw_KE"/>
-        </w:rPr>
-      </w:r>
-      <w:hyperlink r:id="rId60">
-        <w:r>
-          <w:rPr>
-            <w:lang w:val="sw_KE" w:bidi="sw_KE"/>
-          </w:rPr>
-          <w:rPr>
-            <w:color w:val="0000EE"/>
-            <w:u w:val="single"/>
-          </w:rPr>
-          <w:t>2 Wafalme 18:26</w:t>
-        </w:r>
-      </w:hyperlink>
-    </w:p>
-    <w:p>
-      <w:pPr>
-        <w:pStyle w:val="ListBullet"/>
-        <w:spacing w:line="240" w:lineRule="auto"/>
-        <w:ind w:left="720"/>
-      </w:pPr>
-      <w:r>
-        <w:rPr>
-          <w:lang w:val="sw_KE" w:bidi="sw_KE"/>
-        </w:rPr>
-      </w:r>
-      <w:hyperlink r:id="rId61">
-        <w:r>
-          <w:rPr>
-            <w:lang w:val="sw_KE" w:bidi="sw_KE"/>
-          </w:rPr>
-          <w:rPr>
-            <w:color w:val="0000EE"/>
-            <w:u w:val="single"/>
-          </w:rPr>
-          <w:t>2 Wafalme 18:37</w:t>
-        </w:r>
-      </w:hyperlink>
-    </w:p>
-    <w:p>
-      <w:pPr>
-        <w:pStyle w:val="ListBullet"/>
-        <w:spacing w:line="240" w:lineRule="auto"/>
-        <w:ind w:left="720"/>
-      </w:pPr>
-      <w:r>
-        <w:rPr>
-          <w:lang w:val="sw_KE" w:bidi="sw_KE"/>
-        </w:rPr>
-      </w:r>
-      <w:hyperlink r:id="rId62">
-        <w:r>
-          <w:rPr>
-            <w:lang w:val="sw_KE" w:bidi="sw_KE"/>
-          </w:rPr>
-          <w:rPr>
-            <w:color w:val="0000EE"/>
-            <w:u w:val="single"/>
-          </w:rPr>
-          <w:t>2 Wafalme 23:34–35</w:t>
-        </w:r>
-      </w:hyperlink>
+      <w:r>
+        <w:rPr>
+          <w:lang w:val="sw_KE" w:bidi="sw_KE"/>
+        </w:rPr>
+        <w:t>2 Wafalme 18:18</w:t>
+      </w:r>
+    </w:p>
+    <w:p>
+      <w:pPr>
+        <w:pStyle w:val="ListBullet"/>
+        <w:spacing w:line="240" w:lineRule="auto"/>
+        <w:ind w:left="720"/>
+      </w:pPr>
+      <w:r>
+        <w:rPr>
+          <w:lang w:val="sw_KE" w:bidi="sw_KE"/>
+        </w:rPr>
+      </w:r>
+      <w:r>
+        <w:rPr>
+          <w:lang w:val="sw_KE" w:bidi="sw_KE"/>
+        </w:rPr>
+        <w:t>2 Wafalme 18:26</w:t>
+      </w:r>
+    </w:p>
+    <w:p>
+      <w:pPr>
+        <w:pStyle w:val="ListBullet"/>
+        <w:spacing w:line="240" w:lineRule="auto"/>
+        <w:ind w:left="720"/>
+      </w:pPr>
+      <w:r>
+        <w:rPr>
+          <w:lang w:val="sw_KE" w:bidi="sw_KE"/>
+        </w:rPr>
+      </w:r>
+      <w:r>
+        <w:rPr>
+          <w:lang w:val="sw_KE" w:bidi="sw_KE"/>
+        </w:rPr>
+        <w:t>2 Wafalme 18:37</w:t>
+      </w:r>
+    </w:p>
+    <w:p>
+      <w:pPr>
+        <w:pStyle w:val="ListBullet"/>
+        <w:spacing w:line="240" w:lineRule="auto"/>
+        <w:ind w:left="720"/>
+      </w:pPr>
+      <w:r>
+        <w:rPr>
+          <w:lang w:val="sw_KE" w:bidi="sw_KE"/>
+        </w:rPr>
+      </w:r>
+      <w:r>
+        <w:rPr>
+          <w:lang w:val="sw_KE" w:bidi="sw_KE"/>
+        </w:rPr>
+        <w:t>2 Wafalme 23:34–35</w:t>
+      </w:r>
     </w:p>
     <w:p>
       <w:pPr>
@@ -4137,90 +3837,66 @@
           <w:lang w:val="sw_KE" w:bidi="sw_KE"/>
         </w:rPr>
       </w:r>
-      <w:hyperlink r:id="rId63">
-        <w:r>
-          <w:rPr>
-            <w:lang w:val="sw_KE" w:bidi="sw_KE"/>
-          </w:rPr>
-          <w:rPr>
-            <w:color w:val="0000EE"/>
-            <w:u w:val="single"/>
-          </w:rPr>
-          <w:t>1 Wafalme 19:15–16</w:t>
-        </w:r>
-      </w:hyperlink>
-    </w:p>
-    <w:p>
-      <w:pPr>
-        <w:pStyle w:val="ListBullet"/>
-        <w:spacing w:line="240" w:lineRule="auto"/>
-        <w:ind w:left="720"/>
-      </w:pPr>
-      <w:r>
-        <w:rPr>
-          <w:lang w:val="sw_KE" w:bidi="sw_KE"/>
-        </w:rPr>
-      </w:r>
-      <w:hyperlink r:id="rId64">
-        <w:r>
-          <w:rPr>
-            <w:lang w:val="sw_KE" w:bidi="sw_KE"/>
-          </w:rPr>
-          <w:rPr>
-            <w:color w:val="0000EE"/>
-            <w:u w:val="single"/>
-          </w:rPr>
-          <w:t>2 Wafalme 3:15</w:t>
-        </w:r>
-      </w:hyperlink>
-    </w:p>
-    <w:p>
-      <w:pPr>
-        <w:pStyle w:val="ListBullet"/>
-        <w:spacing w:line="240" w:lineRule="auto"/>
-        <w:ind w:left="720"/>
-      </w:pPr>
-      <w:r>
-        <w:rPr>
-          <w:lang w:val="sw_KE" w:bidi="sw_KE"/>
-        </w:rPr>
-      </w:r>
-      <w:hyperlink r:id="rId65">
-        <w:r>
-          <w:rPr>
-            <w:lang w:val="sw_KE" w:bidi="sw_KE"/>
-          </w:rPr>
-          <w:rPr>
-            <w:color w:val="0000EE"/>
-            <w:u w:val="single"/>
-          </w:rPr>
-          <w:t>2 Wafalme 5:8</w:t>
-        </w:r>
-      </w:hyperlink>
-    </w:p>
-    <w:p>
-      <w:pPr>
-        <w:pStyle w:val="ListBullet"/>
-        <w:spacing w:line="240" w:lineRule="auto"/>
-        <w:ind w:left="720"/>
-      </w:pPr>
-      <w:r>
-        <w:rPr>
-          <w:lang w:val="sw_KE" w:bidi="sw_KE"/>
-        </w:rPr>
-      </w:r>
-      <w:hyperlink r:id="rId66">
-        <w:r>
-          <w:rPr>
-            <w:lang w:val="sw_KE" w:bidi="sw_KE"/>
-          </w:rPr>
-          <w:rPr>
-            <w:color w:val="0000EE"/>
-            <w:u w:val="single"/>
-          </w:rPr>
-          <w:t>Luka 4:25</w:t>
-        </w:r>
-      </w:hyperlink>
+      <w:r>
+        <w:rPr>
+          <w:lang w:val="sw_KE" w:bidi="sw_KE"/>
+        </w:rPr>
+        <w:t>1 Wafalme 19:15–16</w:t>
+      </w:r>
+    </w:p>
+    <w:p>
+      <w:pPr>
+        <w:pStyle w:val="ListBullet"/>
+        <w:spacing w:line="240" w:lineRule="auto"/>
+        <w:ind w:left="720"/>
+      </w:pPr>
+      <w:r>
+        <w:rPr>
+          <w:lang w:val="sw_KE" w:bidi="sw_KE"/>
+        </w:rPr>
+      </w:r>
+      <w:r>
+        <w:rPr>
+          <w:lang w:val="sw_KE" w:bidi="sw_KE"/>
+        </w:rPr>
+        <w:t>2 Wafalme 3:15</w:t>
+      </w:r>
+    </w:p>
+    <w:p>
+      <w:pPr>
+        <w:pStyle w:val="ListBullet"/>
+        <w:spacing w:line="240" w:lineRule="auto"/>
+        <w:ind w:left="720"/>
+      </w:pPr>
+      <w:r>
+        <w:rPr>
+          <w:lang w:val="sw_KE" w:bidi="sw_KE"/>
+        </w:rPr>
+      </w:r>
+      <w:r>
+        <w:rPr>
+          <w:lang w:val="sw_KE" w:bidi="sw_KE"/>
+        </w:rPr>
+        <w:t>2 Wafalme 5:8</w:t>
+      </w:r>
+    </w:p>
+    <w:p>
+      <w:pPr>
+        <w:pStyle w:val="ListBullet"/>
+        <w:spacing w:line="240" w:lineRule="auto"/>
+        <w:ind w:left="720"/>
+      </w:pPr>
+      <w:r>
+        <w:rPr>
+          <w:lang w:val="sw_KE" w:bidi="sw_KE"/>
+        </w:rPr>
+      </w:r>
+      <w:r>
+        <w:rPr>
+          <w:lang w:val="sw_KE" w:bidi="sw_KE"/>
+        </w:rPr>
+        <w:t>Luka 4:25</w:t>
+      </w:r>
     </w:p>
     <w:p>
       <w:pPr>
@@ -4486,138 +4162,102 @@
           <w:lang w:val="sw_KE" w:bidi="sw_KE"/>
         </w:rPr>
       </w:r>
-      <w:hyperlink r:id="rId67">
-        <w:r>
-          <w:rPr>
-            <w:lang w:val="sw_KE" w:bidi="sw_KE"/>
-          </w:rPr>
-          <w:rPr>
-            <w:color w:val="0000EE"/>
-            <w:u w:val="single"/>
-          </w:rPr>
-          <w:t>1 Wafalme 17:1</w:t>
-        </w:r>
-      </w:hyperlink>
-    </w:p>
-    <w:p>
-      <w:pPr>
-        <w:pStyle w:val="ListBullet"/>
-        <w:spacing w:line="240" w:lineRule="auto"/>
-        <w:ind w:left="720"/>
-      </w:pPr>
-      <w:r>
-        <w:rPr>
-          <w:lang w:val="sw_KE" w:bidi="sw_KE"/>
-        </w:rPr>
-      </w:r>
-      <w:hyperlink r:id="rId68">
-        <w:r>
-          <w:rPr>
-            <w:lang w:val="sw_KE" w:bidi="sw_KE"/>
-          </w:rPr>
-          <w:rPr>
-            <w:color w:val="0000EE"/>
-            <w:u w:val="single"/>
-          </w:rPr>
-          <w:t>2 Wafalme 1:3–4</w:t>
-        </w:r>
-      </w:hyperlink>
-    </w:p>
-    <w:p>
-      <w:pPr>
-        <w:pStyle w:val="ListBullet"/>
-        <w:spacing w:line="240" w:lineRule="auto"/>
-        <w:ind w:left="720"/>
-      </w:pPr>
-      <w:r>
-        <w:rPr>
-          <w:lang w:val="sw_KE" w:bidi="sw_KE"/>
-        </w:rPr>
-      </w:r>
-      <w:hyperlink r:id="rId69">
-        <w:r>
-          <w:rPr>
-            <w:lang w:val="sw_KE" w:bidi="sw_KE"/>
-          </w:rPr>
-          <w:rPr>
-            <w:color w:val="0000EE"/>
-            <w:u w:val="single"/>
-          </w:rPr>
-          <w:t>Yakobo 5:16–18</w:t>
-        </w:r>
-      </w:hyperlink>
-    </w:p>
-    <w:p>
-      <w:pPr>
-        <w:pStyle w:val="ListBullet"/>
-        <w:spacing w:line="240" w:lineRule="auto"/>
-        <w:ind w:left="720"/>
-      </w:pPr>
-      <w:r>
-        <w:rPr>
-          <w:lang w:val="sw_KE" w:bidi="sw_KE"/>
-        </w:rPr>
-      </w:r>
-      <w:hyperlink r:id="rId70">
-        <w:r>
-          <w:rPr>
-            <w:lang w:val="sw_KE" w:bidi="sw_KE"/>
-          </w:rPr>
-          <w:rPr>
-            <w:color w:val="0000EE"/>
-            <w:u w:val="single"/>
-          </w:rPr>
-          <w:t>Yohana 1:19–21</w:t>
-        </w:r>
-      </w:hyperlink>
-    </w:p>
-    <w:p>
-      <w:pPr>
-        <w:pStyle w:val="ListBullet"/>
-        <w:spacing w:line="240" w:lineRule="auto"/>
-        <w:ind w:left="720"/>
-      </w:pPr>
-      <w:r>
-        <w:rPr>
-          <w:lang w:val="sw_KE" w:bidi="sw_KE"/>
-        </w:rPr>
-      </w:r>
-      <w:hyperlink r:id="rId71">
-        <w:r>
-          <w:rPr>
-            <w:lang w:val="sw_KE" w:bidi="sw_KE"/>
-          </w:rPr>
-          <w:rPr>
-            <w:color w:val="0000EE"/>
-            <w:u w:val="single"/>
-          </w:rPr>
-          <w:t>Yohana 1:24–25</w:t>
-        </w:r>
-      </w:hyperlink>
-    </w:p>
-    <w:p>
-      <w:pPr>
-        <w:pStyle w:val="ListBullet"/>
-        <w:spacing w:line="240" w:lineRule="auto"/>
-        <w:ind w:left="720"/>
-      </w:pPr>
-      <w:r>
-        <w:rPr>
-          <w:lang w:val="sw_KE" w:bidi="sw_KE"/>
-        </w:rPr>
-      </w:r>
-      <w:hyperlink r:id="rId72">
-        <w:r>
-          <w:rPr>
-            <w:lang w:val="sw_KE" w:bidi="sw_KE"/>
-          </w:rPr>
-          <w:rPr>
-            <w:color w:val="0000EE"/>
-            <w:u w:val="single"/>
-          </w:rPr>
-          <w:t>Marko 9:5</w:t>
-        </w:r>
-      </w:hyperlink>
+      <w:r>
+        <w:rPr>
+          <w:lang w:val="sw_KE" w:bidi="sw_KE"/>
+        </w:rPr>
+        <w:t>1 Wafalme 17:1</w:t>
+      </w:r>
+    </w:p>
+    <w:p>
+      <w:pPr>
+        <w:pStyle w:val="ListBullet"/>
+        <w:spacing w:line="240" w:lineRule="auto"/>
+        <w:ind w:left="720"/>
+      </w:pPr>
+      <w:r>
+        <w:rPr>
+          <w:lang w:val="sw_KE" w:bidi="sw_KE"/>
+        </w:rPr>
+      </w:r>
+      <w:r>
+        <w:rPr>
+          <w:lang w:val="sw_KE" w:bidi="sw_KE"/>
+        </w:rPr>
+        <w:t>2 Wafalme 1:3–4</w:t>
+      </w:r>
+    </w:p>
+    <w:p>
+      <w:pPr>
+        <w:pStyle w:val="ListBullet"/>
+        <w:spacing w:line="240" w:lineRule="auto"/>
+        <w:ind w:left="720"/>
+      </w:pPr>
+      <w:r>
+        <w:rPr>
+          <w:lang w:val="sw_KE" w:bidi="sw_KE"/>
+        </w:rPr>
+      </w:r>
+      <w:r>
+        <w:rPr>
+          <w:lang w:val="sw_KE" w:bidi="sw_KE"/>
+        </w:rPr>
+        <w:t>Yakobo 5:16–18</w:t>
+      </w:r>
+    </w:p>
+    <w:p>
+      <w:pPr>
+        <w:pStyle w:val="ListBullet"/>
+        <w:spacing w:line="240" w:lineRule="auto"/>
+        <w:ind w:left="720"/>
+      </w:pPr>
+      <w:r>
+        <w:rPr>
+          <w:lang w:val="sw_KE" w:bidi="sw_KE"/>
+        </w:rPr>
+      </w:r>
+      <w:r>
+        <w:rPr>
+          <w:lang w:val="sw_KE" w:bidi="sw_KE"/>
+        </w:rPr>
+        <w:t>Yohana 1:19–21</w:t>
+      </w:r>
+    </w:p>
+    <w:p>
+      <w:pPr>
+        <w:pStyle w:val="ListBullet"/>
+        <w:spacing w:line="240" w:lineRule="auto"/>
+        <w:ind w:left="720"/>
+      </w:pPr>
+      <w:r>
+        <w:rPr>
+          <w:lang w:val="sw_KE" w:bidi="sw_KE"/>
+        </w:rPr>
+      </w:r>
+      <w:r>
+        <w:rPr>
+          <w:lang w:val="sw_KE" w:bidi="sw_KE"/>
+        </w:rPr>
+        <w:t>Yohana 1:24–25</w:t>
+      </w:r>
+    </w:p>
+    <w:p>
+      <w:pPr>
+        <w:pStyle w:val="ListBullet"/>
+        <w:spacing w:line="240" w:lineRule="auto"/>
+        <w:ind w:left="720"/>
+      </w:pPr>
+      <w:r>
+        <w:rPr>
+          <w:lang w:val="sw_KE" w:bidi="sw_KE"/>
+        </w:rPr>
+      </w:r>
+      <w:r>
+        <w:rPr>
+          <w:lang w:val="sw_KE" w:bidi="sw_KE"/>
+        </w:rPr>
+        <w:t>Marko 9:5</w:t>
+      </w:r>
     </w:p>
     <w:p>
       <w:pPr>
@@ -5150,66 +4790,48 @@
           <w:lang w:val="sw_KE" w:bidi="sw_KE"/>
         </w:rPr>
       </w:r>
-      <w:hyperlink r:id="rId73">
-        <w:r>
-          <w:rPr>
-            <w:lang w:val="sw_KE" w:bidi="sw_KE"/>
-          </w:rPr>
-          <w:rPr>
-            <w:color w:val="0000EE"/>
-            <w:u w:val="single"/>
-          </w:rPr>
-          <w:t>Luka 1:5</w:t>
-        </w:r>
-      </w:hyperlink>
-    </w:p>
-    <w:p>
-      <w:pPr>
-        <w:pStyle w:val="ListBullet"/>
-        <w:spacing w:line="240" w:lineRule="auto"/>
-        <w:ind w:left="720"/>
-      </w:pPr>
-      <w:r>
-        <w:rPr>
-          <w:lang w:val="sw_KE" w:bidi="sw_KE"/>
-        </w:rPr>
-      </w:r>
-      <w:hyperlink r:id="rId74">
-        <w:r>
-          <w:rPr>
-            <w:lang w:val="sw_KE" w:bidi="sw_KE"/>
-          </w:rPr>
-          <w:rPr>
-            <w:color w:val="0000EE"/>
-            <w:u w:val="single"/>
-          </w:rPr>
-          <w:t>Luka 1:24–25</w:t>
-        </w:r>
-      </w:hyperlink>
-    </w:p>
-    <w:p>
-      <w:pPr>
-        <w:pStyle w:val="ListBullet"/>
-        <w:spacing w:line="240" w:lineRule="auto"/>
-        <w:ind w:left="720"/>
-      </w:pPr>
-      <w:r>
-        <w:rPr>
-          <w:lang w:val="sw_KE" w:bidi="sw_KE"/>
-        </w:rPr>
-      </w:r>
-      <w:hyperlink r:id="rId75">
-        <w:r>
-          <w:rPr>
-            <w:lang w:val="sw_KE" w:bidi="sw_KE"/>
-          </w:rPr>
-          <w:rPr>
-            <w:color w:val="0000EE"/>
-            <w:u w:val="single"/>
-          </w:rPr>
-          <w:t>Luka 1:41</w:t>
-        </w:r>
-      </w:hyperlink>
+      <w:r>
+        <w:rPr>
+          <w:lang w:val="sw_KE" w:bidi="sw_KE"/>
+        </w:rPr>
+        <w:t>Luka 1:5</w:t>
+      </w:r>
+    </w:p>
+    <w:p>
+      <w:pPr>
+        <w:pStyle w:val="ListBullet"/>
+        <w:spacing w:line="240" w:lineRule="auto"/>
+        <w:ind w:left="720"/>
+      </w:pPr>
+      <w:r>
+        <w:rPr>
+          <w:lang w:val="sw_KE" w:bidi="sw_KE"/>
+        </w:rPr>
+      </w:r>
+      <w:r>
+        <w:rPr>
+          <w:lang w:val="sw_KE" w:bidi="sw_KE"/>
+        </w:rPr>
+        <w:t>Luka 1:24–25</w:t>
+      </w:r>
+    </w:p>
+    <w:p>
+      <w:pPr>
+        <w:pStyle w:val="ListBullet"/>
+        <w:spacing w:line="240" w:lineRule="auto"/>
+        <w:ind w:left="720"/>
+      </w:pPr>
+      <w:r>
+        <w:rPr>
+          <w:lang w:val="sw_KE" w:bidi="sw_KE"/>
+        </w:rPr>
+      </w:r>
+      <w:r>
+        <w:rPr>
+          <w:lang w:val="sw_KE" w:bidi="sw_KE"/>
+        </w:rPr>
+        <w:t>Luka 1:41</w:t>
+      </w:r>
     </w:p>
     <w:p>
       <w:pPr>
@@ -5515,42 +5137,30 @@
           <w:lang w:val="sw_KE" w:bidi="sw_KE"/>
         </w:rPr>
       </w:r>
-      <w:hyperlink r:id="rId76">
-        <w:r>
-          <w:rPr>
-            <w:lang w:val="sw_KE" w:bidi="sw_KE"/>
-          </w:rPr>
-          <w:rPr>
-            <w:color w:val="0000EE"/>
-            <w:u w:val="single"/>
-          </w:rPr>
-          <w:t>2 Mambo ya Nyakati 20:2</w:t>
-        </w:r>
-      </w:hyperlink>
-    </w:p>
-    <w:p>
-      <w:pPr>
-        <w:pStyle w:val="ListBullet"/>
-        <w:spacing w:line="240" w:lineRule="auto"/>
-        <w:ind w:left="720"/>
-      </w:pPr>
-      <w:r>
-        <w:rPr>
-          <w:lang w:val="sw_KE" w:bidi="sw_KE"/>
-        </w:rPr>
-      </w:r>
-      <w:hyperlink r:id="rId77">
-        <w:r>
-          <w:rPr>
-            <w:lang w:val="sw_KE" w:bidi="sw_KE"/>
-          </w:rPr>
-          <w:rPr>
-            <w:color w:val="0000EE"/>
-            <w:u w:val="single"/>
-          </w:rPr>
-          <w:t>Wimbo wa Sulemani 1:12–14</w:t>
-        </w:r>
-      </w:hyperlink>
+      <w:r>
+        <w:rPr>
+          <w:lang w:val="sw_KE" w:bidi="sw_KE"/>
+        </w:rPr>
+        <w:t>2 Mambo ya Nyakati 20:2</w:t>
+      </w:r>
+    </w:p>
+    <w:p>
+      <w:pPr>
+        <w:pStyle w:val="ListBullet"/>
+        <w:spacing w:line="240" w:lineRule="auto"/>
+        <w:ind w:left="720"/>
+      </w:pPr>
+      <w:r>
+        <w:rPr>
+          <w:lang w:val="sw_KE" w:bidi="sw_KE"/>
+        </w:rPr>
+      </w:r>
+      <w:r>
+        <w:rPr>
+          <w:lang w:val="sw_KE" w:bidi="sw_KE"/>
+        </w:rPr>
+        <w:t>Wimbo wa Sulemani 1:12–14</w:t>
+      </w:r>
     </w:p>
     <w:p>
       <w:pPr>
@@ -5796,42 +5406,30 @@
           <w:lang w:val="sw_KE" w:bidi="sw_KE"/>
         </w:rPr>
       </w:r>
-      <w:hyperlink r:id="rId78">
-        <w:r>
-          <w:rPr>
-            <w:lang w:val="sw_KE" w:bidi="sw_KE"/>
-          </w:rPr>
-          <w:rPr>
-            <w:color w:val="0000EE"/>
-            <w:u w:val="single"/>
-          </w:rPr>
-          <w:t>Wakolosai 1:15–17</w:t>
-        </w:r>
-      </w:hyperlink>
-    </w:p>
-    <w:p>
-      <w:pPr>
-        <w:pStyle w:val="ListBullet"/>
-        <w:spacing w:line="240" w:lineRule="auto"/>
-        <w:ind w:left="720"/>
-      </w:pPr>
-      <w:r>
-        <w:rPr>
-          <w:lang w:val="sw_KE" w:bidi="sw_KE"/>
-        </w:rPr>
-      </w:r>
-      <w:hyperlink r:id="rId79">
-        <w:r>
-          <w:rPr>
-            <w:lang w:val="sw_KE" w:bidi="sw_KE"/>
-          </w:rPr>
-          <w:rPr>
-            <w:color w:val="0000EE"/>
-            <w:u w:val="single"/>
-          </w:rPr>
-          <w:t>Mwanzo 41:40</w:t>
-        </w:r>
-      </w:hyperlink>
+      <w:r>
+        <w:rPr>
+          <w:lang w:val="sw_KE" w:bidi="sw_KE"/>
+        </w:rPr>
+        <w:t>Wakolosai 1:15–17</w:t>
+      </w:r>
+    </w:p>
+    <w:p>
+      <w:pPr>
+        <w:pStyle w:val="ListBullet"/>
+        <w:spacing w:line="240" w:lineRule="auto"/>
+        <w:ind w:left="720"/>
+      </w:pPr>
+      <w:r>
+        <w:rPr>
+          <w:lang w:val="sw_KE" w:bidi="sw_KE"/>
+        </w:rPr>
+      </w:r>
+      <w:r>
+        <w:rPr>
+          <w:lang w:val="sw_KE" w:bidi="sw_KE"/>
+        </w:rPr>
+        <w:t>Mwanzo 41:40</w:t>
+      </w:r>
       <w:r>
         <w:rPr>
           <w:lang w:val="sw_KE" w:bidi="sw_KE"/>
@@ -5850,114 +5448,84 @@
           <w:lang w:val="sw_KE" w:bidi="sw_KE"/>
         </w:rPr>
       </w:r>
-      <w:hyperlink r:id="rId80">
-        <w:r>
-          <w:rPr>
-            <w:lang w:val="sw_KE" w:bidi="sw_KE"/>
-          </w:rPr>
-          <w:rPr>
-            <w:color w:val="0000EE"/>
-            <w:u w:val="single"/>
-          </w:rPr>
-          <w:t>Luka 1:32</w:t>
-        </w:r>
-      </w:hyperlink>
-    </w:p>
-    <w:p>
-      <w:pPr>
-        <w:pStyle w:val="ListBullet"/>
-        <w:spacing w:line="240" w:lineRule="auto"/>
-        <w:ind w:left="720"/>
-      </w:pPr>
-      <w:r>
-        <w:rPr>
-          <w:lang w:val="sw_KE" w:bidi="sw_KE"/>
-        </w:rPr>
-      </w:r>
-      <w:hyperlink r:id="rId81">
-        <w:r>
-          <w:rPr>
-            <w:lang w:val="sw_KE" w:bidi="sw_KE"/>
-          </w:rPr>
-          <w:rPr>
-            <w:color w:val="0000EE"/>
-            <w:u w:val="single"/>
-          </w:rPr>
-          <w:t>Luka 22:30</w:t>
-        </w:r>
-      </w:hyperlink>
-    </w:p>
-    <w:p>
-      <w:pPr>
-        <w:pStyle w:val="ListBullet"/>
-        <w:spacing w:line="240" w:lineRule="auto"/>
-        <w:ind w:left="720"/>
-      </w:pPr>
-      <w:r>
-        <w:rPr>
-          <w:lang w:val="sw_KE" w:bidi="sw_KE"/>
-        </w:rPr>
-      </w:r>
-      <w:hyperlink r:id="rId82">
-        <w:r>
-          <w:rPr>
-            <w:lang w:val="sw_KE" w:bidi="sw_KE"/>
-          </w:rPr>
-          <w:rPr>
-            <w:color w:val="0000EE"/>
-            <w:u w:val="single"/>
-          </w:rPr>
-          <w:t>Mathayo 5:34</w:t>
-        </w:r>
-      </w:hyperlink>
-    </w:p>
-    <w:p>
-      <w:pPr>
-        <w:pStyle w:val="ListBullet"/>
-        <w:spacing w:line="240" w:lineRule="auto"/>
-        <w:ind w:left="720"/>
-      </w:pPr>
-      <w:r>
-        <w:rPr>
-          <w:lang w:val="sw_KE" w:bidi="sw_KE"/>
-        </w:rPr>
-      </w:r>
-      <w:hyperlink r:id="rId83">
-        <w:r>
-          <w:rPr>
-            <w:lang w:val="sw_KE" w:bidi="sw_KE"/>
-          </w:rPr>
-          <w:rPr>
-            <w:color w:val="0000EE"/>
-            <w:u w:val="single"/>
-          </w:rPr>
-          <w:t>Mathayo 19:28</w:t>
-        </w:r>
-      </w:hyperlink>
-    </w:p>
-    <w:p>
-      <w:pPr>
-        <w:pStyle w:val="ListBullet"/>
-        <w:spacing w:line="240" w:lineRule="auto"/>
-        <w:ind w:left="720"/>
-      </w:pPr>
-      <w:r>
-        <w:rPr>
-          <w:lang w:val="sw_KE" w:bidi="sw_KE"/>
-        </w:rPr>
-      </w:r>
-      <w:hyperlink r:id="rId84">
-        <w:r>
-          <w:rPr>
-            <w:lang w:val="sw_KE" w:bidi="sw_KE"/>
-          </w:rPr>
-          <w:rPr>
-            <w:color w:val="0000EE"/>
-            <w:u w:val="single"/>
-          </w:rPr>
-          <w:t>Ufunuo 1:4–6</w:t>
-        </w:r>
-      </w:hyperlink>
+      <w:r>
+        <w:rPr>
+          <w:lang w:val="sw_KE" w:bidi="sw_KE"/>
+        </w:rPr>
+        <w:t>Luka 1:32</w:t>
+      </w:r>
+    </w:p>
+    <w:p>
+      <w:pPr>
+        <w:pStyle w:val="ListBullet"/>
+        <w:spacing w:line="240" w:lineRule="auto"/>
+        <w:ind w:left="720"/>
+      </w:pPr>
+      <w:r>
+        <w:rPr>
+          <w:lang w:val="sw_KE" w:bidi="sw_KE"/>
+        </w:rPr>
+      </w:r>
+      <w:r>
+        <w:rPr>
+          <w:lang w:val="sw_KE" w:bidi="sw_KE"/>
+        </w:rPr>
+        <w:t>Luka 22:30</w:t>
+      </w:r>
+    </w:p>
+    <w:p>
+      <w:pPr>
+        <w:pStyle w:val="ListBullet"/>
+        <w:spacing w:line="240" w:lineRule="auto"/>
+        <w:ind w:left="720"/>
+      </w:pPr>
+      <w:r>
+        <w:rPr>
+          <w:lang w:val="sw_KE" w:bidi="sw_KE"/>
+        </w:rPr>
+      </w:r>
+      <w:r>
+        <w:rPr>
+          <w:lang w:val="sw_KE" w:bidi="sw_KE"/>
+        </w:rPr>
+        <w:t>Mathayo 5:34</w:t>
+      </w:r>
+    </w:p>
+    <w:p>
+      <w:pPr>
+        <w:pStyle w:val="ListBullet"/>
+        <w:spacing w:line="240" w:lineRule="auto"/>
+        <w:ind w:left="720"/>
+      </w:pPr>
+      <w:r>
+        <w:rPr>
+          <w:lang w:val="sw_KE" w:bidi="sw_KE"/>
+        </w:rPr>
+      </w:r>
+      <w:r>
+        <w:rPr>
+          <w:lang w:val="sw_KE" w:bidi="sw_KE"/>
+        </w:rPr>
+        <w:t>Mathayo 19:28</w:t>
+      </w:r>
+    </w:p>
+    <w:p>
+      <w:pPr>
+        <w:pStyle w:val="ListBullet"/>
+        <w:spacing w:line="240" w:lineRule="auto"/>
+        <w:ind w:left="720"/>
+      </w:pPr>
+      <w:r>
+        <w:rPr>
+          <w:lang w:val="sw_KE" w:bidi="sw_KE"/>
+        </w:rPr>
+      </w:r>
+      <w:r>
+        <w:rPr>
+          <w:lang w:val="sw_KE" w:bidi="sw_KE"/>
+        </w:rPr>
+        <w:t>Ufunuo 1:4–6</w:t>
+      </w:r>
     </w:p>
     <w:p>
       <w:pPr>
@@ -6199,162 +5767,120 @@
           <w:lang w:val="sw_KE" w:bidi="sw_KE"/>
         </w:rPr>
       </w:r>
-      <w:hyperlink r:id="rId85">
-        <w:r>
-          <w:rPr>
-            <w:lang w:val="sw_KE" w:bidi="sw_KE"/>
-          </w:rPr>
-          <w:rPr>
-            <w:color w:val="0000EE"/>
-            <w:u w:val="single"/>
-          </w:rPr>
-          <w:t>Mwanzo 25:26</w:t>
-        </w:r>
-      </w:hyperlink>
-    </w:p>
-    <w:p>
-      <w:pPr>
-        <w:pStyle w:val="ListBullet"/>
-        <w:spacing w:line="240" w:lineRule="auto"/>
-        <w:ind w:left="720"/>
-      </w:pPr>
-      <w:r>
-        <w:rPr>
-          <w:lang w:val="sw_KE" w:bidi="sw_KE"/>
-        </w:rPr>
-      </w:r>
-      <w:hyperlink r:id="rId86">
-        <w:r>
-          <w:rPr>
-            <w:lang w:val="sw_KE" w:bidi="sw_KE"/>
-          </w:rPr>
-          <w:rPr>
-            <w:color w:val="0000EE"/>
-            <w:u w:val="single"/>
-          </w:rPr>
-          <w:t>Mwanzo 25:29–30</w:t>
-        </w:r>
-      </w:hyperlink>
-    </w:p>
-    <w:p>
-      <w:pPr>
-        <w:pStyle w:val="ListBullet"/>
-        <w:spacing w:line="240" w:lineRule="auto"/>
-        <w:ind w:left="720"/>
-      </w:pPr>
-      <w:r>
-        <w:rPr>
-          <w:lang w:val="sw_KE" w:bidi="sw_KE"/>
-        </w:rPr>
-      </w:r>
-      <w:hyperlink r:id="rId87">
-        <w:r>
-          <w:rPr>
-            <w:lang w:val="sw_KE" w:bidi="sw_KE"/>
-          </w:rPr>
-          <w:rPr>
-            <w:color w:val="0000EE"/>
-            <w:u w:val="single"/>
-          </w:rPr>
-          <w:t>Mwanzo 26:34</w:t>
-        </w:r>
-      </w:hyperlink>
-    </w:p>
-    <w:p>
-      <w:pPr>
-        <w:pStyle w:val="ListBullet"/>
-        <w:spacing w:line="240" w:lineRule="auto"/>
-        <w:ind w:left="720"/>
-      </w:pPr>
-      <w:r>
-        <w:rPr>
-          <w:lang w:val="sw_KE" w:bidi="sw_KE"/>
-        </w:rPr>
-      </w:r>
-      <w:hyperlink r:id="rId88">
-        <w:r>
-          <w:rPr>
-            <w:lang w:val="sw_KE" w:bidi="sw_KE"/>
-          </w:rPr>
-          <w:rPr>
-            <w:color w:val="0000EE"/>
-            <w:u w:val="single"/>
-          </w:rPr>
-          <w:t>Mwanzo 27:11–12</w:t>
-        </w:r>
-      </w:hyperlink>
-    </w:p>
-    <w:p>
-      <w:pPr>
-        <w:pStyle w:val="ListBullet"/>
-        <w:spacing w:line="240" w:lineRule="auto"/>
-        <w:ind w:left="720"/>
-      </w:pPr>
-      <w:r>
-        <w:rPr>
-          <w:lang w:val="sw_KE" w:bidi="sw_KE"/>
-        </w:rPr>
-      </w:r>
-      <w:hyperlink r:id="rId89">
-        <w:r>
-          <w:rPr>
-            <w:lang w:val="sw_KE" w:bidi="sw_KE"/>
-          </w:rPr>
-          <w:rPr>
-            <w:color w:val="0000EE"/>
-            <w:u w:val="single"/>
-          </w:rPr>
-          <w:t>Mwanzo 32:5</w:t>
-        </w:r>
-      </w:hyperlink>
-    </w:p>
-    <w:p>
-      <w:pPr>
-        <w:pStyle w:val="ListBullet"/>
-        <w:spacing w:line="240" w:lineRule="auto"/>
-        <w:ind w:left="720"/>
-      </w:pPr>
-      <w:r>
-        <w:rPr>
-          <w:lang w:val="sw_KE" w:bidi="sw_KE"/>
-        </w:rPr>
-      </w:r>
-      <w:hyperlink r:id="rId90">
-        <w:r>
-          <w:rPr>
-            <w:lang w:val="sw_KE" w:bidi="sw_KE"/>
-          </w:rPr>
-          <w:rPr>
-            <w:color w:val="0000EE"/>
-            <w:u w:val="single"/>
-          </w:rPr>
-          <w:t>Waebrania 12:17</w:t>
-        </w:r>
-      </w:hyperlink>
-    </w:p>
-    <w:p>
-      <w:pPr>
-        <w:pStyle w:val="ListBullet"/>
-        <w:spacing w:line="240" w:lineRule="auto"/>
-        <w:ind w:left="720"/>
-      </w:pPr>
-      <w:r>
-        <w:rPr>
-          <w:lang w:val="sw_KE" w:bidi="sw_KE"/>
-        </w:rPr>
-      </w:r>
-      <w:hyperlink r:id="rId91">
-        <w:r>
-          <w:rPr>
-            <w:lang w:val="sw_KE" w:bidi="sw_KE"/>
-          </w:rPr>
-          <w:rPr>
-            <w:color w:val="0000EE"/>
-            <w:u w:val="single"/>
-          </w:rPr>
-          <w:t>Warumi 9:13</w:t>
-        </w:r>
-      </w:hyperlink>
+      <w:r>
+        <w:rPr>
+          <w:lang w:val="sw_KE" w:bidi="sw_KE"/>
+        </w:rPr>
+        <w:t>Mwanzo 25:26</w:t>
+      </w:r>
+    </w:p>
+    <w:p>
+      <w:pPr>
+        <w:pStyle w:val="ListBullet"/>
+        <w:spacing w:line="240" w:lineRule="auto"/>
+        <w:ind w:left="720"/>
+      </w:pPr>
+      <w:r>
+        <w:rPr>
+          <w:lang w:val="sw_KE" w:bidi="sw_KE"/>
+        </w:rPr>
+      </w:r>
+      <w:r>
+        <w:rPr>
+          <w:lang w:val="sw_KE" w:bidi="sw_KE"/>
+        </w:rPr>
+        <w:t>Mwanzo 25:29–30</w:t>
+      </w:r>
+    </w:p>
+    <w:p>
+      <w:pPr>
+        <w:pStyle w:val="ListBullet"/>
+        <w:spacing w:line="240" w:lineRule="auto"/>
+        <w:ind w:left="720"/>
+      </w:pPr>
+      <w:r>
+        <w:rPr>
+          <w:lang w:val="sw_KE" w:bidi="sw_KE"/>
+        </w:rPr>
+      </w:r>
+      <w:r>
+        <w:rPr>
+          <w:lang w:val="sw_KE" w:bidi="sw_KE"/>
+        </w:rPr>
+        <w:t>Mwanzo 26:34</w:t>
+      </w:r>
+    </w:p>
+    <w:p>
+      <w:pPr>
+        <w:pStyle w:val="ListBullet"/>
+        <w:spacing w:line="240" w:lineRule="auto"/>
+        <w:ind w:left="720"/>
+      </w:pPr>
+      <w:r>
+        <w:rPr>
+          <w:lang w:val="sw_KE" w:bidi="sw_KE"/>
+        </w:rPr>
+      </w:r>
+      <w:r>
+        <w:rPr>
+          <w:lang w:val="sw_KE" w:bidi="sw_KE"/>
+        </w:rPr>
+        <w:t>Mwanzo 27:11–12</w:t>
+      </w:r>
+    </w:p>
+    <w:p>
+      <w:pPr>
+        <w:pStyle w:val="ListBullet"/>
+        <w:spacing w:line="240" w:lineRule="auto"/>
+        <w:ind w:left="720"/>
+      </w:pPr>
+      <w:r>
+        <w:rPr>
+          <w:lang w:val="sw_KE" w:bidi="sw_KE"/>
+        </w:rPr>
+      </w:r>
+      <w:r>
+        <w:rPr>
+          <w:lang w:val="sw_KE" w:bidi="sw_KE"/>
+        </w:rPr>
+        <w:t>Mwanzo 32:5</w:t>
+      </w:r>
+    </w:p>
+    <w:p>
+      <w:pPr>
+        <w:pStyle w:val="ListBullet"/>
+        <w:spacing w:line="240" w:lineRule="auto"/>
+        <w:ind w:left="720"/>
+      </w:pPr>
+      <w:r>
+        <w:rPr>
+          <w:lang w:val="sw_KE" w:bidi="sw_KE"/>
+        </w:rPr>
+      </w:r>
+      <w:r>
+        <w:rPr>
+          <w:lang w:val="sw_KE" w:bidi="sw_KE"/>
+        </w:rPr>
+        <w:t>Waebrania 12:17</w:t>
+      </w:r>
+    </w:p>
+    <w:p>
+      <w:pPr>
+        <w:pStyle w:val="ListBullet"/>
+        <w:spacing w:line="240" w:lineRule="auto"/>
+        <w:ind w:left="720"/>
+      </w:pPr>
+      <w:r>
+        <w:rPr>
+          <w:lang w:val="sw_KE" w:bidi="sw_KE"/>
+        </w:rPr>
+      </w:r>
+      <w:r>
+        <w:rPr>
+          <w:lang w:val="sw_KE" w:bidi="sw_KE"/>
+        </w:rPr>
+        <w:t>Warumi 9:13</w:t>
+      </w:r>
     </w:p>
     <w:p>
       <w:pPr>
@@ -6821,90 +6347,66 @@
           <w:lang w:val="sw_KE" w:bidi="sw_KE"/>
         </w:rPr>
       </w:r>
-      <w:hyperlink r:id="rId92">
-        <w:r>
-          <w:rPr>
-            <w:lang w:val="sw_KE" w:bidi="sw_KE"/>
-          </w:rPr>
-          <w:rPr>
-            <w:color w:val="0000EE"/>
-            <w:u w:val="single"/>
-          </w:rPr>
-          <w:t>Esta 2:7</w:t>
-        </w:r>
-      </w:hyperlink>
-    </w:p>
-    <w:p>
-      <w:pPr>
-        <w:pStyle w:val="ListBullet"/>
-        <w:spacing w:line="240" w:lineRule="auto"/>
-        <w:ind w:left="720"/>
-      </w:pPr>
-      <w:r>
-        <w:rPr>
-          <w:lang w:val="sw_KE" w:bidi="sw_KE"/>
-        </w:rPr>
-      </w:r>
-      <w:hyperlink r:id="rId93">
-        <w:r>
-          <w:rPr>
-            <w:lang w:val="sw_KE" w:bidi="sw_KE"/>
-          </w:rPr>
-          <w:rPr>
-            <w:color w:val="0000EE"/>
-            <w:u w:val="single"/>
-          </w:rPr>
-          <w:t>Esta 2:15</w:t>
-        </w:r>
-      </w:hyperlink>
-    </w:p>
-    <w:p>
-      <w:pPr>
-        <w:pStyle w:val="ListBullet"/>
-        <w:spacing w:line="240" w:lineRule="auto"/>
-        <w:ind w:left="720"/>
-      </w:pPr>
-      <w:r>
-        <w:rPr>
-          <w:lang w:val="sw_KE" w:bidi="sw_KE"/>
-        </w:rPr>
-      </w:r>
-      <w:hyperlink r:id="rId94">
-        <w:r>
-          <w:rPr>
-            <w:lang w:val="sw_KE" w:bidi="sw_KE"/>
-          </w:rPr>
-          <w:rPr>
-            <w:color w:val="0000EE"/>
-            <w:u w:val="single"/>
-          </w:rPr>
-          <w:t>Esta 7:1</w:t>
-        </w:r>
-      </w:hyperlink>
-    </w:p>
-    <w:p>
-      <w:pPr>
-        <w:pStyle w:val="ListBullet"/>
-        <w:spacing w:line="240" w:lineRule="auto"/>
-        <w:ind w:left="720"/>
-      </w:pPr>
-      <w:r>
-        <w:rPr>
-          <w:lang w:val="sw_KE" w:bidi="sw_KE"/>
-        </w:rPr>
-      </w:r>
-      <w:hyperlink r:id="rId95">
-        <w:r>
-          <w:rPr>
-            <w:lang w:val="sw_KE" w:bidi="sw_KE"/>
-          </w:rPr>
-          <w:rPr>
-            <w:color w:val="0000EE"/>
-            <w:u w:val="single"/>
-          </w:rPr>
-          <w:t>Esta 8:2</w:t>
-        </w:r>
-      </w:hyperlink>
+      <w:r>
+        <w:rPr>
+          <w:lang w:val="sw_KE" w:bidi="sw_KE"/>
+        </w:rPr>
+        <w:t>Esta 2:7</w:t>
+      </w:r>
+    </w:p>
+    <w:p>
+      <w:pPr>
+        <w:pStyle w:val="ListBullet"/>
+        <w:spacing w:line="240" w:lineRule="auto"/>
+        <w:ind w:left="720"/>
+      </w:pPr>
+      <w:r>
+        <w:rPr>
+          <w:lang w:val="sw_KE" w:bidi="sw_KE"/>
+        </w:rPr>
+      </w:r>
+      <w:r>
+        <w:rPr>
+          <w:lang w:val="sw_KE" w:bidi="sw_KE"/>
+        </w:rPr>
+        <w:t>Esta 2:15</w:t>
+      </w:r>
+    </w:p>
+    <w:p>
+      <w:pPr>
+        <w:pStyle w:val="ListBullet"/>
+        <w:spacing w:line="240" w:lineRule="auto"/>
+        <w:ind w:left="720"/>
+      </w:pPr>
+      <w:r>
+        <w:rPr>
+          <w:lang w:val="sw_KE" w:bidi="sw_KE"/>
+        </w:rPr>
+      </w:r>
+      <w:r>
+        <w:rPr>
+          <w:lang w:val="sw_KE" w:bidi="sw_KE"/>
+        </w:rPr>
+        <w:t>Esta 7:1</w:t>
+      </w:r>
+    </w:p>
+    <w:p>
+      <w:pPr>
+        <w:pStyle w:val="ListBullet"/>
+        <w:spacing w:line="240" w:lineRule="auto"/>
+        <w:ind w:left="720"/>
+      </w:pPr>
+      <w:r>
+        <w:rPr>
+          <w:lang w:val="sw_KE" w:bidi="sw_KE"/>
+        </w:rPr>
+      </w:r>
+      <w:r>
+        <w:rPr>
+          <w:lang w:val="sw_KE" w:bidi="sw_KE"/>
+        </w:rPr>
+        <w:t>Esta 8:2</w:t>
+      </w:r>
     </w:p>
     <w:p>
       <w:pPr>
@@ -7164,151 +6666,109 @@
           <w:lang w:val="sw_KE" w:bidi="sw_KE"/>
         </w:rPr>
       </w:r>
-      <w:hyperlink r:id="rId96">
-        <w:r>
-          <w:rPr>
-            <w:lang w:val="sw_KE" w:bidi="sw_KE"/>
-          </w:rPr>
-          <w:rPr>
-            <w:color w:val="0000EE"/>
-            <w:u w:val="single"/>
-          </w:rPr>
-          <w:t>Matendo 8:27</w:t>
-        </w:r>
-      </w:hyperlink>
-    </w:p>
-    <w:p>
-      <w:pPr>
-        <w:pStyle w:val="ListBullet"/>
-        <w:spacing w:line="240" w:lineRule="auto"/>
-        <w:ind w:left="720"/>
-      </w:pPr>
-      <w:r>
-        <w:rPr>
-          <w:lang w:val="sw_KE" w:bidi="sw_KE"/>
-        </w:rPr>
-      </w:r>
-      <w:hyperlink r:id="rId97">
-        <w:r>
-          <w:rPr>
-            <w:lang w:val="sw_KE" w:bidi="sw_KE"/>
-          </w:rPr>
-          <w:rPr>
-            <w:color w:val="0000EE"/>
-            <w:u w:val="single"/>
-          </w:rPr>
-          <w:t>Matendo 8:30</w:t>
-        </w:r>
-      </w:hyperlink>
-    </w:p>
-    <w:p>
-      <w:pPr>
-        <w:pStyle w:val="ListBullet"/>
-        <w:spacing w:line="240" w:lineRule="auto"/>
-        <w:ind w:left="720"/>
-      </w:pPr>
-      <w:r>
-        <w:rPr>
-          <w:lang w:val="sw_KE" w:bidi="sw_KE"/>
-        </w:rPr>
-      </w:r>
-      <w:hyperlink r:id="rId98">
-        <w:r>
-          <w:rPr>
-            <w:lang w:val="sw_KE" w:bidi="sw_KE"/>
-          </w:rPr>
-          <w:rPr>
-            <w:color w:val="0000EE"/>
-            <w:u w:val="single"/>
-          </w:rPr>
-          <w:t>Matendo 8:32–33</w:t>
-        </w:r>
-      </w:hyperlink>
-    </w:p>
-    <w:p>
-      <w:pPr>
-        <w:pStyle w:val="ListBullet"/>
-        <w:spacing w:line="240" w:lineRule="auto"/>
-        <w:ind w:left="720"/>
-      </w:pPr>
-      <w:r>
-        <w:rPr>
-          <w:lang w:val="sw_KE" w:bidi="sw_KE"/>
-        </w:rPr>
-      </w:r>
-      <w:hyperlink r:id="rId99">
-        <w:r>
-          <w:rPr>
-            <w:lang w:val="sw_KE" w:bidi="sw_KE"/>
-          </w:rPr>
-          <w:rPr>
-            <w:color w:val="0000EE"/>
-            <w:u w:val="single"/>
-          </w:rPr>
-          <w:t>Matendo 8:36–38</w:t>
-        </w:r>
-      </w:hyperlink>
-    </w:p>
-    <w:p>
-      <w:pPr>
-        <w:pStyle w:val="ListBullet"/>
-        <w:spacing w:line="240" w:lineRule="auto"/>
-        <w:ind w:left="720"/>
-      </w:pPr>
-      <w:r>
-        <w:rPr>
-          <w:lang w:val="sw_KE" w:bidi="sw_KE"/>
-        </w:rPr>
+      <w:r>
+        <w:rPr>
+          <w:lang w:val="sw_KE" w:bidi="sw_KE"/>
+        </w:rPr>
+        <w:t>Matendo 8:27</w:t>
+      </w:r>
+    </w:p>
+    <w:p>
+      <w:pPr>
+        <w:pStyle w:val="ListBullet"/>
+        <w:spacing w:line="240" w:lineRule="auto"/>
+        <w:ind w:left="720"/>
+      </w:pPr>
+      <w:r>
+        <w:rPr>
+          <w:lang w:val="sw_KE" w:bidi="sw_KE"/>
+        </w:rPr>
+      </w:r>
+      <w:r>
+        <w:rPr>
+          <w:lang w:val="sw_KE" w:bidi="sw_KE"/>
+        </w:rPr>
+        <w:t>Matendo 8:30</w:t>
+      </w:r>
+    </w:p>
+    <w:p>
+      <w:pPr>
+        <w:pStyle w:val="ListBullet"/>
+        <w:spacing w:line="240" w:lineRule="auto"/>
+        <w:ind w:left="720"/>
+      </w:pPr>
+      <w:r>
+        <w:rPr>
+          <w:lang w:val="sw_KE" w:bidi="sw_KE"/>
+        </w:rPr>
+      </w:r>
+      <w:r>
+        <w:rPr>
+          <w:lang w:val="sw_KE" w:bidi="sw_KE"/>
+        </w:rPr>
+        <w:t>Matendo 8:32–33</w:t>
+      </w:r>
+    </w:p>
+    <w:p>
+      <w:pPr>
+        <w:pStyle w:val="ListBullet"/>
+        <w:spacing w:line="240" w:lineRule="auto"/>
+        <w:ind w:left="720"/>
+      </w:pPr>
+      <w:r>
+        <w:rPr>
+          <w:lang w:val="sw_KE" w:bidi="sw_KE"/>
+        </w:rPr>
+      </w:r>
+      <w:r>
+        <w:rPr>
+          <w:lang w:val="sw_KE" w:bidi="sw_KE"/>
+        </w:rPr>
+        <w:t>Matendo 8:36–38</w:t>
+      </w:r>
+    </w:p>
+    <w:p>
+      <w:pPr>
+        <w:pStyle w:val="ListBullet"/>
+        <w:spacing w:line="240" w:lineRule="auto"/>
+        <w:ind w:left="720"/>
+      </w:pPr>
+      <w:r>
+        <w:rPr>
+          <w:lang w:val="sw_KE" w:bidi="sw_KE"/>
+        </w:rPr>
+      </w:r>
+      <w:r>
+        <w:rPr>
+          <w:lang w:val="sw_KE" w:bidi="sw_KE"/>
+        </w:rPr>
+        <w:t>Isaya 18:1–2</w:t>
         <w:br/>
       </w:r>
-      <w:hyperlink r:id="rId100">
-        <w:r>
-          <w:rPr>
-            <w:lang w:val="sw_KE" w:bidi="sw_KE"/>
-          </w:rPr>
-          <w:rPr>
-            <w:color w:val="0000EE"/>
-            <w:u w:val="single"/>
-          </w:rPr>
-          <w:t>Isaya 18:1–2</w:t>
-        </w:r>
-      </w:hyperlink>
-      <w:hyperlink r:id="rId101">
-        <w:r>
-          <w:rPr>
-            <w:lang w:val="sw_KE" w:bidi="sw_KE"/>
-          </w:rPr>
-          <w:rPr>
-            <w:color w:val="0000EE"/>
-            <w:u w:val="single"/>
-          </w:rPr>
-          <w:t>Nahumu 3:9</w:t>
-        </w:r>
-      </w:hyperlink>
-    </w:p>
-    <w:p>
-      <w:pPr>
-        <w:pStyle w:val="ListBullet"/>
-        <w:spacing w:line="240" w:lineRule="auto"/>
-        <w:ind w:left="720"/>
-      </w:pPr>
-      <w:r>
-        <w:rPr>
-          <w:lang w:val="sw_KE" w:bidi="sw_KE"/>
-        </w:rPr>
-      </w:r>
-      <w:hyperlink r:id="rId102">
-        <w:r>
-          <w:rPr>
-            <w:lang w:val="sw_KE" w:bidi="sw_KE"/>
-          </w:rPr>
-          <w:rPr>
-            <w:color w:val="0000EE"/>
-            <w:u w:val="single"/>
-          </w:rPr>
-          <w:t>Sefania 3:9–11</w:t>
-        </w:r>
-      </w:hyperlink>
+      <w:r>
+        <w:rPr>
+          <w:lang w:val="sw_KE" w:bidi="sw_KE"/>
+        </w:rPr>
+        <w:t>Nahumu 3:9</w:t>
+      </w:r>
+    </w:p>
+    <w:p>
+      <w:pPr>
+        <w:pStyle w:val="ListBullet"/>
+        <w:spacing w:line="240" w:lineRule="auto"/>
+        <w:ind w:left="720"/>
+      </w:pPr>
+      <w:r>
+        <w:rPr>
+          <w:lang w:val="sw_KE" w:bidi="sw_KE"/>
+        </w:rPr>
+      </w:r>
+      <w:r>
+        <w:rPr>
+          <w:lang w:val="sw_KE" w:bidi="sw_KE"/>
+        </w:rPr>
+        <w:t>Sefania 3:9–11</w:t>
+      </w:r>
     </w:p>
     <w:p>
       <w:pPr>
@@ -7567,32 +7027,20 @@
         <w:rPr>
           <w:lang w:val="sw_KE" w:bidi="sw_KE"/>
         </w:rPr>
+      </w:r>
+      <w:r>
+        <w:rPr>
+          <w:lang w:val="sw_KE" w:bidi="sw_KE"/>
+        </w:rPr>
+        <w:t>Ezekieli 1:3</w:t>
         <w:br/>
       </w:r>
-      <w:hyperlink r:id="rId103">
-        <w:r>
-          <w:rPr>
-            <w:lang w:val="sw_KE" w:bidi="sw_KE"/>
-          </w:rPr>
-          <w:rPr>
-            <w:color w:val="0000EE"/>
-            <w:u w:val="single"/>
-          </w:rPr>
-          <w:t>Ezekieli 1:3</w:t>
-        </w:r>
-      </w:hyperlink>
-      <w:hyperlink r:id="rId104">
-        <w:r>
-          <w:rPr>
-            <w:lang w:val="sw_KE" w:bidi="sw_KE"/>
-          </w:rPr>
-          <w:rPr>
-            <w:color w:val="0000EE"/>
-            <w:u w:val="single"/>
-          </w:rPr>
-          <w:t>Ezekieli 24:24</w:t>
-        </w:r>
-      </w:hyperlink>
+      <w:r>
+        <w:rPr>
+          <w:lang w:val="sw_KE" w:bidi="sw_KE"/>
+        </w:rPr>
+        <w:t>Ezekieli 24:24</w:t>
+      </w:r>
     </w:p>
     <w:p>
       <w:pPr>
@@ -7875,56 +7323,38 @@
         <w:rPr>
           <w:lang w:val="sw_KE" w:bidi="sw_KE"/>
         </w:rPr>
+      </w:r>
+      <w:r>
+        <w:rPr>
+          <w:lang w:val="sw_KE" w:bidi="sw_KE"/>
+        </w:rPr>
+        <w:t>Ezra 7:6</w:t>
         <w:br/>
       </w:r>
-      <w:hyperlink r:id="rId105">
-        <w:r>
-          <w:rPr>
-            <w:lang w:val="sw_KE" w:bidi="sw_KE"/>
-          </w:rPr>
-          <w:rPr>
-            <w:color w:val="0000EE"/>
-            <w:u w:val="single"/>
-          </w:rPr>
-          <w:t>Ezra 7:6</w:t>
-        </w:r>
-      </w:hyperlink>
-      <w:hyperlink r:id="rId106">
-        <w:r>
-          <w:rPr>
-            <w:lang w:val="sw_KE" w:bidi="sw_KE"/>
-          </w:rPr>
-          <w:rPr>
-            <w:color w:val="0000EE"/>
-            <w:u w:val="single"/>
-          </w:rPr>
-          <w:t>Nehemia 8:1–3</w:t>
-        </w:r>
-      </w:hyperlink>
-    </w:p>
-    <w:p>
-      <w:pPr>
-        <w:pStyle w:val="ListBullet"/>
-        <w:spacing w:line="240" w:lineRule="auto"/>
-        <w:ind w:left="720"/>
-      </w:pPr>
-      <w:r>
-        <w:rPr>
-          <w:lang w:val="sw_KE" w:bidi="sw_KE"/>
-        </w:rPr>
-      </w:r>
-      <w:hyperlink r:id="rId107">
-        <w:r>
-          <w:rPr>
-            <w:lang w:val="sw_KE" w:bidi="sw_KE"/>
-          </w:rPr>
-          <w:rPr>
-            <w:color w:val="0000EE"/>
-            <w:u w:val="single"/>
-          </w:rPr>
-          <w:t>Nehemia 12:1</w:t>
-        </w:r>
-      </w:hyperlink>
+      <w:r>
+        <w:rPr>
+          <w:lang w:val="sw_KE" w:bidi="sw_KE"/>
+        </w:rPr>
+        <w:t>Nehemia 8:1–3</w:t>
+      </w:r>
+    </w:p>
+    <w:p>
+      <w:pPr>
+        <w:pStyle w:val="ListBullet"/>
+        <w:spacing w:line="240" w:lineRule="auto"/>
+        <w:ind w:left="720"/>
+      </w:pPr>
+      <w:r>
+        <w:rPr>
+          <w:lang w:val="sw_KE" w:bidi="sw_KE"/>
+        </w:rPr>
+      </w:r>
+      <w:r>
+        <w:rPr>
+          <w:lang w:val="sw_KE" w:bidi="sw_KE"/>
+        </w:rPr>
+        <w:t>Nehemia 12:1</w:t>
+      </w:r>
     </w:p>
     <w:p>
       <w:pPr>

--- a/swh/docx/006.content.docx
+++ b/swh/docx/006.content.docx
@@ -3150,13 +3150,314 @@
         <w:rPr>
           <w:lang w:val="sw_KE" w:bidi="sw_KE"/>
         </w:rPr>
+        <w:t xml:space="preserve">(Tazama pia: amri, </w:t>
+      </w:r>
+      <w:r>
+        <w:rPr>
+          <w:lang w:val="sw_KE" w:bidi="sw_KE"/>
+        </w:rPr>
+        <w:t>agizo</w:t>
+      </w:r>
+      <w:r>
+        <w:rPr>
+          <w:lang w:val="sw_KE" w:bidi="sw_KE"/>
+        </w:rPr>
+        <w:t>, fundisha)</w:t>
+      </w:r>
+    </w:p>
+    <w:p>
+      <w:pPr>
+        <w:pStyle w:val="Heading3"/>
+      </w:pPr>
+      <w:r>
+        <w:rPr>
+          <w:lang w:val="sw_KE" w:bidi="sw_KE"/>
+        </w:rPr>
+        <w:t>Marejeleo ya Biblia:</w:t>
+      </w:r>
+    </w:p>
+    <w:p>
+      <w:pPr>
+        <w:pStyle w:val="ListBullet"/>
+        <w:spacing w:line="240" w:lineRule="auto"/>
+        <w:ind w:left="720"/>
+      </w:pPr>
+      <w:r>
+        <w:rPr>
+          <w:lang w:val="sw_KE" w:bidi="sw_KE"/>
+        </w:rPr>
+      </w:r>
+      <w:r>
+        <w:rPr>
+          <w:lang w:val="sw_KE" w:bidi="sw_KE"/>
+        </w:rPr>
+        <w:t>Kutoka 14:4</w:t>
+      </w:r>
+    </w:p>
+    <w:p>
+      <w:pPr>
+        <w:pStyle w:val="ListBullet"/>
+        <w:spacing w:line="240" w:lineRule="auto"/>
+        <w:ind w:left="720"/>
+      </w:pPr>
+      <w:r>
+        <w:rPr>
+          <w:lang w:val="sw_KE" w:bidi="sw_KE"/>
+        </w:rPr>
+      </w:r>
+      <w:r>
+        <w:rPr>
+          <w:lang w:val="sw_KE" w:bidi="sw_KE"/>
+        </w:rPr>
+        <w:t>Mwanzo 26:5</w:t>
+      </w:r>
+    </w:p>
+    <w:p>
+      <w:pPr>
+        <w:pStyle w:val="ListBullet"/>
+        <w:spacing w:line="240" w:lineRule="auto"/>
+        <w:ind w:left="720"/>
+      </w:pPr>
+      <w:r>
+        <w:rPr>
+          <w:lang w:val="sw_KE" w:bidi="sw_KE"/>
+        </w:rPr>
+      </w:r>
+      <w:r>
+        <w:rPr>
+          <w:lang w:val="sw_KE" w:bidi="sw_KE"/>
+        </w:rPr>
+        <w:t>Waebrania 11:22</w:t>
+      </w:r>
+    </w:p>
+    <w:p>
+      <w:pPr>
+        <w:pStyle w:val="ListBullet"/>
+        <w:spacing w:line="240" w:lineRule="auto"/>
+        <w:ind w:left="720"/>
+      </w:pPr>
+      <w:r>
+        <w:rPr>
+          <w:lang w:val="sw_KE" w:bidi="sw_KE"/>
+        </w:rPr>
+      </w:r>
+      <w:r>
+        <w:rPr>
+          <w:lang w:val="sw_KE" w:bidi="sw_KE"/>
+        </w:rPr>
+        <w:t>Mathayo 10:5</w:t>
+      </w:r>
+    </w:p>
+    <w:p>
+      <w:pPr>
+        <w:pStyle w:val="ListBullet"/>
+        <w:spacing w:line="240" w:lineRule="auto"/>
+        <w:ind w:left="720"/>
+      </w:pPr>
+      <w:r>
+        <w:rPr>
+          <w:lang w:val="sw_KE" w:bidi="sw_KE"/>
+        </w:rPr>
+      </w:r>
+      <w:r>
+        <w:rPr>
+          <w:lang w:val="sw_KE" w:bidi="sw_KE"/>
+        </w:rPr>
+        <w:t>Mathayo 11:1</w:t>
+      </w:r>
+    </w:p>
+    <w:p>
+      <w:pPr>
+        <w:pStyle w:val="ListBullet"/>
+        <w:spacing w:line="240" w:lineRule="auto"/>
+        <w:ind w:left="720"/>
+      </w:pPr>
+      <w:r>
+        <w:rPr>
+          <w:lang w:val="sw_KE" w:bidi="sw_KE"/>
+        </w:rPr>
+      </w:r>
+      <w:r>
+        <w:rPr>
+          <w:lang w:val="sw_KE" w:bidi="sw_KE"/>
+        </w:rPr>
+        <w:t>Mithali 1:30</w:t>
+      </w:r>
+    </w:p>
+    <w:p>
+      <w:pPr>
+        <w:pStyle w:val="Heading3"/>
+      </w:pPr>
+      <w:r>
+        <w:rPr>
+          <w:lang w:val="sw_KE" w:bidi="sw_KE"/>
+        </w:rPr>
+        <w:t>Data ya Neno:</w:t>
+      </w:r>
+    </w:p>
+    <w:p>
+      <w:pPr>
+        <w:pStyle w:val="ListBullet"/>
+        <w:spacing w:line="240" w:lineRule="auto"/>
+        <w:ind w:left="720"/>
+      </w:pPr>
+      <w:r>
+        <w:rPr>
+          <w:lang w:val="sw_KE" w:bidi="sw_KE"/>
+        </w:rPr>
+      </w:r>
+      <w:r>
+        <w:rPr>
+          <w:lang w:val="sw_KE" w:bidi="sw_KE"/>
+        </w:rPr>
+        <w:t>Strong's: H0241, H0376, H0559, H0631, H1004, H1696, H1697, H3256, H3289, H3384, H4148, H4156, H4687, H4931, H4941, H6098, H6310, H6490, H6680, H7919, H8451, G12560, G12990, G13190, G13210, G13780, G17810, G17850, G27270, G27530, G35590, G35600, G38110, G38520, G38530, G42640, G43670, G48220</w:t>
+      </w:r>
+      <w:r>
+        <w:rPr>
+          <w:lang w:val="sw_KE" w:bidi="sw_KE"/>
+        </w:rPr>
+      </w:r>
+      <w:r>
+        <w:rPr>
+          <w:lang w:val="sw_KE" w:bidi="sw_KE"/>
+        </w:rPr>
+      </w:r>
+    </w:p>
+    <w:p>
+      <w:pPr/>
+      <w:r>
+        <w:rPr>
+          <w:lang w:val="sw_KE" w:bidi="sw_KE"/>
+        </w:rPr>
+      </w:r>
+    </w:p>
+    <w:p>
+      <w:pPr>
+        <w:pStyle w:val="Heading2"/>
+      </w:pPr>
+      <w:r>
+        <w:rPr>
+          <w:lang w:val="sw_KE" w:bidi="sw_KE"/>
+        </w:rPr>
+        <w:t>Eliakimu</w:t>
+      </w:r>
+      <w:r>
+        <w:rPr>
+          <w:lang w:val="sw_KE" w:bidi="sw_KE"/>
+        </w:rPr>
+      </w:r>
+    </w:p>
+    <w:p>
+      <w:pPr>
+        <w:pStyle w:val="Heading3"/>
+      </w:pPr>
+      <w:r>
+        <w:rPr>
+          <w:lang w:val="sw_KE" w:bidi="sw_KE"/>
+        </w:rPr>
+        <w:t>Ukweli:</w:t>
+      </w:r>
+    </w:p>
+    <w:p>
+      <w:pPr/>
+      <w:r>
+        <w:rPr>
+          <w:lang w:val="sw_KE" w:bidi="sw_KE"/>
+        </w:rPr>
+      </w:r>
+      <w:r>
+        <w:rPr>
+          <w:lang w:val="sw_KE" w:bidi="sw_KE"/>
+        </w:rPr>
+        <w:t>Eliakimu lilikuwa jina la wanaume wawili katika Agano la Kale.</w:t>
+      </w:r>
+    </w:p>
+    <w:p>
+      <w:pPr>
+        <w:pStyle w:val="ListBullet"/>
+        <w:spacing w:line="240" w:lineRule="auto"/>
+        <w:ind w:left="720"/>
+      </w:pPr>
+      <w:r>
+        <w:rPr>
+          <w:lang w:val="sw_KE" w:bidi="sw_KE"/>
+        </w:rPr>
+      </w:r>
+      <w:r>
+        <w:rPr>
+          <w:lang w:val="sw_KE" w:bidi="sw_KE"/>
+        </w:rPr>
+        <w:t>Mtu mmoja aliyeitwaye Eliakimu alikuwa msimamizi wa ikulu chini ya Mfalme Hezekia.</w:t>
+      </w:r>
+    </w:p>
+    <w:p>
+      <w:pPr>
+        <w:pStyle w:val="ListBullet"/>
+        <w:spacing w:line="240" w:lineRule="auto"/>
+        <w:ind w:left="720"/>
+      </w:pPr>
+      <w:r>
+        <w:rPr>
+          <w:lang w:val="sw_KE" w:bidi="sw_KE"/>
+        </w:rPr>
+      </w:r>
+      <w:r>
+        <w:rPr>
+          <w:lang w:val="sw_KE" w:bidi="sw_KE"/>
+        </w:rPr>
+        <w:t>Mtu mwingine aliyeitwa Eliakimu alikuwa mwana wa Mfalme Yosia. Alifanywa mfalme wa Yuda na Farao wa Misri Neko.</w:t>
+      </w:r>
+    </w:p>
+    <w:p>
+      <w:pPr>
+        <w:pStyle w:val="ListBullet"/>
+        <w:spacing w:line="240" w:lineRule="auto"/>
+        <w:ind w:left="720"/>
+      </w:pPr>
+      <w:r>
+        <w:rPr>
+          <w:lang w:val="sw_KE" w:bidi="sw_KE"/>
+        </w:rPr>
+      </w:r>
+      <w:r>
+        <w:rPr>
+          <w:lang w:val="sw_KE" w:bidi="sw_KE"/>
+        </w:rPr>
+        <w:t>Neko alibadilisha jina la Eliakimu kuwa Yehoyakimu.</w:t>
+      </w:r>
+    </w:p>
+    <w:p>
+      <w:pPr/>
+      <w:r>
+        <w:rPr>
+          <w:lang w:val="sw_KE" w:bidi="sw_KE"/>
+        </w:rPr>
+      </w:r>
+      <w:r>
+        <w:rPr>
+          <w:lang w:val="sw_KE" w:bidi="sw_KE"/>
+        </w:rPr>
+        <w:t>(Mapendekezo ya Tafsiri: Tafsiri Majina)</w:t>
+      </w:r>
+    </w:p>
+    <w:p>
+      <w:pPr/>
+      <w:r>
+        <w:rPr>
+          <w:lang w:val="sw_KE" w:bidi="sw_KE"/>
+        </w:rPr>
+      </w:r>
+      <w:r>
+        <w:rPr>
+          <w:lang w:val="sw_KE" w:bidi="sw_KE"/>
+        </w:rPr>
         <w:t xml:space="preserve">(Tazama pia: </w:t>
       </w:r>
       <w:r>
         <w:rPr>
           <w:lang w:val="sw_KE" w:bidi="sw_KE"/>
         </w:rPr>
-        <w:t>amri</w:t>
+        <w:t>Hezekia</w:t>
       </w:r>
       <w:r>
         <w:rPr>
@@ -3168,7 +3469,7 @@
         <w:rPr>
           <w:lang w:val="sw_KE" w:bidi="sw_KE"/>
         </w:rPr>
-        <w:t>agizo</w:t>
+        <w:t>Yehoyakimu</w:t>
       </w:r>
       <w:r>
         <w:rPr>
@@ -3180,7 +3481,19 @@
         <w:rPr>
           <w:lang w:val="sw_KE" w:bidi="sw_KE"/>
         </w:rPr>
-        <w:t>fundisha</w:t>
+        <w:t>Yosia</w:t>
+      </w:r>
+      <w:r>
+        <w:rPr>
+          <w:lang w:val="sw_KE" w:bidi="sw_KE"/>
+        </w:rPr>
+        <w:t xml:space="preserve">, </w:t>
+      </w:r>
+      <w:r>
+        <w:rPr>
+          <w:lang w:val="sw_KE" w:bidi="sw_KE"/>
+        </w:rPr>
+        <w:t>Farao</w:t>
       </w:r>
       <w:r>
         <w:rPr>
@@ -3215,97 +3528,61 @@
         <w:rPr>
           <w:lang w:val="sw_KE" w:bidi="sw_KE"/>
         </w:rPr>
-        <w:t>Kutoka 14:4</w:t>
-      </w:r>
-    </w:p>
-    <w:p>
-      <w:pPr>
-        <w:pStyle w:val="ListBullet"/>
-        <w:spacing w:line="240" w:lineRule="auto"/>
-        <w:ind w:left="720"/>
-      </w:pPr>
-      <w:r>
-        <w:rPr>
-          <w:lang w:val="sw_KE" w:bidi="sw_KE"/>
-        </w:rPr>
-      </w:r>
-      <w:r>
-        <w:rPr>
-          <w:lang w:val="sw_KE" w:bidi="sw_KE"/>
-        </w:rPr>
-        <w:t>Mwanzo 26:5</w:t>
-      </w:r>
-    </w:p>
-    <w:p>
-      <w:pPr>
-        <w:pStyle w:val="ListBullet"/>
-        <w:spacing w:line="240" w:lineRule="auto"/>
-        <w:ind w:left="720"/>
-      </w:pPr>
-      <w:r>
-        <w:rPr>
-          <w:lang w:val="sw_KE" w:bidi="sw_KE"/>
-        </w:rPr>
-      </w:r>
-      <w:r>
-        <w:rPr>
-          <w:lang w:val="sw_KE" w:bidi="sw_KE"/>
-        </w:rPr>
-        <w:t>Waebrania 11:22</w:t>
-      </w:r>
-    </w:p>
-    <w:p>
-      <w:pPr>
-        <w:pStyle w:val="ListBullet"/>
-        <w:spacing w:line="240" w:lineRule="auto"/>
-        <w:ind w:left="720"/>
-      </w:pPr>
-      <w:r>
-        <w:rPr>
-          <w:lang w:val="sw_KE" w:bidi="sw_KE"/>
-        </w:rPr>
-      </w:r>
-      <w:r>
-        <w:rPr>
-          <w:lang w:val="sw_KE" w:bidi="sw_KE"/>
-        </w:rPr>
-        <w:t>Mathayo 10:5</w:t>
-      </w:r>
-    </w:p>
-    <w:p>
-      <w:pPr>
-        <w:pStyle w:val="ListBullet"/>
-        <w:spacing w:line="240" w:lineRule="auto"/>
-        <w:ind w:left="720"/>
-      </w:pPr>
-      <w:r>
-        <w:rPr>
-          <w:lang w:val="sw_KE" w:bidi="sw_KE"/>
-        </w:rPr>
-      </w:r>
-      <w:r>
-        <w:rPr>
-          <w:lang w:val="sw_KE" w:bidi="sw_KE"/>
-        </w:rPr>
-        <w:t>Mathayo 11:1</w:t>
-      </w:r>
-    </w:p>
-    <w:p>
-      <w:pPr>
-        <w:pStyle w:val="ListBullet"/>
-        <w:spacing w:line="240" w:lineRule="auto"/>
-        <w:ind w:left="720"/>
-      </w:pPr>
-      <w:r>
-        <w:rPr>
-          <w:lang w:val="sw_KE" w:bidi="sw_KE"/>
-        </w:rPr>
-      </w:r>
-      <w:r>
-        <w:rPr>
-          <w:lang w:val="sw_KE" w:bidi="sw_KE"/>
-        </w:rPr>
-        <w:t>Mithali 1:30</w:t>
+        <w:t>2 Wafalme 18:18</w:t>
+      </w:r>
+    </w:p>
+    <w:p>
+      <w:pPr>
+        <w:pStyle w:val="ListBullet"/>
+        <w:spacing w:line="240" w:lineRule="auto"/>
+        <w:ind w:left="720"/>
+      </w:pPr>
+      <w:r>
+        <w:rPr>
+          <w:lang w:val="sw_KE" w:bidi="sw_KE"/>
+        </w:rPr>
+      </w:r>
+      <w:r>
+        <w:rPr>
+          <w:lang w:val="sw_KE" w:bidi="sw_KE"/>
+        </w:rPr>
+        <w:t>2 Wafalme 18:26</w:t>
+      </w:r>
+    </w:p>
+    <w:p>
+      <w:pPr>
+        <w:pStyle w:val="ListBullet"/>
+        <w:spacing w:line="240" w:lineRule="auto"/>
+        <w:ind w:left="720"/>
+      </w:pPr>
+      <w:r>
+        <w:rPr>
+          <w:lang w:val="sw_KE" w:bidi="sw_KE"/>
+        </w:rPr>
+      </w:r>
+      <w:r>
+        <w:rPr>
+          <w:lang w:val="sw_KE" w:bidi="sw_KE"/>
+        </w:rPr>
+        <w:t>2 Wafalme 18:37</w:t>
+      </w:r>
+    </w:p>
+    <w:p>
+      <w:pPr>
+        <w:pStyle w:val="ListBullet"/>
+        <w:spacing w:line="240" w:lineRule="auto"/>
+        <w:ind w:left="720"/>
+      </w:pPr>
+      <w:r>
+        <w:rPr>
+          <w:lang w:val="sw_KE" w:bidi="sw_KE"/>
+        </w:rPr>
+      </w:r>
+      <w:r>
+        <w:rPr>
+          <w:lang w:val="sw_KE" w:bidi="sw_KE"/>
+        </w:rPr>
+        <w:t>2 Wafalme 23:34–35</w:t>
       </w:r>
     </w:p>
     <w:p>
@@ -3334,7 +3611,7 @@
         <w:rPr>
           <w:lang w:val="sw_KE" w:bidi="sw_KE"/>
         </w:rPr>
-        <w:t>Strong's: H0241, H0376, H0559, H0631, H1004, H1696, H1697, H3256, H3289, H3384, H4148, H4156, H4687, H4931, H4941, H6098, H6310, H6490, H6680, H7919, H8451, G12560, G12990, G13190, G13210, G13780, G17810, G17850, G27270, G27530, G35590, G35600, G38110, G38520, G38530, G42640, G43670, G48220</w:t>
+        <w:t>Strong's: H0471, G16620</w:t>
       </w:r>
       <w:r>
         <w:rPr>
@@ -3363,7 +3640,7 @@
         <w:rPr>
           <w:lang w:val="sw_KE" w:bidi="sw_KE"/>
         </w:rPr>
-        <w:t>Eliakimu</w:t>
+        <w:t>Elisha</w:t>
       </w:r>
       <w:r>
         <w:rPr>
@@ -3379,6 +3656,295 @@
         <w:rPr>
           <w:lang w:val="sw_KE" w:bidi="sw_KE"/>
         </w:rPr>
+        <w:t>Uhalisia:</w:t>
+      </w:r>
+    </w:p>
+    <w:p>
+      <w:pPr/>
+      <w:r>
+        <w:rPr>
+          <w:lang w:val="sw_KE" w:bidi="sw_KE"/>
+        </w:rPr>
+      </w:r>
+      <w:r>
+        <w:rPr>
+          <w:lang w:val="sw_KE" w:bidi="sw_KE"/>
+        </w:rPr>
+        <w:t>Elisha alikuwa nabii katika Israeli wakati wa utawala wa wafalme kadhaa wa Israeli: Ahabu, Ahazia, Yehoramu, Yehu, Yehoahazi, na Yehoashi.</w:t>
+      </w:r>
+    </w:p>
+    <w:p>
+      <w:pPr>
+        <w:pStyle w:val="ListBullet"/>
+        <w:spacing w:line="240" w:lineRule="auto"/>
+        <w:ind w:left="720"/>
+      </w:pPr>
+      <w:r>
+        <w:rPr>
+          <w:lang w:val="sw_KE" w:bidi="sw_KE"/>
+        </w:rPr>
+      </w:r>
+      <w:r>
+        <w:rPr>
+          <w:lang w:val="sw_KE" w:bidi="sw_KE"/>
+        </w:rPr>
+        <w:t>Mungu alimwambia nabii Eliya amteue Elisha kuwa nabii.</w:t>
+      </w:r>
+    </w:p>
+    <w:p>
+      <w:pPr>
+        <w:pStyle w:val="ListBullet"/>
+        <w:spacing w:line="240" w:lineRule="auto"/>
+        <w:ind w:left="720"/>
+      </w:pPr>
+      <w:r>
+        <w:rPr>
+          <w:lang w:val="sw_KE" w:bidi="sw_KE"/>
+        </w:rPr>
+      </w:r>
+      <w:r>
+        <w:rPr>
+          <w:lang w:val="sw_KE" w:bidi="sw_KE"/>
+        </w:rPr>
+        <w:t>Wakati Eliya alichukuliwa mbinguni kwa gari la moto, Elisha akawa nabii wa Mungu kwa wafalme wa Israeli.</w:t>
+      </w:r>
+    </w:p>
+    <w:p>
+      <w:pPr>
+        <w:pStyle w:val="ListBullet"/>
+        <w:spacing w:line="240" w:lineRule="auto"/>
+        <w:ind w:left="720"/>
+      </w:pPr>
+      <w:r>
+        <w:rPr>
+          <w:lang w:val="sw_KE" w:bidi="sw_KE"/>
+        </w:rPr>
+      </w:r>
+      <w:r>
+        <w:rPr>
+          <w:lang w:val="sw_KE" w:bidi="sw_KE"/>
+        </w:rPr>
+        <w:t>Elisha alifanya miujiza mingi, ikiwa ni pamoja na kumponya Naamani kutoka Shamu ambaye alikuwa na ukoma na kumfufua mwana wa mwanamke kutoka Shunemu kutoka kwa wafu.</w:t>
+      </w:r>
+    </w:p>
+    <w:p>
+      <w:pPr/>
+      <w:r>
+        <w:rPr>
+          <w:lang w:val="sw_KE" w:bidi="sw_KE"/>
+        </w:rPr>
+      </w:r>
+      <w:r>
+        <w:rPr>
+          <w:lang w:val="sw_KE" w:bidi="sw_KE"/>
+        </w:rPr>
+        <w:t>(Mapendekezo ya Tafsiri: Jinzi ya Kutafsiri Majina)</w:t>
+      </w:r>
+    </w:p>
+    <w:p>
+      <w:pPr/>
+      <w:r>
+        <w:rPr>
+          <w:lang w:val="sw_KE" w:bidi="sw_KE"/>
+        </w:rPr>
+      </w:r>
+      <w:r>
+        <w:rPr>
+          <w:lang w:val="sw_KE" w:bidi="sw_KE"/>
+        </w:rPr>
+        <w:t xml:space="preserve">(Tazama pia: </w:t>
+      </w:r>
+      <w:r>
+        <w:rPr>
+          <w:lang w:val="sw_KE" w:bidi="sw_KE"/>
+        </w:rPr>
+        <w:t>Eliya</w:t>
+      </w:r>
+      <w:r>
+        <w:rPr>
+          <w:lang w:val="sw_KE" w:bidi="sw_KE"/>
+        </w:rPr>
+        <w:t xml:space="preserve">, </w:t>
+      </w:r>
+      <w:r>
+        <w:rPr>
+          <w:lang w:val="sw_KE" w:bidi="sw_KE"/>
+        </w:rPr>
+        <w:t>Naamani</w:t>
+      </w:r>
+      <w:r>
+        <w:rPr>
+          <w:lang w:val="sw_KE" w:bidi="sw_KE"/>
+        </w:rPr>
+        <w:t xml:space="preserve">, </w:t>
+      </w:r>
+      <w:r>
+        <w:rPr>
+          <w:lang w:val="sw_KE" w:bidi="sw_KE"/>
+        </w:rPr>
+        <w:t>nabii</w:t>
+      </w:r>
+      <w:r>
+        <w:rPr>
+          <w:lang w:val="sw_KE" w:bidi="sw_KE"/>
+        </w:rPr>
+        <w:t>.)</w:t>
+      </w:r>
+    </w:p>
+    <w:p>
+      <w:pPr>
+        <w:pStyle w:val="Heading3"/>
+      </w:pPr>
+      <w:r>
+        <w:rPr>
+          <w:lang w:val="sw_KE" w:bidi="sw_KE"/>
+        </w:rPr>
+        <w:t>Marejeleo ya Biblia:</w:t>
+      </w:r>
+    </w:p>
+    <w:p>
+      <w:pPr>
+        <w:pStyle w:val="ListBullet"/>
+        <w:spacing w:line="240" w:lineRule="auto"/>
+        <w:ind w:left="720"/>
+      </w:pPr>
+      <w:r>
+        <w:rPr>
+          <w:lang w:val="sw_KE" w:bidi="sw_KE"/>
+        </w:rPr>
+      </w:r>
+      <w:r>
+        <w:rPr>
+          <w:lang w:val="sw_KE" w:bidi="sw_KE"/>
+        </w:rPr>
+        <w:t>1 Wafalme 19:15–16</w:t>
+      </w:r>
+    </w:p>
+    <w:p>
+      <w:pPr>
+        <w:pStyle w:val="ListBullet"/>
+        <w:spacing w:line="240" w:lineRule="auto"/>
+        <w:ind w:left="720"/>
+      </w:pPr>
+      <w:r>
+        <w:rPr>
+          <w:lang w:val="sw_KE" w:bidi="sw_KE"/>
+        </w:rPr>
+      </w:r>
+      <w:r>
+        <w:rPr>
+          <w:lang w:val="sw_KE" w:bidi="sw_KE"/>
+        </w:rPr>
+        <w:t>2 Wafalme 3:15</w:t>
+      </w:r>
+    </w:p>
+    <w:p>
+      <w:pPr>
+        <w:pStyle w:val="ListBullet"/>
+        <w:spacing w:line="240" w:lineRule="auto"/>
+        <w:ind w:left="720"/>
+      </w:pPr>
+      <w:r>
+        <w:rPr>
+          <w:lang w:val="sw_KE" w:bidi="sw_KE"/>
+        </w:rPr>
+      </w:r>
+      <w:r>
+        <w:rPr>
+          <w:lang w:val="sw_KE" w:bidi="sw_KE"/>
+        </w:rPr>
+        <w:t>2 Wafalme 5:8</w:t>
+      </w:r>
+    </w:p>
+    <w:p>
+      <w:pPr>
+        <w:pStyle w:val="ListBullet"/>
+        <w:spacing w:line="240" w:lineRule="auto"/>
+        <w:ind w:left="720"/>
+      </w:pPr>
+      <w:r>
+        <w:rPr>
+          <w:lang w:val="sw_KE" w:bidi="sw_KE"/>
+        </w:rPr>
+      </w:r>
+      <w:r>
+        <w:rPr>
+          <w:lang w:val="sw_KE" w:bidi="sw_KE"/>
+        </w:rPr>
+        <w:t>Luka 4:25</w:t>
+      </w:r>
+    </w:p>
+    <w:p>
+      <w:pPr>
+        <w:pStyle w:val="Heading3"/>
+      </w:pPr>
+      <w:r>
+        <w:rPr>
+          <w:lang w:val="sw_KE" w:bidi="sw_KE"/>
+        </w:rPr>
+        <w:t>Data ya Neno:</w:t>
+      </w:r>
+    </w:p>
+    <w:p>
+      <w:pPr>
+        <w:pStyle w:val="ListBullet"/>
+        <w:spacing w:line="240" w:lineRule="auto"/>
+        <w:ind w:left="720"/>
+      </w:pPr>
+      <w:r>
+        <w:rPr>
+          <w:lang w:val="sw_KE" w:bidi="sw_KE"/>
+        </w:rPr>
+      </w:r>
+      <w:r>
+        <w:rPr>
+          <w:lang w:val="sw_KE" w:bidi="sw_KE"/>
+        </w:rPr>
+        <w:t>Strong's: H0477</w:t>
+      </w:r>
+      <w:r>
+        <w:rPr>
+          <w:lang w:val="sw_KE" w:bidi="sw_KE"/>
+        </w:rPr>
+      </w:r>
+      <w:r>
+        <w:rPr>
+          <w:lang w:val="sw_KE" w:bidi="sw_KE"/>
+        </w:rPr>
+      </w:r>
+    </w:p>
+    <w:p>
+      <w:pPr/>
+      <w:r>
+        <w:rPr>
+          <w:lang w:val="sw_KE" w:bidi="sw_KE"/>
+        </w:rPr>
+      </w:r>
+    </w:p>
+    <w:p>
+      <w:pPr>
+        <w:pStyle w:val="Heading2"/>
+      </w:pPr>
+      <w:r>
+        <w:rPr>
+          <w:lang w:val="sw_KE" w:bidi="sw_KE"/>
+        </w:rPr>
+        <w:t>Eliya</w:t>
+      </w:r>
+      <w:r>
+        <w:rPr>
+          <w:lang w:val="sw_KE" w:bidi="sw_KE"/>
+        </w:rPr>
+      </w:r>
+    </w:p>
+    <w:p>
+      <w:pPr>
+        <w:pStyle w:val="Heading3"/>
+      </w:pPr>
+      <w:r>
+        <w:rPr>
+          <w:lang w:val="sw_KE" w:bidi="sw_KE"/>
+        </w:rPr>
         <w:t>Ukweli:</w:t>
       </w:r>
     </w:p>
@@ -3393,61 +3959,97 @@
         <w:rPr>
           <w:lang w:val="sw_KE" w:bidi="sw_KE"/>
         </w:rPr>
-        <w:t>Eliakimu lilikuwa jina la wanaume wawili katika Agano la Kale.</w:t>
-      </w:r>
-    </w:p>
-    <w:p>
-      <w:pPr>
-        <w:pStyle w:val="ListBullet"/>
-        <w:spacing w:line="240" w:lineRule="auto"/>
-        <w:ind w:left="720"/>
-      </w:pPr>
-      <w:r>
-        <w:rPr>
-          <w:lang w:val="sw_KE" w:bidi="sw_KE"/>
-        </w:rPr>
-      </w:r>
-      <w:r>
-        <w:rPr>
-          <w:lang w:val="sw_KE" w:bidi="sw_KE"/>
-        </w:rPr>
-        <w:t>Mtu mmoja aliyeitwaye Eliakimu alikuwa msimamizi wa ikulu chini ya Mfalme Hezekia.</w:t>
-      </w:r>
-    </w:p>
-    <w:p>
-      <w:pPr>
-        <w:pStyle w:val="ListBullet"/>
-        <w:spacing w:line="240" w:lineRule="auto"/>
-        <w:ind w:left="720"/>
-      </w:pPr>
-      <w:r>
-        <w:rPr>
-          <w:lang w:val="sw_KE" w:bidi="sw_KE"/>
-        </w:rPr>
-      </w:r>
-      <w:r>
-        <w:rPr>
-          <w:lang w:val="sw_KE" w:bidi="sw_KE"/>
-        </w:rPr>
-        <w:t>Mtu mwingine aliyeitwa Eliakimu alikuwa mwana wa Mfalme Yosia. Alifanywa mfalme wa Yuda na Farao wa Misri Neko.</w:t>
-      </w:r>
-    </w:p>
-    <w:p>
-      <w:pPr>
-        <w:pStyle w:val="ListBullet"/>
-        <w:spacing w:line="240" w:lineRule="auto"/>
-        <w:ind w:left="720"/>
-      </w:pPr>
-      <w:r>
-        <w:rPr>
-          <w:lang w:val="sw_KE" w:bidi="sw_KE"/>
-        </w:rPr>
-      </w:r>
-      <w:r>
-        <w:rPr>
-          <w:lang w:val="sw_KE" w:bidi="sw_KE"/>
-        </w:rPr>
-        <w:t>Neko alibadilisha jina la Eliakimu kuwa Yehoyakimu.</w:t>
+        <w:t>Eliya alikuwa mmoja wa manabii muhimu zaidi wa Yehova. Eliya alitabiri wakati wa utawala wa wafalme kadhaa wa Israeli na Yuda, akiwemo Mfalme Ahabu.</w:t>
+      </w:r>
+    </w:p>
+    <w:p>
+      <w:pPr>
+        <w:pStyle w:val="ListBullet"/>
+        <w:spacing w:line="240" w:lineRule="auto"/>
+        <w:ind w:left="720"/>
+      </w:pPr>
+      <w:r>
+        <w:rPr>
+          <w:lang w:val="sw_KE" w:bidi="sw_KE"/>
+        </w:rPr>
+      </w:r>
+      <w:r>
+        <w:rPr>
+          <w:lang w:val="sw_KE" w:bidi="sw_KE"/>
+        </w:rPr>
+        <w:t>Mungu alifanya miujiza mingi kupitia Eliya, ikiwa ni pamoja na kumfufua mvulana aliyekufa.</w:t>
+      </w:r>
+    </w:p>
+    <w:p>
+      <w:pPr>
+        <w:pStyle w:val="ListBullet"/>
+        <w:spacing w:line="240" w:lineRule="auto"/>
+        <w:ind w:left="720"/>
+      </w:pPr>
+      <w:r>
+        <w:rPr>
+          <w:lang w:val="sw_KE" w:bidi="sw_KE"/>
+        </w:rPr>
+      </w:r>
+      <w:r>
+        <w:rPr>
+          <w:lang w:val="sw_KE" w:bidi="sw_KE"/>
+        </w:rPr>
+        <w:t>Eliya alimkemea Mfalme Ahabu kwa kumwabudu mungu wa uongo, Baali.</w:t>
+      </w:r>
+    </w:p>
+    <w:p>
+      <w:pPr>
+        <w:pStyle w:val="ListBullet"/>
+        <w:spacing w:line="240" w:lineRule="auto"/>
+        <w:ind w:left="720"/>
+      </w:pPr>
+      <w:r>
+        <w:rPr>
+          <w:lang w:val="sw_KE" w:bidi="sw_KE"/>
+        </w:rPr>
+      </w:r>
+      <w:r>
+        <w:rPr>
+          <w:lang w:val="sw_KE" w:bidi="sw_KE"/>
+        </w:rPr>
+        <w:t>Alipinga manabii wa Baali kwa jaribio lililothibitisha kwamba Yehova ndiye MUNGU WA KWELI pekee.</w:t>
+      </w:r>
+    </w:p>
+    <w:p>
+      <w:pPr>
+        <w:pStyle w:val="ListBullet"/>
+        <w:spacing w:line="240" w:lineRule="auto"/>
+        <w:ind w:left="720"/>
+      </w:pPr>
+      <w:r>
+        <w:rPr>
+          <w:lang w:val="sw_KE" w:bidi="sw_KE"/>
+        </w:rPr>
+      </w:r>
+      <w:r>
+        <w:rPr>
+          <w:lang w:val="sw_KE" w:bidi="sw_KE"/>
+        </w:rPr>
+        <w:t>Mwisho wa maisha ya Eliya, Mungu alimchukua kwa muujiza kwenda mbinguni akiwa bado hai.</w:t>
+      </w:r>
+    </w:p>
+    <w:p>
+      <w:pPr>
+        <w:pStyle w:val="ListBullet"/>
+        <w:spacing w:line="240" w:lineRule="auto"/>
+        <w:ind w:left="720"/>
+      </w:pPr>
+      <w:r>
+        <w:rPr>
+          <w:lang w:val="sw_KE" w:bidi="sw_KE"/>
+        </w:rPr>
+      </w:r>
+      <w:r>
+        <w:rPr>
+          <w:lang w:val="sw_KE" w:bidi="sw_KE"/>
+        </w:rPr>
+        <w:t>Karne nyingi baadaye, Eliya, pamoja na Mose, walitokea na Yesu kwenye mlima, na walizungumza pamoja kuhusu mateso na kifo kijacho cha Yesu huko Yerusalemu.</w:t>
       </w:r>
     </w:p>
     <w:p>
@@ -3461,7 +4063,7 @@
         <w:rPr>
           <w:lang w:val="sw_KE" w:bidi="sw_KE"/>
         </w:rPr>
-        <w:t>(Mapendekezo ya Tafsiri: Tafsiri Majina)</w:t>
+        <w:t>(Mapendekezo ya Tafsiri: Jinsi ya Kutafsiri Majina)</w:t>
       </w:r>
     </w:p>
     <w:p>
@@ -3481,7 +4083,7 @@
         <w:rPr>
           <w:lang w:val="sw_KE" w:bidi="sw_KE"/>
         </w:rPr>
-        <w:t>Hezekia</w:t>
+        <w:t>muujiza</w:t>
       </w:r>
       <w:r>
         <w:rPr>
@@ -3493,7 +4095,7 @@
         <w:rPr>
           <w:lang w:val="sw_KE" w:bidi="sw_KE"/>
         </w:rPr>
-        <w:t>Yehoyakimu</w:t>
+        <w:t>nabii</w:t>
       </w:r>
       <w:r>
         <w:rPr>
@@ -3505,7 +4107,623 @@
         <w:rPr>
           <w:lang w:val="sw_KE" w:bidi="sw_KE"/>
         </w:rPr>
-        <w:t>Yosia</w:t>
+        <w:t>Yehova</w:t>
+      </w:r>
+      <w:r>
+        <w:rPr>
+          <w:lang w:val="sw_KE" w:bidi="sw_KE"/>
+        </w:rPr>
+        <w:t>)</w:t>
+      </w:r>
+    </w:p>
+    <w:p>
+      <w:pPr>
+        <w:pStyle w:val="Heading3"/>
+      </w:pPr>
+      <w:r>
+        <w:rPr>
+          <w:lang w:val="sw_KE" w:bidi="sw_KE"/>
+        </w:rPr>
+        <w:t>Marejeleo ya Biblia:</w:t>
+      </w:r>
+    </w:p>
+    <w:p>
+      <w:pPr>
+        <w:pStyle w:val="ListBullet"/>
+        <w:spacing w:line="240" w:lineRule="auto"/>
+        <w:ind w:left="720"/>
+      </w:pPr>
+      <w:r>
+        <w:rPr>
+          <w:lang w:val="sw_KE" w:bidi="sw_KE"/>
+        </w:rPr>
+      </w:r>
+      <w:r>
+        <w:rPr>
+          <w:lang w:val="sw_KE" w:bidi="sw_KE"/>
+        </w:rPr>
+        <w:t>1 Wafalme 17:1</w:t>
+      </w:r>
+    </w:p>
+    <w:p>
+      <w:pPr>
+        <w:pStyle w:val="ListBullet"/>
+        <w:spacing w:line="240" w:lineRule="auto"/>
+        <w:ind w:left="720"/>
+      </w:pPr>
+      <w:r>
+        <w:rPr>
+          <w:lang w:val="sw_KE" w:bidi="sw_KE"/>
+        </w:rPr>
+      </w:r>
+      <w:r>
+        <w:rPr>
+          <w:lang w:val="sw_KE" w:bidi="sw_KE"/>
+        </w:rPr>
+        <w:t>2 Wafalme 1:3–4</w:t>
+      </w:r>
+    </w:p>
+    <w:p>
+      <w:pPr>
+        <w:pStyle w:val="ListBullet"/>
+        <w:spacing w:line="240" w:lineRule="auto"/>
+        <w:ind w:left="720"/>
+      </w:pPr>
+      <w:r>
+        <w:rPr>
+          <w:lang w:val="sw_KE" w:bidi="sw_KE"/>
+        </w:rPr>
+      </w:r>
+      <w:r>
+        <w:rPr>
+          <w:lang w:val="sw_KE" w:bidi="sw_KE"/>
+        </w:rPr>
+        <w:t>Yakobo 5:16–18</w:t>
+      </w:r>
+    </w:p>
+    <w:p>
+      <w:pPr>
+        <w:pStyle w:val="ListBullet"/>
+        <w:spacing w:line="240" w:lineRule="auto"/>
+        <w:ind w:left="720"/>
+      </w:pPr>
+      <w:r>
+        <w:rPr>
+          <w:lang w:val="sw_KE" w:bidi="sw_KE"/>
+        </w:rPr>
+      </w:r>
+      <w:r>
+        <w:rPr>
+          <w:lang w:val="sw_KE" w:bidi="sw_KE"/>
+        </w:rPr>
+        <w:t>Yohana 1:19–21</w:t>
+      </w:r>
+    </w:p>
+    <w:p>
+      <w:pPr>
+        <w:pStyle w:val="ListBullet"/>
+        <w:spacing w:line="240" w:lineRule="auto"/>
+        <w:ind w:left="720"/>
+      </w:pPr>
+      <w:r>
+        <w:rPr>
+          <w:lang w:val="sw_KE" w:bidi="sw_KE"/>
+        </w:rPr>
+      </w:r>
+      <w:r>
+        <w:rPr>
+          <w:lang w:val="sw_KE" w:bidi="sw_KE"/>
+        </w:rPr>
+        <w:t>Yohana 1:24–25</w:t>
+      </w:r>
+    </w:p>
+    <w:p>
+      <w:pPr>
+        <w:pStyle w:val="ListBullet"/>
+        <w:spacing w:line="240" w:lineRule="auto"/>
+        <w:ind w:left="720"/>
+      </w:pPr>
+      <w:r>
+        <w:rPr>
+          <w:lang w:val="sw_KE" w:bidi="sw_KE"/>
+        </w:rPr>
+      </w:r>
+      <w:r>
+        <w:rPr>
+          <w:lang w:val="sw_KE" w:bidi="sw_KE"/>
+        </w:rPr>
+        <w:t>Marko 9:5</w:t>
+      </w:r>
+    </w:p>
+    <w:p>
+      <w:pPr>
+        <w:pStyle w:val="Heading3"/>
+      </w:pPr>
+      <w:r>
+        <w:rPr>
+          <w:lang w:val="sw_KE" w:bidi="sw_KE"/>
+        </w:rPr>
+        <w:t>Mifano kutoka kwa hadithi za Biblia:</w:t>
+      </w:r>
+    </w:p>
+    <w:p>
+      <w:pPr>
+        <w:pStyle w:val="ListBullet"/>
+        <w:spacing w:line="240" w:lineRule="auto"/>
+        <w:ind w:left="720"/>
+      </w:pPr>
+      <w:r>
+        <w:rPr>
+          <w:lang w:val="sw_KE" w:bidi="sw_KE"/>
+        </w:rPr>
+      </w:r>
+      <w:r>
+        <w:rPr>
+          <w:b/>
+          <w:lang w:val="sw_KE" w:bidi="sw_KE"/>
+        </w:rPr>
+        <w:t>19:2</w:t>
+      </w:r>
+      <w:r>
+        <w:rPr>
+          <w:lang w:val="sw_KE" w:bidi="sw_KE"/>
+        </w:rPr>
+        <w:t xml:space="preserve"> </w:t>
+      </w:r>
+      <w:r>
+        <w:rPr>
+          <w:b/>
+          <w:lang w:val="sw_KE" w:bidi="sw_KE"/>
+        </w:rPr>
+        <w:t>Eliya</w:t>
+      </w:r>
+      <w:r>
+        <w:rPr>
+          <w:lang w:val="sw_KE" w:bidi="sw_KE"/>
+        </w:rPr>
+        <w:t xml:space="preserve"> alikuwa nabii wakati Ahabu alikuwa mfalme wa ufalme wa Israeli.</w:t>
+      </w:r>
+    </w:p>
+    <w:p>
+      <w:pPr>
+        <w:pStyle w:val="ListBullet"/>
+        <w:spacing w:line="240" w:lineRule="auto"/>
+        <w:ind w:left="720"/>
+      </w:pPr>
+      <w:r>
+        <w:rPr>
+          <w:lang w:val="sw_KE" w:bidi="sw_KE"/>
+        </w:rPr>
+      </w:r>
+      <w:r>
+        <w:rPr>
+          <w:b/>
+          <w:lang w:val="sw_KE" w:bidi="sw_KE"/>
+        </w:rPr>
+        <w:t>19:2</w:t>
+      </w:r>
+      <w:r>
+        <w:rPr>
+          <w:lang w:val="sw_KE" w:bidi="sw_KE"/>
+        </w:rPr>
+        <w:t xml:space="preserve"> </w:t>
+      </w:r>
+      <w:r>
+        <w:rPr>
+          <w:b/>
+          <w:lang w:val="sw_KE" w:bidi="sw_KE"/>
+        </w:rPr>
+        <w:t>Eliya</w:t>
+      </w:r>
+      <w:r>
+        <w:rPr>
+          <w:lang w:val="sw_KE" w:bidi="sw_KE"/>
+        </w:rPr>
+        <w:t xml:space="preserve"> alimwambia Ahabu, "Hapatakuwa na mvua wala umande katika ufalme wa Israeli hadi niseme hivyo."</w:t>
+      </w:r>
+    </w:p>
+    <w:p>
+      <w:pPr>
+        <w:pStyle w:val="ListBullet"/>
+        <w:spacing w:line="240" w:lineRule="auto"/>
+        <w:ind w:left="720"/>
+      </w:pPr>
+      <w:r>
+        <w:rPr>
+          <w:lang w:val="sw_KE" w:bidi="sw_KE"/>
+        </w:rPr>
+      </w:r>
+      <w:r>
+        <w:rPr>
+          <w:b/>
+          <w:lang w:val="sw_KE" w:bidi="sw_KE"/>
+        </w:rPr>
+        <w:t>19:3</w:t>
+      </w:r>
+      <w:r>
+        <w:rPr>
+          <w:lang w:val="sw_KE" w:bidi="sw_KE"/>
+        </w:rPr>
+        <w:t xml:space="preserve"> Mungu alimwambia </w:t>
+      </w:r>
+      <w:r>
+        <w:rPr>
+          <w:b/>
+          <w:lang w:val="sw_KE" w:bidi="sw_KE"/>
+        </w:rPr>
+        <w:t>Eliya</w:t>
+      </w:r>
+      <w:r>
+        <w:rPr>
+          <w:lang w:val="sw_KE" w:bidi="sw_KE"/>
+        </w:rPr>
+        <w:t xml:space="preserve"> aende kwenye kijito katika nyika kujificha kutoka kwa Ahabu ambaye alitaka kumuua. Kila asubuhi na kila jioni, ndege walimletea mkate na nyama.</w:t>
+      </w:r>
+    </w:p>
+    <w:p>
+      <w:pPr>
+        <w:pStyle w:val="ListBullet"/>
+        <w:spacing w:line="240" w:lineRule="auto"/>
+        <w:ind w:left="720"/>
+      </w:pPr>
+      <w:r>
+        <w:rPr>
+          <w:lang w:val="sw_KE" w:bidi="sw_KE"/>
+        </w:rPr>
+      </w:r>
+      <w:r>
+        <w:rPr>
+          <w:b/>
+          <w:lang w:val="sw_KE" w:bidi="sw_KE"/>
+        </w:rPr>
+        <w:t>19:4</w:t>
+      </w:r>
+      <w:r>
+        <w:rPr>
+          <w:lang w:val="sw_KE" w:bidi="sw_KE"/>
+        </w:rPr>
+        <w:t xml:space="preserve"> Lakini walimtunza </w:t>
+      </w:r>
+      <w:r>
+        <w:rPr>
+          <w:b/>
+          <w:lang w:val="sw_KE" w:bidi="sw_KE"/>
+        </w:rPr>
+        <w:t>Eliya</w:t>
+      </w:r>
+      <w:r>
+        <w:rPr>
+          <w:lang w:val="sw_KE" w:bidi="sw_KE"/>
+        </w:rPr>
+        <w:t>, na Mungu aliwapa mahitaji yao ili mtungi wao wa unga na chupa yao ya mafuta haikuwai kuwa tupu.</w:t>
+      </w:r>
+    </w:p>
+    <w:p>
+      <w:pPr>
+        <w:pStyle w:val="ListBullet"/>
+        <w:spacing w:line="240" w:lineRule="auto"/>
+        <w:ind w:left="720"/>
+      </w:pPr>
+      <w:r>
+        <w:rPr>
+          <w:lang w:val="sw_KE" w:bidi="sw_KE"/>
+        </w:rPr>
+      </w:r>
+      <w:r>
+        <w:rPr>
+          <w:b/>
+          <w:lang w:val="sw_KE" w:bidi="sw_KE"/>
+        </w:rPr>
+        <w:t>19:5</w:t>
+      </w:r>
+      <w:r>
+        <w:rPr>
+          <w:lang w:val="sw_KE" w:bidi="sw_KE"/>
+        </w:rPr>
+        <w:t xml:space="preserve"> Baada ya miaka mitatu na nusu, Mungu alimwambia </w:t>
+      </w:r>
+      <w:r>
+        <w:rPr>
+          <w:b/>
+          <w:lang w:val="sw_KE" w:bidi="sw_KE"/>
+        </w:rPr>
+        <w:t>Eliya</w:t>
+      </w:r>
+      <w:r>
+        <w:rPr>
+          <w:lang w:val="sw_KE" w:bidi="sw_KE"/>
+        </w:rPr>
+        <w:t xml:space="preserve"> arudi katika ufalme wa Israeli na kuzungumza na Ahabu kwa sababu alikuwa anaenda kutuma mvua tena.</w:t>
+      </w:r>
+    </w:p>
+    <w:p>
+      <w:pPr>
+        <w:pStyle w:val="ListBullet"/>
+        <w:spacing w:line="240" w:lineRule="auto"/>
+        <w:ind w:left="720"/>
+      </w:pPr>
+      <w:r>
+        <w:rPr>
+          <w:lang w:val="sw_KE" w:bidi="sw_KE"/>
+        </w:rPr>
+      </w:r>
+      <w:r>
+        <w:rPr>
+          <w:b/>
+          <w:lang w:val="sw_KE" w:bidi="sw_KE"/>
+        </w:rPr>
+        <w:t>19:7</w:t>
+      </w:r>
+      <w:r>
+        <w:rPr>
+          <w:lang w:val="sw_KE" w:bidi="sw_KE"/>
+        </w:rPr>
+        <w:t xml:space="preserve"> Kisha </w:t>
+      </w:r>
+      <w:r>
+        <w:rPr>
+          <w:b/>
+          <w:lang w:val="sw_KE" w:bidi="sw_KE"/>
+        </w:rPr>
+        <w:t>Eliya</w:t>
+      </w:r>
+      <w:r>
+        <w:rPr>
+          <w:lang w:val="sw_KE" w:bidi="sw_KE"/>
+        </w:rPr>
+        <w:t xml:space="preserve"> akawaambia manabii wa Baali, “Chinjeni fahali na muiandae kama dhabihu, lakini msitie moto.”</w:t>
+      </w:r>
+    </w:p>
+    <w:p>
+      <w:pPr>
+        <w:pStyle w:val="ListBullet"/>
+        <w:spacing w:line="240" w:lineRule="auto"/>
+        <w:ind w:left="720"/>
+      </w:pPr>
+      <w:r>
+        <w:rPr>
+          <w:lang w:val="sw_KE" w:bidi="sw_KE"/>
+        </w:rPr>
+      </w:r>
+      <w:r>
+        <w:rPr>
+          <w:b/>
+          <w:lang w:val="sw_KE" w:bidi="sw_KE"/>
+        </w:rPr>
+        <w:t>19:12</w:t>
+      </w:r>
+      <w:r>
+        <w:rPr>
+          <w:lang w:val="sw_KE" w:bidi="sw_KE"/>
+        </w:rPr>
+        <w:t xml:space="preserve"> Kisha </w:t>
+      </w:r>
+      <w:r>
+        <w:rPr>
+          <w:b/>
+          <w:lang w:val="sw_KE" w:bidi="sw_KE"/>
+        </w:rPr>
+        <w:t>Eliya</w:t>
+      </w:r>
+      <w:r>
+        <w:rPr>
+          <w:lang w:val="sw_KE" w:bidi="sw_KE"/>
+        </w:rPr>
+        <w:t xml:space="preserve"> akasema, “Msiruhusu yeyote kati ya manabii wa Baali kutoroka!”</w:t>
+      </w:r>
+    </w:p>
+    <w:p>
+      <w:pPr>
+        <w:pStyle w:val="ListBullet"/>
+        <w:spacing w:line="240" w:lineRule="auto"/>
+        <w:ind w:left="720"/>
+      </w:pPr>
+      <w:r>
+        <w:rPr>
+          <w:lang w:val="sw_KE" w:bidi="sw_KE"/>
+        </w:rPr>
+      </w:r>
+      <w:r>
+        <w:rPr>
+          <w:b/>
+          <w:lang w:val="sw_KE" w:bidi="sw_KE"/>
+        </w:rPr>
+        <w:t>36:3</w:t>
+      </w:r>
+      <w:r>
+        <w:rPr>
+          <w:lang w:val="sw_KE" w:bidi="sw_KE"/>
+        </w:rPr>
+        <w:t xml:space="preserve"> Kisha Mose na nabii </w:t>
+      </w:r>
+      <w:r>
+        <w:rPr>
+          <w:b/>
+          <w:lang w:val="sw_KE" w:bidi="sw_KE"/>
+        </w:rPr>
+        <w:t>Eliya</w:t>
+      </w:r>
+      <w:r>
+        <w:rPr>
+          <w:lang w:val="sw_KE" w:bidi="sw_KE"/>
+        </w:rPr>
+        <w:t xml:space="preserve"> walitokea. Watu hawa walikuwa wameishi miaka mingi kabla ya hili. Walizungumza na Yesu kuhusu kifo chake ambacho kingetokea hivi karibuni huko Yerusalemu.</w:t>
+      </w:r>
+    </w:p>
+    <w:p>
+      <w:pPr>
+        <w:pStyle w:val="Heading3"/>
+      </w:pPr>
+      <w:r>
+        <w:rPr>
+          <w:lang w:val="sw_KE" w:bidi="sw_KE"/>
+        </w:rPr>
+        <w:t xml:space="preserve"> Data ya Neno:</w:t>
+      </w:r>
+    </w:p>
+    <w:p>
+      <w:pPr>
+        <w:pStyle w:val="ListBullet"/>
+        <w:spacing w:line="240" w:lineRule="auto"/>
+        <w:ind w:left="720"/>
+      </w:pPr>
+      <w:r>
+        <w:rPr>
+          <w:lang w:val="sw_KE" w:bidi="sw_KE"/>
+        </w:rPr>
+      </w:r>
+      <w:r>
+        <w:rPr>
+          <w:lang w:val="sw_KE" w:bidi="sw_KE"/>
+        </w:rPr>
+        <w:t>Strong's: H0452, G22430</w:t>
+      </w:r>
+      <w:r>
+        <w:rPr>
+          <w:lang w:val="sw_KE" w:bidi="sw_KE"/>
+        </w:rPr>
+      </w:r>
+      <w:r>
+        <w:rPr>
+          <w:lang w:val="sw_KE" w:bidi="sw_KE"/>
+        </w:rPr>
+      </w:r>
+    </w:p>
+    <w:p>
+      <w:pPr/>
+      <w:r>
+        <w:rPr>
+          <w:lang w:val="sw_KE" w:bidi="sw_KE"/>
+        </w:rPr>
+      </w:r>
+    </w:p>
+    <w:p>
+      <w:pPr>
+        <w:pStyle w:val="Heading2"/>
+      </w:pPr>
+      <w:r>
+        <w:rPr>
+          <w:lang w:val="sw_KE" w:bidi="sw_KE"/>
+        </w:rPr>
+        <w:t>Elizabeti</w:t>
+      </w:r>
+      <w:r>
+        <w:rPr>
+          <w:lang w:val="sw_KE" w:bidi="sw_KE"/>
+        </w:rPr>
+      </w:r>
+    </w:p>
+    <w:p>
+      <w:pPr>
+        <w:pStyle w:val="Heading3"/>
+      </w:pPr>
+      <w:r>
+        <w:rPr>
+          <w:lang w:val="sw_KE" w:bidi="sw_KE"/>
+        </w:rPr>
+        <w:t>Uhalisia:</w:t>
+      </w:r>
+    </w:p>
+    <w:p>
+      <w:pPr/>
+      <w:r>
+        <w:rPr>
+          <w:lang w:val="sw_KE" w:bidi="sw_KE"/>
+        </w:rPr>
+      </w:r>
+      <w:r>
+        <w:rPr>
+          <w:lang w:val="sw_KE" w:bidi="sw_KE"/>
+        </w:rPr>
+        <w:t>Elizabeti alikuwa mama wa Yohane Mbatizaji. Mume wake aliitwa Zekaria.</w:t>
+      </w:r>
+    </w:p>
+    <w:p>
+      <w:pPr>
+        <w:pStyle w:val="ListBullet"/>
+        <w:spacing w:line="240" w:lineRule="auto"/>
+        <w:ind w:left="720"/>
+      </w:pPr>
+      <w:r>
+        <w:rPr>
+          <w:lang w:val="sw_KE" w:bidi="sw_KE"/>
+        </w:rPr>
+      </w:r>
+      <w:r>
+        <w:rPr>
+          <w:lang w:val="sw_KE" w:bidi="sw_KE"/>
+        </w:rPr>
+        <w:t>Zakaria na Elizabeti hawakuweza kupata watoto, lakini katika uzee wao, Mungu alimwahidi Zakaria kwamba Elizabeti atamzalia mwana.</w:t>
+      </w:r>
+    </w:p>
+    <w:p>
+      <w:pPr>
+        <w:pStyle w:val="ListBullet"/>
+        <w:spacing w:line="240" w:lineRule="auto"/>
+        <w:ind w:left="720"/>
+      </w:pPr>
+      <w:r>
+        <w:rPr>
+          <w:lang w:val="sw_KE" w:bidi="sw_KE"/>
+        </w:rPr>
+      </w:r>
+      <w:r>
+        <w:rPr>
+          <w:lang w:val="sw_KE" w:bidi="sw_KE"/>
+        </w:rPr>
+        <w:t>Mungu alitimiza ahadi yake, na hivi karibuni Elizabeti alipata mimba, na Elizabeti akamzaa mtoto wa kiume. Walimwita mtoto huyo Yohane.</w:t>
+      </w:r>
+    </w:p>
+    <w:p>
+      <w:pPr>
+        <w:pStyle w:val="ListBullet"/>
+        <w:spacing w:line="240" w:lineRule="auto"/>
+        <w:ind w:left="720"/>
+      </w:pPr>
+      <w:r>
+        <w:rPr>
+          <w:lang w:val="sw_KE" w:bidi="sw_KE"/>
+        </w:rPr>
+      </w:r>
+      <w:r>
+        <w:rPr>
+          <w:lang w:val="sw_KE" w:bidi="sw_KE"/>
+        </w:rPr>
+        <w:t>Elizabeti pia alikuwa jamaa wa Maria, mama yake Yesu.</w:t>
+      </w:r>
+    </w:p>
+    <w:p>
+      <w:pPr/>
+      <w:r>
+        <w:rPr>
+          <w:lang w:val="sw_KE" w:bidi="sw_KE"/>
+        </w:rPr>
+      </w:r>
+      <w:r>
+        <w:rPr>
+          <w:lang w:val="sw_KE" w:bidi="sw_KE"/>
+        </w:rPr>
+        <w:t>(Mapendekezo ya Tafsiri: Jinsi ya Kutafsiri Majina)</w:t>
+      </w:r>
+    </w:p>
+    <w:p>
+      <w:pPr/>
+      <w:r>
+        <w:rPr>
+          <w:lang w:val="sw_KE" w:bidi="sw_KE"/>
+        </w:rPr>
+      </w:r>
+      <w:r>
+        <w:rPr>
+          <w:lang w:val="sw_KE" w:bidi="sw_KE"/>
+        </w:rPr>
+        <w:t xml:space="preserve">(Tazama pia: </w:t>
+      </w:r>
+      <w:r>
+        <w:rPr>
+          <w:lang w:val="sw_KE" w:bidi="sw_KE"/>
+        </w:rPr>
+        <w:t>Yohane Mbatizaji</w:t>
       </w:r>
       <w:r>
         <w:rPr>
@@ -3517,7 +4735,7 @@
         <w:rPr>
           <w:lang w:val="sw_KE" w:bidi="sw_KE"/>
         </w:rPr>
-        <w:t>Farao</w:t>
+        <w:t>Zekaria katika Agano Jipya</w:t>
       </w:r>
       <w:r>
         <w:rPr>
@@ -3552,61 +4770,43 @@
         <w:rPr>
           <w:lang w:val="sw_KE" w:bidi="sw_KE"/>
         </w:rPr>
-        <w:t>2 Wafalme 18:18</w:t>
-      </w:r>
-    </w:p>
-    <w:p>
-      <w:pPr>
-        <w:pStyle w:val="ListBullet"/>
-        <w:spacing w:line="240" w:lineRule="auto"/>
-        <w:ind w:left="720"/>
-      </w:pPr>
-      <w:r>
-        <w:rPr>
-          <w:lang w:val="sw_KE" w:bidi="sw_KE"/>
-        </w:rPr>
-      </w:r>
-      <w:r>
-        <w:rPr>
-          <w:lang w:val="sw_KE" w:bidi="sw_KE"/>
-        </w:rPr>
-        <w:t>2 Wafalme 18:26</w:t>
-      </w:r>
-    </w:p>
-    <w:p>
-      <w:pPr>
-        <w:pStyle w:val="ListBullet"/>
-        <w:spacing w:line="240" w:lineRule="auto"/>
-        <w:ind w:left="720"/>
-      </w:pPr>
-      <w:r>
-        <w:rPr>
-          <w:lang w:val="sw_KE" w:bidi="sw_KE"/>
-        </w:rPr>
-      </w:r>
-      <w:r>
-        <w:rPr>
-          <w:lang w:val="sw_KE" w:bidi="sw_KE"/>
-        </w:rPr>
-        <w:t>2 Wafalme 18:37</w:t>
-      </w:r>
-    </w:p>
-    <w:p>
-      <w:pPr>
-        <w:pStyle w:val="ListBullet"/>
-        <w:spacing w:line="240" w:lineRule="auto"/>
-        <w:ind w:left="720"/>
-      </w:pPr>
-      <w:r>
-        <w:rPr>
-          <w:lang w:val="sw_KE" w:bidi="sw_KE"/>
-        </w:rPr>
-      </w:r>
-      <w:r>
-        <w:rPr>
-          <w:lang w:val="sw_KE" w:bidi="sw_KE"/>
-        </w:rPr>
-        <w:t>2 Wafalme 23:34–35</w:t>
+        <w:t>Luka 1:5</w:t>
+      </w:r>
+    </w:p>
+    <w:p>
+      <w:pPr>
+        <w:pStyle w:val="ListBullet"/>
+        <w:spacing w:line="240" w:lineRule="auto"/>
+        <w:ind w:left="720"/>
+      </w:pPr>
+      <w:r>
+        <w:rPr>
+          <w:lang w:val="sw_KE" w:bidi="sw_KE"/>
+        </w:rPr>
+      </w:r>
+      <w:r>
+        <w:rPr>
+          <w:lang w:val="sw_KE" w:bidi="sw_KE"/>
+        </w:rPr>
+        <w:t>Luka 1:24–25</w:t>
+      </w:r>
+    </w:p>
+    <w:p>
+      <w:pPr>
+        <w:pStyle w:val="ListBullet"/>
+        <w:spacing w:line="240" w:lineRule="auto"/>
+        <w:ind w:left="720"/>
+      </w:pPr>
+      <w:r>
+        <w:rPr>
+          <w:lang w:val="sw_KE" w:bidi="sw_KE"/>
+        </w:rPr>
+      </w:r>
+      <w:r>
+        <w:rPr>
+          <w:lang w:val="sw_KE" w:bidi="sw_KE"/>
+        </w:rPr>
+        <w:t>Luka 1:41</w:t>
       </w:r>
     </w:p>
     <w:p>
@@ -3635,7 +4835,7 @@
         <w:rPr>
           <w:lang w:val="sw_KE" w:bidi="sw_KE"/>
         </w:rPr>
-        <w:t>Strong's: H0471, G16620</w:t>
+        <w:t>Strong's: G16650</w:t>
       </w:r>
       <w:r>
         <w:rPr>
@@ -3664,7 +4864,7 @@
         <w:rPr>
           <w:lang w:val="sw_KE" w:bidi="sw_KE"/>
         </w:rPr>
-        <w:t>Elisha</w:t>
+        <w:t>Engedi</w:t>
       </w:r>
       <w:r>
         <w:rPr>
@@ -3680,7 +4880,7 @@
         <w:rPr>
           <w:lang w:val="sw_KE" w:bidi="sw_KE"/>
         </w:rPr>
-        <w:t>Uhalisia:</w:t>
+        <w:t>Ufafanuzi:</w:t>
       </w:r>
     </w:p>
     <w:p>
@@ -3694,61 +4894,79 @@
         <w:rPr>
           <w:lang w:val="sw_KE" w:bidi="sw_KE"/>
         </w:rPr>
-        <w:t>Elisha alikuwa nabii katika Israeli wakati wa utawala wa wafalme kadhaa wa Israeli: Ahabu, Ahazia, Yehoramu, Yehu, Yehoahazi, na Yehoashi.</w:t>
-      </w:r>
-    </w:p>
-    <w:p>
-      <w:pPr>
-        <w:pStyle w:val="ListBullet"/>
-        <w:spacing w:line="240" w:lineRule="auto"/>
-        <w:ind w:left="720"/>
-      </w:pPr>
-      <w:r>
-        <w:rPr>
-          <w:lang w:val="sw_KE" w:bidi="sw_KE"/>
-        </w:rPr>
-      </w:r>
-      <w:r>
-        <w:rPr>
-          <w:lang w:val="sw_KE" w:bidi="sw_KE"/>
-        </w:rPr>
-        <w:t>Mungu alimwambia nabii Eliya amteue Elisha kuwa nabii.</w:t>
-      </w:r>
-    </w:p>
-    <w:p>
-      <w:pPr>
-        <w:pStyle w:val="ListBullet"/>
-        <w:spacing w:line="240" w:lineRule="auto"/>
-        <w:ind w:left="720"/>
-      </w:pPr>
-      <w:r>
-        <w:rPr>
-          <w:lang w:val="sw_KE" w:bidi="sw_KE"/>
-        </w:rPr>
-      </w:r>
-      <w:r>
-        <w:rPr>
-          <w:lang w:val="sw_KE" w:bidi="sw_KE"/>
-        </w:rPr>
-        <w:t>Wakati Eliya alichukuliwa mbinguni kwa gari la moto, Elisha akawa nabii wa Mungu kwa wafalme wa Israeli.</w:t>
-      </w:r>
-    </w:p>
-    <w:p>
-      <w:pPr>
-        <w:pStyle w:val="ListBullet"/>
-        <w:spacing w:line="240" w:lineRule="auto"/>
-        <w:ind w:left="720"/>
-      </w:pPr>
-      <w:r>
-        <w:rPr>
-          <w:lang w:val="sw_KE" w:bidi="sw_KE"/>
-        </w:rPr>
-      </w:r>
-      <w:r>
-        <w:rPr>
-          <w:lang w:val="sw_KE" w:bidi="sw_KE"/>
-        </w:rPr>
-        <w:t>Elisha alifanya miujiza mingi, ikiwa ni pamoja na kumponya Naamani kutoka Shamu ambaye alikuwa na ukoma na kumfufua mwana wa mwanamke kutoka Shunemu kutoka kwa wafu.</w:t>
+        <w:t>En Gedi lilikuwa jina la mji katika nyika ya Yuda, kusini mashariki mwa Yerusalemu.</w:t>
+      </w:r>
+    </w:p>
+    <w:p>
+      <w:pPr>
+        <w:pStyle w:val="ListBullet"/>
+        <w:spacing w:line="240" w:lineRule="auto"/>
+        <w:ind w:left="720"/>
+      </w:pPr>
+      <w:r>
+        <w:rPr>
+          <w:lang w:val="sw_KE" w:bidi="sw_KE"/>
+        </w:rPr>
+      </w:r>
+      <w:r>
+        <w:rPr>
+          <w:lang w:val="sw_KE" w:bidi="sw_KE"/>
+        </w:rPr>
+        <w:t>En Gedi ilikuwa kwenye ukingo wa magharibi wa Bahari ya Chumvi.</w:t>
+      </w:r>
+    </w:p>
+    <w:p>
+      <w:pPr>
+        <w:pStyle w:val="ListBullet"/>
+        <w:spacing w:line="240" w:lineRule="auto"/>
+        <w:ind w:left="720"/>
+      </w:pPr>
+      <w:r>
+        <w:rPr>
+          <w:lang w:val="sw_KE" w:bidi="sw_KE"/>
+        </w:rPr>
+      </w:r>
+      <w:r>
+        <w:rPr>
+          <w:lang w:val="sw_KE" w:bidi="sw_KE"/>
+        </w:rPr>
+        <w:t>Sehemu ya jina lake inamaanisha "chemchemi," ikirejelea chemchemi inayosambaza maji kwenye jiji.</w:t>
+      </w:r>
+    </w:p>
+    <w:p>
+      <w:pPr>
+        <w:pStyle w:val="ListBullet"/>
+        <w:spacing w:line="240" w:lineRule="auto"/>
+        <w:ind w:left="720"/>
+      </w:pPr>
+      <w:r>
+        <w:rPr>
+          <w:lang w:val="sw_KE" w:bidi="sw_KE"/>
+        </w:rPr>
+      </w:r>
+      <w:r>
+        <w:rPr>
+          <w:lang w:val="sw_KE" w:bidi="sw_KE"/>
+        </w:rPr>
+        <w:t>En Gedi ilijulikana kwa mashamba yake mazuri ya mizabibu na ardhi nyingine yenye rutuba, labda kutokana na kumwagiliwa maji ya chemchemi.</w:t>
+      </w:r>
+    </w:p>
+    <w:p>
+      <w:pPr>
+        <w:pStyle w:val="ListBullet"/>
+        <w:spacing w:line="240" w:lineRule="auto"/>
+        <w:ind w:left="720"/>
+      </w:pPr>
+      <w:r>
+        <w:rPr>
+          <w:lang w:val="sw_KE" w:bidi="sw_KE"/>
+        </w:rPr>
+      </w:r>
+      <w:r>
+        <w:rPr>
+          <w:lang w:val="sw_KE" w:bidi="sw_KE"/>
+        </w:rPr>
+        <w:t>Kulikuwa na ngome huko En Gedi ambako Daudi alikimbilia alipokuwa akifukuzwa na Mfalme Sauli.</w:t>
       </w:r>
     </w:p>
     <w:p>
@@ -3762,7 +4980,189 @@
         <w:rPr>
           <w:lang w:val="sw_KE" w:bidi="sw_KE"/>
         </w:rPr>
-        <w:t>(Mapendekezo ya Tafsiri: Jinzi ya Kutafsiri Majina)</w:t>
+        <w:t xml:space="preserve">(Tazama pia: </w:t>
+      </w:r>
+      <w:r>
+        <w:rPr>
+          <w:lang w:val="sw_KE" w:bidi="sw_KE"/>
+        </w:rPr>
+        <w:t>Daudi</w:t>
+      </w:r>
+      <w:r>
+        <w:rPr>
+          <w:lang w:val="sw_KE" w:bidi="sw_KE"/>
+        </w:rPr>
+        <w:t xml:space="preserve">, </w:t>
+      </w:r>
+      <w:r>
+        <w:rPr>
+          <w:lang w:val="sw_KE" w:bidi="sw_KE"/>
+        </w:rPr>
+        <w:t>jangwa</w:t>
+      </w:r>
+      <w:r>
+        <w:rPr>
+          <w:lang w:val="sw_KE" w:bidi="sw_KE"/>
+        </w:rPr>
+        <w:t xml:space="preserve">, </w:t>
+      </w:r>
+      <w:r>
+        <w:rPr>
+          <w:lang w:val="sw_KE" w:bidi="sw_KE"/>
+        </w:rPr>
+        <w:t>chemchemi</w:t>
+      </w:r>
+      <w:r>
+        <w:rPr>
+          <w:lang w:val="sw_KE" w:bidi="sw_KE"/>
+        </w:rPr>
+        <w:t xml:space="preserve">, </w:t>
+      </w:r>
+      <w:r>
+        <w:rPr>
+          <w:lang w:val="sw_KE" w:bidi="sw_KE"/>
+        </w:rPr>
+        <w:t>Yuda</w:t>
+      </w:r>
+      <w:r>
+        <w:rPr>
+          <w:lang w:val="sw_KE" w:bidi="sw_KE"/>
+        </w:rPr>
+        <w:t xml:space="preserve">, mapumziko, </w:t>
+      </w:r>
+      <w:r>
+        <w:rPr>
+          <w:lang w:val="sw_KE" w:bidi="sw_KE"/>
+        </w:rPr>
+        <w:t>Bahari ya Chumvi</w:t>
+      </w:r>
+      <w:r>
+        <w:rPr>
+          <w:lang w:val="sw_KE" w:bidi="sw_KE"/>
+        </w:rPr>
+        <w:t xml:space="preserve">, </w:t>
+      </w:r>
+      <w:r>
+        <w:rPr>
+          <w:lang w:val="sw_KE" w:bidi="sw_KE"/>
+        </w:rPr>
+        <w:t>Sauli (Agano la Kale)</w:t>
+      </w:r>
+      <w:r>
+        <w:rPr>
+          <w:lang w:val="sw_KE" w:bidi="sw_KE"/>
+        </w:rPr>
+        <w:t xml:space="preserve">, </w:t>
+      </w:r>
+      <w:r>
+        <w:rPr>
+          <w:lang w:val="sw_KE" w:bidi="sw_KE"/>
+        </w:rPr>
+        <w:t>ngome</w:t>
+      </w:r>
+      <w:r>
+        <w:rPr>
+          <w:lang w:val="sw_KE" w:bidi="sw_KE"/>
+        </w:rPr>
+        <w:t xml:space="preserve">, </w:t>
+      </w:r>
+      <w:r>
+        <w:rPr>
+          <w:lang w:val="sw_KE" w:bidi="sw_KE"/>
+        </w:rPr>
+        <w:t>shamba la mizabibu</w:t>
+      </w:r>
+      <w:r>
+        <w:rPr>
+          <w:lang w:val="sw_KE" w:bidi="sw_KE"/>
+        </w:rPr>
+        <w:t>)</w:t>
+      </w:r>
+    </w:p>
+    <w:p>
+      <w:pPr>
+        <w:pStyle w:val="Heading3"/>
+      </w:pPr>
+      <w:r>
+        <w:rPr>
+          <w:lang w:val="sw_KE" w:bidi="sw_KE"/>
+        </w:rPr>
+        <w:t>Marejeleo ya Biblia:</w:t>
+      </w:r>
+    </w:p>
+    <w:p>
+      <w:pPr>
+        <w:pStyle w:val="ListBullet"/>
+        <w:spacing w:line="240" w:lineRule="auto"/>
+        <w:ind w:left="720"/>
+      </w:pPr>
+      <w:r>
+        <w:rPr>
+          <w:lang w:val="sw_KE" w:bidi="sw_KE"/>
+        </w:rPr>
+      </w:r>
+      <w:r>
+        <w:rPr>
+          <w:lang w:val="sw_KE" w:bidi="sw_KE"/>
+        </w:rPr>
+        <w:t>2 Mambo ya Nyakati 20:2</w:t>
+      </w:r>
+    </w:p>
+    <w:p>
+      <w:pPr>
+        <w:pStyle w:val="ListBullet"/>
+        <w:spacing w:line="240" w:lineRule="auto"/>
+        <w:ind w:left="720"/>
+      </w:pPr>
+      <w:r>
+        <w:rPr>
+          <w:lang w:val="sw_KE" w:bidi="sw_KE"/>
+        </w:rPr>
+      </w:r>
+      <w:r>
+        <w:rPr>
+          <w:lang w:val="sw_KE" w:bidi="sw_KE"/>
+        </w:rPr>
+        <w:t>Wimbo wa Sulemani 1:12–14</w:t>
+      </w:r>
+    </w:p>
+    <w:p>
+      <w:pPr>
+        <w:pStyle w:val="Heading3"/>
+      </w:pPr>
+      <w:r>
+        <w:rPr>
+          <w:lang w:val="sw_KE" w:bidi="sw_KE"/>
+        </w:rPr>
+        <w:t>Data ya Neno:</w:t>
+      </w:r>
+    </w:p>
+    <w:p>
+      <w:pPr>
+        <w:pStyle w:val="ListBullet"/>
+        <w:spacing w:line="240" w:lineRule="auto"/>
+        <w:ind w:left="720"/>
+      </w:pPr>
+      <w:r>
+        <w:rPr>
+          <w:lang w:val="sw_KE" w:bidi="sw_KE"/>
+        </w:rPr>
+      </w:r>
+      <w:r>
+        <w:rPr>
+          <w:lang w:val="sw_KE" w:bidi="sw_KE"/>
+        </w:rPr>
+        <w:t>Strong's: H5872</w:t>
+      </w:r>
+      <w:r>
+        <w:rPr>
+          <w:lang w:val="sw_KE" w:bidi="sw_KE"/>
+        </w:rPr>
+      </w:r>
+      <w:r>
+        <w:rPr>
+          <w:lang w:val="sw_KE" w:bidi="sw_KE"/>
+        </w:rPr>
       </w:r>
     </w:p>
     <w:p>
@@ -3772,6 +5172,127 @@
           <w:lang w:val="sw_KE" w:bidi="sw_KE"/>
         </w:rPr>
       </w:r>
+    </w:p>
+    <w:p>
+      <w:pPr>
+        <w:pStyle w:val="Heading2"/>
+      </w:pPr>
+      <w:r>
+        <w:rPr>
+          <w:lang w:val="sw_KE" w:bidi="sw_KE"/>
+        </w:rPr>
+        <w:t>Enzi</w:t>
+      </w:r>
+      <w:r>
+        <w:rPr>
+          <w:lang w:val="sw_KE" w:bidi="sw_KE"/>
+        </w:rPr>
+      </w:r>
+    </w:p>
+    <w:p>
+      <w:pPr>
+        <w:pStyle w:val="Heading3"/>
+      </w:pPr>
+      <w:r>
+        <w:rPr>
+          <w:lang w:val="sw_KE" w:bidi="sw_KE"/>
+        </w:rPr>
+        <w:t>Ufafanuzi:</w:t>
+      </w:r>
+    </w:p>
+    <w:p>
+      <w:pPr/>
+      <w:r>
+        <w:rPr>
+          <w:lang w:val="sw_KE" w:bidi="sw_KE"/>
+        </w:rPr>
+      </w:r>
+      <w:r>
+        <w:rPr>
+          <w:lang w:val="sw_KE" w:bidi="sw_KE"/>
+        </w:rPr>
+        <w:t>Kiti cha enzi ni kiti kilichoundwa maalum ambapo mtawala huketi anapoamua mambo muhimu na kusikiliza maombi kutoka kwa watu wake.</w:t>
+      </w:r>
+    </w:p>
+    <w:p>
+      <w:pPr>
+        <w:pStyle w:val="ListBullet"/>
+        <w:spacing w:line="240" w:lineRule="auto"/>
+        <w:ind w:left="720"/>
+      </w:pPr>
+      <w:r>
+        <w:rPr>
+          <w:lang w:val="sw_KE" w:bidi="sw_KE"/>
+        </w:rPr>
+      </w:r>
+      <w:r>
+        <w:rPr>
+          <w:lang w:val="sw_KE" w:bidi="sw_KE"/>
+        </w:rPr>
+        <w:t>Kiti cha enzi pia ni ishara ya mamlaka na nguvu ambayo mtawala anayo.</w:t>
+      </w:r>
+    </w:p>
+    <w:p>
+      <w:pPr>
+        <w:pStyle w:val="ListBullet"/>
+        <w:spacing w:line="240" w:lineRule="auto"/>
+        <w:ind w:left="720"/>
+      </w:pPr>
+      <w:r>
+        <w:rPr>
+          <w:lang w:val="sw_KE" w:bidi="sw_KE"/>
+        </w:rPr>
+      </w:r>
+      <w:r>
+        <w:rPr>
+          <w:lang w:val="sw_KE" w:bidi="sw_KE"/>
+        </w:rPr>
+        <w:t>Neno "enzi" linaweza pia kutumika kumrejelea mtawala, utawala wake, au nguvu zake.</w:t>
+      </w:r>
+    </w:p>
+    <w:p>
+      <w:pPr>
+        <w:pStyle w:val="ListBullet"/>
+        <w:spacing w:line="240" w:lineRule="auto"/>
+        <w:ind w:left="720"/>
+      </w:pPr>
+      <w:r>
+        <w:rPr>
+          <w:lang w:val="sw_KE" w:bidi="sw_KE"/>
+        </w:rPr>
+      </w:r>
+      <w:r>
+        <w:rPr>
+          <w:lang w:val="sw_KE" w:bidi="sw_KE"/>
+        </w:rPr>
+        <w:t>Kwenye Biblia, Mungu mara nyingi alionyeshwa kama mfalme anayeketi kwenye kiti chake cha enzi. Yesu alielezewa kama anayeketi kwenye kiti cha enzi upande wa kulia wa Mungu Baba.</w:t>
+      </w:r>
+    </w:p>
+    <w:p>
+      <w:pPr>
+        <w:pStyle w:val="ListBullet"/>
+        <w:spacing w:line="240" w:lineRule="auto"/>
+        <w:ind w:left="720"/>
+      </w:pPr>
+      <w:r>
+        <w:rPr>
+          <w:lang w:val="sw_KE" w:bidi="sw_KE"/>
+        </w:rPr>
+      </w:r>
+      <w:r>
+        <w:rPr>
+          <w:lang w:val="sw_KE" w:bidi="sw_KE"/>
+        </w:rPr>
+        <w:t>Yesu alisema kwamba mbingu ni kiti cha enzi cha Mungu. Njia moja ya kutafsiri hii inaweza kuwa, "mahali ambapo Mungu anatawala kama mfalme."</w:t>
+      </w:r>
+    </w:p>
+    <w:p>
+      <w:pPr/>
+      <w:r>
+        <w:rPr>
+          <w:lang w:val="sw_KE" w:bidi="sw_KE"/>
+        </w:rPr>
+      </w:r>
       <w:r>
         <w:rPr>
           <w:lang w:val="sw_KE" w:bidi="sw_KE"/>
@@ -3782,1582 +5303,13 @@
         <w:rPr>
           <w:lang w:val="sw_KE" w:bidi="sw_KE"/>
         </w:rPr>
-        <w:t>Eliya</w:t>
-      </w:r>
-      <w:r>
-        <w:rPr>
-          <w:lang w:val="sw_KE" w:bidi="sw_KE"/>
-        </w:rPr>
-        <w:t xml:space="preserve">, </w:t>
-      </w:r>
-      <w:r>
-        <w:rPr>
-          <w:lang w:val="sw_KE" w:bidi="sw_KE"/>
-        </w:rPr>
-        <w:t>Naamani</w:t>
-      </w:r>
-      <w:r>
-        <w:rPr>
-          <w:lang w:val="sw_KE" w:bidi="sw_KE"/>
-        </w:rPr>
-        <w:t xml:space="preserve">, </w:t>
-      </w:r>
-      <w:r>
-        <w:rPr>
-          <w:lang w:val="sw_KE" w:bidi="sw_KE"/>
-        </w:rPr>
-        <w:t>nabii</w:t>
-      </w:r>
-      <w:r>
-        <w:rPr>
-          <w:lang w:val="sw_KE" w:bidi="sw_KE"/>
-        </w:rPr>
-        <w:t>.)</w:t>
-      </w:r>
-    </w:p>
-    <w:p>
-      <w:pPr>
-        <w:pStyle w:val="Heading3"/>
-      </w:pPr>
-      <w:r>
-        <w:rPr>
-          <w:lang w:val="sw_KE" w:bidi="sw_KE"/>
-        </w:rPr>
-        <w:t>Marejeleo ya Biblia:</w:t>
-      </w:r>
-    </w:p>
-    <w:p>
-      <w:pPr>
-        <w:pStyle w:val="ListBullet"/>
-        <w:spacing w:line="240" w:lineRule="auto"/>
-        <w:ind w:left="720"/>
-      </w:pPr>
-      <w:r>
-        <w:rPr>
-          <w:lang w:val="sw_KE" w:bidi="sw_KE"/>
-        </w:rPr>
-      </w:r>
-      <w:r>
-        <w:rPr>
-          <w:lang w:val="sw_KE" w:bidi="sw_KE"/>
-        </w:rPr>
-        <w:t>1 Wafalme 19:15–16</w:t>
-      </w:r>
-    </w:p>
-    <w:p>
-      <w:pPr>
-        <w:pStyle w:val="ListBullet"/>
-        <w:spacing w:line="240" w:lineRule="auto"/>
-        <w:ind w:left="720"/>
-      </w:pPr>
-      <w:r>
-        <w:rPr>
-          <w:lang w:val="sw_KE" w:bidi="sw_KE"/>
-        </w:rPr>
-      </w:r>
-      <w:r>
-        <w:rPr>
-          <w:lang w:val="sw_KE" w:bidi="sw_KE"/>
-        </w:rPr>
-        <w:t>2 Wafalme 3:15</w:t>
-      </w:r>
-    </w:p>
-    <w:p>
-      <w:pPr>
-        <w:pStyle w:val="ListBullet"/>
-        <w:spacing w:line="240" w:lineRule="auto"/>
-        <w:ind w:left="720"/>
-      </w:pPr>
-      <w:r>
-        <w:rPr>
-          <w:lang w:val="sw_KE" w:bidi="sw_KE"/>
-        </w:rPr>
-      </w:r>
-      <w:r>
-        <w:rPr>
-          <w:lang w:val="sw_KE" w:bidi="sw_KE"/>
-        </w:rPr>
-        <w:t>2 Wafalme 5:8</w:t>
-      </w:r>
-    </w:p>
-    <w:p>
-      <w:pPr>
-        <w:pStyle w:val="ListBullet"/>
-        <w:spacing w:line="240" w:lineRule="auto"/>
-        <w:ind w:left="720"/>
-      </w:pPr>
-      <w:r>
-        <w:rPr>
-          <w:lang w:val="sw_KE" w:bidi="sw_KE"/>
-        </w:rPr>
-      </w:r>
-      <w:r>
-        <w:rPr>
-          <w:lang w:val="sw_KE" w:bidi="sw_KE"/>
-        </w:rPr>
-        <w:t>Luka 4:25</w:t>
-      </w:r>
-    </w:p>
-    <w:p>
-      <w:pPr>
-        <w:pStyle w:val="Heading3"/>
-      </w:pPr>
-      <w:r>
-        <w:rPr>
-          <w:lang w:val="sw_KE" w:bidi="sw_KE"/>
-        </w:rPr>
-        <w:t>Data ya Neno:</w:t>
-      </w:r>
-    </w:p>
-    <w:p>
-      <w:pPr>
-        <w:pStyle w:val="ListBullet"/>
-        <w:spacing w:line="240" w:lineRule="auto"/>
-        <w:ind w:left="720"/>
-      </w:pPr>
-      <w:r>
-        <w:rPr>
-          <w:lang w:val="sw_KE" w:bidi="sw_KE"/>
-        </w:rPr>
-      </w:r>
-      <w:r>
-        <w:rPr>
-          <w:lang w:val="sw_KE" w:bidi="sw_KE"/>
-        </w:rPr>
-        <w:t>Strong's: H0477</w:t>
-      </w:r>
-      <w:r>
-        <w:rPr>
-          <w:lang w:val="sw_KE" w:bidi="sw_KE"/>
-        </w:rPr>
-      </w:r>
-      <w:r>
-        <w:rPr>
-          <w:lang w:val="sw_KE" w:bidi="sw_KE"/>
-        </w:rPr>
-      </w:r>
-    </w:p>
-    <w:p>
-      <w:pPr/>
-      <w:r>
-        <w:rPr>
-          <w:lang w:val="sw_KE" w:bidi="sw_KE"/>
-        </w:rPr>
-      </w:r>
-    </w:p>
-    <w:p>
-      <w:pPr>
-        <w:pStyle w:val="Heading2"/>
-      </w:pPr>
-      <w:r>
-        <w:rPr>
-          <w:lang w:val="sw_KE" w:bidi="sw_KE"/>
-        </w:rPr>
-        <w:t>Eliya</w:t>
-      </w:r>
-      <w:r>
-        <w:rPr>
-          <w:lang w:val="sw_KE" w:bidi="sw_KE"/>
-        </w:rPr>
-      </w:r>
-    </w:p>
-    <w:p>
-      <w:pPr>
-        <w:pStyle w:val="Heading3"/>
-      </w:pPr>
-      <w:r>
-        <w:rPr>
-          <w:lang w:val="sw_KE" w:bidi="sw_KE"/>
-        </w:rPr>
-        <w:t>Ukweli:</w:t>
-      </w:r>
-    </w:p>
-    <w:p>
-      <w:pPr/>
-      <w:r>
-        <w:rPr>
-          <w:lang w:val="sw_KE" w:bidi="sw_KE"/>
-        </w:rPr>
-      </w:r>
-      <w:r>
-        <w:rPr>
-          <w:lang w:val="sw_KE" w:bidi="sw_KE"/>
-        </w:rPr>
-        <w:t>Eliya alikuwa mmoja wa manabii muhimu zaidi wa Yehova. Eliya alitabiri wakati wa utawala wa wafalme kadhaa wa Israeli na Yuda, akiwemo Mfalme Ahabu.</w:t>
-      </w:r>
-    </w:p>
-    <w:p>
-      <w:pPr>
-        <w:pStyle w:val="ListBullet"/>
-        <w:spacing w:line="240" w:lineRule="auto"/>
-        <w:ind w:left="720"/>
-      </w:pPr>
-      <w:r>
-        <w:rPr>
-          <w:lang w:val="sw_KE" w:bidi="sw_KE"/>
-        </w:rPr>
-      </w:r>
-      <w:r>
-        <w:rPr>
-          <w:lang w:val="sw_KE" w:bidi="sw_KE"/>
-        </w:rPr>
-        <w:t>Mungu alifanya miujiza mingi kupitia Eliya, ikiwa ni pamoja na kumfufua mvulana aliyekufa.</w:t>
-      </w:r>
-    </w:p>
-    <w:p>
-      <w:pPr>
-        <w:pStyle w:val="ListBullet"/>
-        <w:spacing w:line="240" w:lineRule="auto"/>
-        <w:ind w:left="720"/>
-      </w:pPr>
-      <w:r>
-        <w:rPr>
-          <w:lang w:val="sw_KE" w:bidi="sw_KE"/>
-        </w:rPr>
-      </w:r>
-      <w:r>
-        <w:rPr>
-          <w:lang w:val="sw_KE" w:bidi="sw_KE"/>
-        </w:rPr>
-        <w:t>Eliya alimkemea Mfalme Ahabu kwa kumwabudu mungu wa uongo, Baali.</w:t>
-      </w:r>
-    </w:p>
-    <w:p>
-      <w:pPr>
-        <w:pStyle w:val="ListBullet"/>
-        <w:spacing w:line="240" w:lineRule="auto"/>
-        <w:ind w:left="720"/>
-      </w:pPr>
-      <w:r>
-        <w:rPr>
-          <w:lang w:val="sw_KE" w:bidi="sw_KE"/>
-        </w:rPr>
-      </w:r>
-      <w:r>
-        <w:rPr>
-          <w:lang w:val="sw_KE" w:bidi="sw_KE"/>
-        </w:rPr>
-        <w:t>Alipinga manabii wa Baali kwa jaribio lililothibitisha kwamba Yehova ndiye MUNGU WA KWELI pekee.</w:t>
-      </w:r>
-    </w:p>
-    <w:p>
-      <w:pPr>
-        <w:pStyle w:val="ListBullet"/>
-        <w:spacing w:line="240" w:lineRule="auto"/>
-        <w:ind w:left="720"/>
-      </w:pPr>
-      <w:r>
-        <w:rPr>
-          <w:lang w:val="sw_KE" w:bidi="sw_KE"/>
-        </w:rPr>
-      </w:r>
-      <w:r>
-        <w:rPr>
-          <w:lang w:val="sw_KE" w:bidi="sw_KE"/>
-        </w:rPr>
-        <w:t>Mwisho wa maisha ya Eliya, Mungu alimchukua kwa muujiza kwenda mbinguni akiwa bado hai.</w:t>
-      </w:r>
-    </w:p>
-    <w:p>
-      <w:pPr>
-        <w:pStyle w:val="ListBullet"/>
-        <w:spacing w:line="240" w:lineRule="auto"/>
-        <w:ind w:left="720"/>
-      </w:pPr>
-      <w:r>
-        <w:rPr>
-          <w:lang w:val="sw_KE" w:bidi="sw_KE"/>
-        </w:rPr>
-      </w:r>
-      <w:r>
-        <w:rPr>
-          <w:lang w:val="sw_KE" w:bidi="sw_KE"/>
-        </w:rPr>
-        <w:t>Karne nyingi baadaye, Eliya, pamoja na Mose, walitokea na Yesu kwenye mlima, na walizungumza pamoja kuhusu mateso na kifo kijacho cha Yesu huko Yerusalemu.</w:t>
-      </w:r>
-    </w:p>
-    <w:p>
-      <w:pPr/>
-      <w:r>
-        <w:rPr>
-          <w:lang w:val="sw_KE" w:bidi="sw_KE"/>
-        </w:rPr>
-      </w:r>
-      <w:r>
-        <w:rPr>
-          <w:lang w:val="sw_KE" w:bidi="sw_KE"/>
-        </w:rPr>
-        <w:t>(Mapendekezo ya Tafsiri: Jinsi ya Kutafsiri Majina)</w:t>
-      </w:r>
-    </w:p>
-    <w:p>
-      <w:pPr/>
-      <w:r>
-        <w:rPr>
-          <w:lang w:val="sw_KE" w:bidi="sw_KE"/>
-        </w:rPr>
-      </w:r>
-      <w:r>
-        <w:rPr>
-          <w:lang w:val="sw_KE" w:bidi="sw_KE"/>
-        </w:rPr>
-        <w:t xml:space="preserve">(Tazama pia: </w:t>
-      </w:r>
-      <w:r>
-        <w:rPr>
-          <w:lang w:val="sw_KE" w:bidi="sw_KE"/>
-        </w:rPr>
-        <w:t>muujiza</w:t>
-      </w:r>
-      <w:r>
-        <w:rPr>
-          <w:lang w:val="sw_KE" w:bidi="sw_KE"/>
-        </w:rPr>
-        <w:t xml:space="preserve">, </w:t>
-      </w:r>
-      <w:r>
-        <w:rPr>
-          <w:lang w:val="sw_KE" w:bidi="sw_KE"/>
-        </w:rPr>
-        <w:t>nabii</w:t>
-      </w:r>
-      <w:r>
-        <w:rPr>
-          <w:lang w:val="sw_KE" w:bidi="sw_KE"/>
-        </w:rPr>
-        <w:t xml:space="preserve">, </w:t>
-      </w:r>
-      <w:r>
-        <w:rPr>
-          <w:lang w:val="sw_KE" w:bidi="sw_KE"/>
-        </w:rPr>
-        <w:t>Yehova</w:t>
-      </w:r>
-      <w:r>
-        <w:rPr>
-          <w:lang w:val="sw_KE" w:bidi="sw_KE"/>
-        </w:rPr>
-        <w:t>)</w:t>
-      </w:r>
-    </w:p>
-    <w:p>
-      <w:pPr>
-        <w:pStyle w:val="Heading3"/>
-      </w:pPr>
-      <w:r>
-        <w:rPr>
-          <w:lang w:val="sw_KE" w:bidi="sw_KE"/>
-        </w:rPr>
-        <w:t>Marejeleo ya Biblia:</w:t>
-      </w:r>
-    </w:p>
-    <w:p>
-      <w:pPr>
-        <w:pStyle w:val="ListBullet"/>
-        <w:spacing w:line="240" w:lineRule="auto"/>
-        <w:ind w:left="720"/>
-      </w:pPr>
-      <w:r>
-        <w:rPr>
-          <w:lang w:val="sw_KE" w:bidi="sw_KE"/>
-        </w:rPr>
-      </w:r>
-      <w:r>
-        <w:rPr>
-          <w:lang w:val="sw_KE" w:bidi="sw_KE"/>
-        </w:rPr>
-        <w:t>1 Wafalme 17:1</w:t>
-      </w:r>
-    </w:p>
-    <w:p>
-      <w:pPr>
-        <w:pStyle w:val="ListBullet"/>
-        <w:spacing w:line="240" w:lineRule="auto"/>
-        <w:ind w:left="720"/>
-      </w:pPr>
-      <w:r>
-        <w:rPr>
-          <w:lang w:val="sw_KE" w:bidi="sw_KE"/>
-        </w:rPr>
-      </w:r>
-      <w:r>
-        <w:rPr>
-          <w:lang w:val="sw_KE" w:bidi="sw_KE"/>
-        </w:rPr>
-        <w:t>2 Wafalme 1:3–4</w:t>
-      </w:r>
-    </w:p>
-    <w:p>
-      <w:pPr>
-        <w:pStyle w:val="ListBullet"/>
-        <w:spacing w:line="240" w:lineRule="auto"/>
-        <w:ind w:left="720"/>
-      </w:pPr>
-      <w:r>
-        <w:rPr>
-          <w:lang w:val="sw_KE" w:bidi="sw_KE"/>
-        </w:rPr>
-      </w:r>
-      <w:r>
-        <w:rPr>
-          <w:lang w:val="sw_KE" w:bidi="sw_KE"/>
-        </w:rPr>
-        <w:t>Yakobo 5:16–18</w:t>
-      </w:r>
-    </w:p>
-    <w:p>
-      <w:pPr>
-        <w:pStyle w:val="ListBullet"/>
-        <w:spacing w:line="240" w:lineRule="auto"/>
-        <w:ind w:left="720"/>
-      </w:pPr>
-      <w:r>
-        <w:rPr>
-          <w:lang w:val="sw_KE" w:bidi="sw_KE"/>
-        </w:rPr>
-      </w:r>
-      <w:r>
-        <w:rPr>
-          <w:lang w:val="sw_KE" w:bidi="sw_KE"/>
-        </w:rPr>
-        <w:t>Yohana 1:19–21</w:t>
-      </w:r>
-    </w:p>
-    <w:p>
-      <w:pPr>
-        <w:pStyle w:val="ListBullet"/>
-        <w:spacing w:line="240" w:lineRule="auto"/>
-        <w:ind w:left="720"/>
-      </w:pPr>
-      <w:r>
-        <w:rPr>
-          <w:lang w:val="sw_KE" w:bidi="sw_KE"/>
-        </w:rPr>
-      </w:r>
-      <w:r>
-        <w:rPr>
-          <w:lang w:val="sw_KE" w:bidi="sw_KE"/>
-        </w:rPr>
-        <w:t>Yohana 1:24–25</w:t>
-      </w:r>
-    </w:p>
-    <w:p>
-      <w:pPr>
-        <w:pStyle w:val="ListBullet"/>
-        <w:spacing w:line="240" w:lineRule="auto"/>
-        <w:ind w:left="720"/>
-      </w:pPr>
-      <w:r>
-        <w:rPr>
-          <w:lang w:val="sw_KE" w:bidi="sw_KE"/>
-        </w:rPr>
-      </w:r>
-      <w:r>
-        <w:rPr>
-          <w:lang w:val="sw_KE" w:bidi="sw_KE"/>
-        </w:rPr>
-        <w:t>Marko 9:5</w:t>
-      </w:r>
-    </w:p>
-    <w:p>
-      <w:pPr>
-        <w:pStyle w:val="Heading3"/>
-      </w:pPr>
-      <w:r>
-        <w:rPr>
-          <w:lang w:val="sw_KE" w:bidi="sw_KE"/>
-        </w:rPr>
-        <w:t>Mifano kutoka kwa hadithi za Biblia:</w:t>
-      </w:r>
-    </w:p>
-    <w:p>
-      <w:pPr>
-        <w:pStyle w:val="ListBullet"/>
-        <w:spacing w:line="240" w:lineRule="auto"/>
-        <w:ind w:left="720"/>
-      </w:pPr>
-      <w:r>
-        <w:rPr>
-          <w:lang w:val="sw_KE" w:bidi="sw_KE"/>
-        </w:rPr>
-      </w:r>
-      <w:r>
-        <w:rPr>
-          <w:b/>
-          <w:lang w:val="sw_KE" w:bidi="sw_KE"/>
-        </w:rPr>
-        <w:t>19:2</w:t>
-      </w:r>
-      <w:r>
-        <w:rPr>
-          <w:lang w:val="sw_KE" w:bidi="sw_KE"/>
-        </w:rPr>
-        <w:t xml:space="preserve"> </w:t>
-      </w:r>
-      <w:r>
-        <w:rPr>
-          <w:b/>
-          <w:lang w:val="sw_KE" w:bidi="sw_KE"/>
-        </w:rPr>
-        <w:t>Eliya</w:t>
-      </w:r>
-      <w:r>
-        <w:rPr>
-          <w:lang w:val="sw_KE" w:bidi="sw_KE"/>
-        </w:rPr>
-        <w:t xml:space="preserve"> alikuwa nabii wakati Ahabu alikuwa mfalme wa ufalme wa Israeli.</w:t>
-      </w:r>
-    </w:p>
-    <w:p>
-      <w:pPr>
-        <w:pStyle w:val="ListBullet"/>
-        <w:spacing w:line="240" w:lineRule="auto"/>
-        <w:ind w:left="720"/>
-      </w:pPr>
-      <w:r>
-        <w:rPr>
-          <w:lang w:val="sw_KE" w:bidi="sw_KE"/>
-        </w:rPr>
-      </w:r>
-      <w:r>
-        <w:rPr>
-          <w:b/>
-          <w:lang w:val="sw_KE" w:bidi="sw_KE"/>
-        </w:rPr>
-        <w:t>19:2</w:t>
-      </w:r>
-      <w:r>
-        <w:rPr>
-          <w:lang w:val="sw_KE" w:bidi="sw_KE"/>
-        </w:rPr>
-        <w:t xml:space="preserve"> </w:t>
-      </w:r>
-      <w:r>
-        <w:rPr>
-          <w:b/>
-          <w:lang w:val="sw_KE" w:bidi="sw_KE"/>
-        </w:rPr>
-        <w:t>Eliya</w:t>
-      </w:r>
-      <w:r>
-        <w:rPr>
-          <w:lang w:val="sw_KE" w:bidi="sw_KE"/>
-        </w:rPr>
-        <w:t xml:space="preserve"> alimwambia Ahabu, "Hapatakuwa na mvua wala umande katika ufalme wa Israeli hadi niseme hivyo."</w:t>
-      </w:r>
-    </w:p>
-    <w:p>
-      <w:pPr>
-        <w:pStyle w:val="ListBullet"/>
-        <w:spacing w:line="240" w:lineRule="auto"/>
-        <w:ind w:left="720"/>
-      </w:pPr>
-      <w:r>
-        <w:rPr>
-          <w:lang w:val="sw_KE" w:bidi="sw_KE"/>
-        </w:rPr>
-      </w:r>
-      <w:r>
-        <w:rPr>
-          <w:b/>
-          <w:lang w:val="sw_KE" w:bidi="sw_KE"/>
-        </w:rPr>
-        <w:t>19:3</w:t>
-      </w:r>
-      <w:r>
-        <w:rPr>
-          <w:lang w:val="sw_KE" w:bidi="sw_KE"/>
-        </w:rPr>
-        <w:t xml:space="preserve"> Mungu alimwambia </w:t>
-      </w:r>
-      <w:r>
-        <w:rPr>
-          <w:b/>
-          <w:lang w:val="sw_KE" w:bidi="sw_KE"/>
-        </w:rPr>
-        <w:t>Eliya</w:t>
-      </w:r>
-      <w:r>
-        <w:rPr>
-          <w:lang w:val="sw_KE" w:bidi="sw_KE"/>
-        </w:rPr>
-        <w:t xml:space="preserve"> aende kwenye kijito katika nyika kujificha kutoka kwa Ahabu ambaye alitaka kumuua. Kila asubuhi na kila jioni, ndege walimletea mkate na nyama.</w:t>
-      </w:r>
-    </w:p>
-    <w:p>
-      <w:pPr>
-        <w:pStyle w:val="ListBullet"/>
-        <w:spacing w:line="240" w:lineRule="auto"/>
-        <w:ind w:left="720"/>
-      </w:pPr>
-      <w:r>
-        <w:rPr>
-          <w:lang w:val="sw_KE" w:bidi="sw_KE"/>
-        </w:rPr>
-      </w:r>
-      <w:r>
-        <w:rPr>
-          <w:b/>
-          <w:lang w:val="sw_KE" w:bidi="sw_KE"/>
-        </w:rPr>
-        <w:t>19:4</w:t>
-      </w:r>
-      <w:r>
-        <w:rPr>
-          <w:lang w:val="sw_KE" w:bidi="sw_KE"/>
-        </w:rPr>
-        <w:t xml:space="preserve"> Lakini walimtunza </w:t>
-      </w:r>
-      <w:r>
-        <w:rPr>
-          <w:b/>
-          <w:lang w:val="sw_KE" w:bidi="sw_KE"/>
-        </w:rPr>
-        <w:t>Eliya</w:t>
-      </w:r>
-      <w:r>
-        <w:rPr>
-          <w:lang w:val="sw_KE" w:bidi="sw_KE"/>
-        </w:rPr>
-        <w:t>, na Mungu aliwapa mahitaji yao ili mtungi wao wa unga na chupa yao ya mafuta haikuwai kuwa tupu.</w:t>
-      </w:r>
-    </w:p>
-    <w:p>
-      <w:pPr>
-        <w:pStyle w:val="ListBullet"/>
-        <w:spacing w:line="240" w:lineRule="auto"/>
-        <w:ind w:left="720"/>
-      </w:pPr>
-      <w:r>
-        <w:rPr>
-          <w:lang w:val="sw_KE" w:bidi="sw_KE"/>
-        </w:rPr>
-      </w:r>
-      <w:r>
-        <w:rPr>
-          <w:b/>
-          <w:lang w:val="sw_KE" w:bidi="sw_KE"/>
-        </w:rPr>
-        <w:t>19:5</w:t>
-      </w:r>
-      <w:r>
-        <w:rPr>
-          <w:lang w:val="sw_KE" w:bidi="sw_KE"/>
-        </w:rPr>
-        <w:t xml:space="preserve"> Baada ya miaka mitatu na nusu, Mungu alimwambia </w:t>
-      </w:r>
-      <w:r>
-        <w:rPr>
-          <w:b/>
-          <w:lang w:val="sw_KE" w:bidi="sw_KE"/>
-        </w:rPr>
-        <w:t>Eliya</w:t>
-      </w:r>
-      <w:r>
-        <w:rPr>
-          <w:lang w:val="sw_KE" w:bidi="sw_KE"/>
-        </w:rPr>
-        <w:t xml:space="preserve"> arudi katika ufalme wa Israeli na kuzungumza na Ahabu kwa sababu alikuwa anaenda kutuma mvua tena.</w:t>
-      </w:r>
-    </w:p>
-    <w:p>
-      <w:pPr>
-        <w:pStyle w:val="ListBullet"/>
-        <w:spacing w:line="240" w:lineRule="auto"/>
-        <w:ind w:left="720"/>
-      </w:pPr>
-      <w:r>
-        <w:rPr>
-          <w:lang w:val="sw_KE" w:bidi="sw_KE"/>
-        </w:rPr>
-      </w:r>
-      <w:r>
-        <w:rPr>
-          <w:b/>
-          <w:lang w:val="sw_KE" w:bidi="sw_KE"/>
-        </w:rPr>
-        <w:t>19:7</w:t>
-      </w:r>
-      <w:r>
-        <w:rPr>
-          <w:lang w:val="sw_KE" w:bidi="sw_KE"/>
-        </w:rPr>
-        <w:t xml:space="preserve"> Kisha </w:t>
-      </w:r>
-      <w:r>
-        <w:rPr>
-          <w:b/>
-          <w:lang w:val="sw_KE" w:bidi="sw_KE"/>
-        </w:rPr>
-        <w:t>Eliya</w:t>
-      </w:r>
-      <w:r>
-        <w:rPr>
-          <w:lang w:val="sw_KE" w:bidi="sw_KE"/>
-        </w:rPr>
-        <w:t xml:space="preserve"> akawaambia manabii wa Baali, “Chinjeni fahali na muiandae kama dhabihu, lakini msitie moto.”</w:t>
-      </w:r>
-    </w:p>
-    <w:p>
-      <w:pPr>
-        <w:pStyle w:val="ListBullet"/>
-        <w:spacing w:line="240" w:lineRule="auto"/>
-        <w:ind w:left="720"/>
-      </w:pPr>
-      <w:r>
-        <w:rPr>
-          <w:lang w:val="sw_KE" w:bidi="sw_KE"/>
-        </w:rPr>
-      </w:r>
-      <w:r>
-        <w:rPr>
-          <w:b/>
-          <w:lang w:val="sw_KE" w:bidi="sw_KE"/>
-        </w:rPr>
-        <w:t>19:12</w:t>
-      </w:r>
-      <w:r>
-        <w:rPr>
-          <w:lang w:val="sw_KE" w:bidi="sw_KE"/>
-        </w:rPr>
-        <w:t xml:space="preserve"> Kisha </w:t>
-      </w:r>
-      <w:r>
-        <w:rPr>
-          <w:b/>
-          <w:lang w:val="sw_KE" w:bidi="sw_KE"/>
-        </w:rPr>
-        <w:t>Eliya</w:t>
-      </w:r>
-      <w:r>
-        <w:rPr>
-          <w:lang w:val="sw_KE" w:bidi="sw_KE"/>
-        </w:rPr>
-        <w:t xml:space="preserve"> akasema, “Msiruhusu yeyote kati ya manabii wa Baali kutoroka!”</w:t>
-      </w:r>
-    </w:p>
-    <w:p>
-      <w:pPr>
-        <w:pStyle w:val="ListBullet"/>
-        <w:spacing w:line="240" w:lineRule="auto"/>
-        <w:ind w:left="720"/>
-      </w:pPr>
-      <w:r>
-        <w:rPr>
-          <w:lang w:val="sw_KE" w:bidi="sw_KE"/>
-        </w:rPr>
-      </w:r>
-      <w:r>
-        <w:rPr>
-          <w:b/>
-          <w:lang w:val="sw_KE" w:bidi="sw_KE"/>
-        </w:rPr>
-        <w:t>36:3</w:t>
-      </w:r>
-      <w:r>
-        <w:rPr>
-          <w:lang w:val="sw_KE" w:bidi="sw_KE"/>
-        </w:rPr>
-        <w:t xml:space="preserve"> Kisha Mose na nabii </w:t>
-      </w:r>
-      <w:r>
-        <w:rPr>
-          <w:b/>
-          <w:lang w:val="sw_KE" w:bidi="sw_KE"/>
-        </w:rPr>
-        <w:t>Eliya</w:t>
-      </w:r>
-      <w:r>
-        <w:rPr>
-          <w:lang w:val="sw_KE" w:bidi="sw_KE"/>
-        </w:rPr>
-        <w:t xml:space="preserve"> walitokea. Watu hawa walikuwa wameishi miaka mingi kabla ya hili. Walizungumza na Yesu kuhusu kifo chake ambacho kingetokea hivi karibuni huko Yerusalemu.</w:t>
-      </w:r>
-    </w:p>
-    <w:p>
-      <w:pPr>
-        <w:pStyle w:val="Heading3"/>
-      </w:pPr>
-      <w:r>
-        <w:rPr>
-          <w:lang w:val="sw_KE" w:bidi="sw_KE"/>
-        </w:rPr>
-        <w:t xml:space="preserve"> Data ya Neno:</w:t>
-      </w:r>
-    </w:p>
-    <w:p>
-      <w:pPr>
-        <w:pStyle w:val="ListBullet"/>
-        <w:spacing w:line="240" w:lineRule="auto"/>
-        <w:ind w:left="720"/>
-      </w:pPr>
-      <w:r>
-        <w:rPr>
-          <w:lang w:val="sw_KE" w:bidi="sw_KE"/>
-        </w:rPr>
-      </w:r>
-      <w:r>
-        <w:rPr>
-          <w:lang w:val="sw_KE" w:bidi="sw_KE"/>
-        </w:rPr>
-        <w:t>Strong's: H0452, G22430</w:t>
-      </w:r>
-      <w:r>
-        <w:rPr>
-          <w:lang w:val="sw_KE" w:bidi="sw_KE"/>
-        </w:rPr>
-      </w:r>
-      <w:r>
-        <w:rPr>
-          <w:lang w:val="sw_KE" w:bidi="sw_KE"/>
-        </w:rPr>
-      </w:r>
-    </w:p>
-    <w:p>
-      <w:pPr/>
-      <w:r>
-        <w:rPr>
-          <w:lang w:val="sw_KE" w:bidi="sw_KE"/>
-        </w:rPr>
-      </w:r>
-    </w:p>
-    <w:p>
-      <w:pPr>
-        <w:pStyle w:val="Heading2"/>
-      </w:pPr>
-      <w:r>
-        <w:rPr>
-          <w:lang w:val="sw_KE" w:bidi="sw_KE"/>
-        </w:rPr>
-        <w:t>Elizabeti</w:t>
-      </w:r>
-      <w:r>
-        <w:rPr>
-          <w:lang w:val="sw_KE" w:bidi="sw_KE"/>
-        </w:rPr>
-      </w:r>
-    </w:p>
-    <w:p>
-      <w:pPr>
-        <w:pStyle w:val="Heading3"/>
-      </w:pPr>
-      <w:r>
-        <w:rPr>
-          <w:lang w:val="sw_KE" w:bidi="sw_KE"/>
-        </w:rPr>
-        <w:t>Uhalisia:</w:t>
-      </w:r>
-    </w:p>
-    <w:p>
-      <w:pPr/>
-      <w:r>
-        <w:rPr>
-          <w:lang w:val="sw_KE" w:bidi="sw_KE"/>
-        </w:rPr>
-      </w:r>
-      <w:r>
-        <w:rPr>
-          <w:lang w:val="sw_KE" w:bidi="sw_KE"/>
-        </w:rPr>
-        <w:t>Elizabeti alikuwa mama wa Yohane Mbatizaji. Mume wake aliitwa Zekaria.</w:t>
-      </w:r>
-    </w:p>
-    <w:p>
-      <w:pPr>
-        <w:pStyle w:val="ListBullet"/>
-        <w:spacing w:line="240" w:lineRule="auto"/>
-        <w:ind w:left="720"/>
-      </w:pPr>
-      <w:r>
-        <w:rPr>
-          <w:lang w:val="sw_KE" w:bidi="sw_KE"/>
-        </w:rPr>
-      </w:r>
-      <w:r>
-        <w:rPr>
-          <w:lang w:val="sw_KE" w:bidi="sw_KE"/>
-        </w:rPr>
-        <w:t>Zakaria na Elizabeti hawakuweza kupata watoto, lakini katika uzee wao, Mungu alimwahidi Zakaria kwamba Elizabeti atamzalia mwana.</w:t>
-      </w:r>
-    </w:p>
-    <w:p>
-      <w:pPr>
-        <w:pStyle w:val="ListBullet"/>
-        <w:spacing w:line="240" w:lineRule="auto"/>
-        <w:ind w:left="720"/>
-      </w:pPr>
-      <w:r>
-        <w:rPr>
-          <w:lang w:val="sw_KE" w:bidi="sw_KE"/>
-        </w:rPr>
-      </w:r>
-      <w:r>
-        <w:rPr>
-          <w:lang w:val="sw_KE" w:bidi="sw_KE"/>
-        </w:rPr>
-        <w:t>Mungu alitimiza ahadi yake, na hivi karibuni Elizabeti alipata mimba, na Elizabeti akamzaa mtoto wa kiume. Walimwita mtoto huyo Yohane.</w:t>
-      </w:r>
-    </w:p>
-    <w:p>
-      <w:pPr>
-        <w:pStyle w:val="ListBullet"/>
-        <w:spacing w:line="240" w:lineRule="auto"/>
-        <w:ind w:left="720"/>
-      </w:pPr>
-      <w:r>
-        <w:rPr>
-          <w:lang w:val="sw_KE" w:bidi="sw_KE"/>
-        </w:rPr>
-      </w:r>
-      <w:r>
-        <w:rPr>
-          <w:lang w:val="sw_KE" w:bidi="sw_KE"/>
-        </w:rPr>
-        <w:t>Elizabeti pia alikuwa jamaa wa Maria, mama yake Yesu.</w:t>
-      </w:r>
-    </w:p>
-    <w:p>
-      <w:pPr/>
-      <w:r>
-        <w:rPr>
-          <w:lang w:val="sw_KE" w:bidi="sw_KE"/>
-        </w:rPr>
-      </w:r>
-      <w:r>
-        <w:rPr>
-          <w:lang w:val="sw_KE" w:bidi="sw_KE"/>
-        </w:rPr>
-        <w:t>(Mapendekezo ya Tafsiri: Jinsi ya Kutafsiri Majina)</w:t>
-      </w:r>
-    </w:p>
-    <w:p>
-      <w:pPr/>
-      <w:r>
-        <w:rPr>
-          <w:lang w:val="sw_KE" w:bidi="sw_KE"/>
-        </w:rPr>
-      </w:r>
-      <w:r>
-        <w:rPr>
-          <w:lang w:val="sw_KE" w:bidi="sw_KE"/>
-        </w:rPr>
-        <w:t xml:space="preserve">(Tazama pia: </w:t>
-      </w:r>
-      <w:r>
-        <w:rPr>
-          <w:lang w:val="sw_KE" w:bidi="sw_KE"/>
-        </w:rPr>
-        <w:t>Yohane Mbatizaji</w:t>
-      </w:r>
-      <w:r>
-        <w:rPr>
-          <w:lang w:val="sw_KE" w:bidi="sw_KE"/>
-        </w:rPr>
-        <w:t xml:space="preserve">, </w:t>
-      </w:r>
-      <w:r>
-        <w:rPr>
-          <w:lang w:val="sw_KE" w:bidi="sw_KE"/>
-        </w:rPr>
-        <w:t>Zekaria katika Agano Jipya</w:t>
-      </w:r>
-      <w:r>
-        <w:rPr>
-          <w:lang w:val="sw_KE" w:bidi="sw_KE"/>
-        </w:rPr>
-        <w:t>)</w:t>
-      </w:r>
-    </w:p>
-    <w:p>
-      <w:pPr>
-        <w:pStyle w:val="Heading3"/>
-      </w:pPr>
-      <w:r>
-        <w:rPr>
-          <w:lang w:val="sw_KE" w:bidi="sw_KE"/>
-        </w:rPr>
-        <w:t>Marejeleo ya Biblia:</w:t>
-      </w:r>
-    </w:p>
-    <w:p>
-      <w:pPr>
-        <w:pStyle w:val="ListBullet"/>
-        <w:spacing w:line="240" w:lineRule="auto"/>
-        <w:ind w:left="720"/>
-      </w:pPr>
-      <w:r>
-        <w:rPr>
-          <w:lang w:val="sw_KE" w:bidi="sw_KE"/>
-        </w:rPr>
-      </w:r>
-      <w:r>
-        <w:rPr>
-          <w:lang w:val="sw_KE" w:bidi="sw_KE"/>
-        </w:rPr>
-        <w:t>Luka 1:5</w:t>
-      </w:r>
-    </w:p>
-    <w:p>
-      <w:pPr>
-        <w:pStyle w:val="ListBullet"/>
-        <w:spacing w:line="240" w:lineRule="auto"/>
-        <w:ind w:left="720"/>
-      </w:pPr>
-      <w:r>
-        <w:rPr>
-          <w:lang w:val="sw_KE" w:bidi="sw_KE"/>
-        </w:rPr>
-      </w:r>
-      <w:r>
-        <w:rPr>
-          <w:lang w:val="sw_KE" w:bidi="sw_KE"/>
-        </w:rPr>
-        <w:t>Luka 1:24–25</w:t>
-      </w:r>
-    </w:p>
-    <w:p>
-      <w:pPr>
-        <w:pStyle w:val="ListBullet"/>
-        <w:spacing w:line="240" w:lineRule="auto"/>
-        <w:ind w:left="720"/>
-      </w:pPr>
-      <w:r>
-        <w:rPr>
-          <w:lang w:val="sw_KE" w:bidi="sw_KE"/>
-        </w:rPr>
-      </w:r>
-      <w:r>
-        <w:rPr>
-          <w:lang w:val="sw_KE" w:bidi="sw_KE"/>
-        </w:rPr>
-        <w:t>Luka 1:41</w:t>
-      </w:r>
-    </w:p>
-    <w:p>
-      <w:pPr>
-        <w:pStyle w:val="Heading3"/>
-      </w:pPr>
-      <w:r>
-        <w:rPr>
-          <w:lang w:val="sw_KE" w:bidi="sw_KE"/>
-        </w:rPr>
-        <w:t>Data ya Neno:</w:t>
-      </w:r>
-    </w:p>
-    <w:p>
-      <w:pPr>
-        <w:pStyle w:val="ListBullet"/>
-        <w:spacing w:line="240" w:lineRule="auto"/>
-        <w:ind w:left="720"/>
-      </w:pPr>
-      <w:r>
-        <w:rPr>
-          <w:lang w:val="sw_KE" w:bidi="sw_KE"/>
-        </w:rPr>
-      </w:r>
-      <w:r>
-        <w:rPr>
-          <w:lang w:val="sw_KE" w:bidi="sw_KE"/>
-        </w:rPr>
-        <w:t>Strong's: G16650</w:t>
-      </w:r>
-      <w:r>
-        <w:rPr>
-          <w:lang w:val="sw_KE" w:bidi="sw_KE"/>
-        </w:rPr>
-      </w:r>
-      <w:r>
-        <w:rPr>
-          <w:lang w:val="sw_KE" w:bidi="sw_KE"/>
-        </w:rPr>
-      </w:r>
-    </w:p>
-    <w:p>
-      <w:pPr/>
-      <w:r>
-        <w:rPr>
-          <w:lang w:val="sw_KE" w:bidi="sw_KE"/>
-        </w:rPr>
-      </w:r>
-    </w:p>
-    <w:p>
-      <w:pPr>
-        <w:pStyle w:val="Heading2"/>
-      </w:pPr>
-      <w:r>
-        <w:rPr>
-          <w:lang w:val="sw_KE" w:bidi="sw_KE"/>
-        </w:rPr>
-        <w:t>Engedi</w:t>
-      </w:r>
-      <w:r>
-        <w:rPr>
-          <w:lang w:val="sw_KE" w:bidi="sw_KE"/>
-        </w:rPr>
-      </w:r>
-    </w:p>
-    <w:p>
-      <w:pPr>
-        <w:pStyle w:val="Heading3"/>
-      </w:pPr>
-      <w:r>
-        <w:rPr>
-          <w:lang w:val="sw_KE" w:bidi="sw_KE"/>
-        </w:rPr>
-        <w:t>Ufafanuzi:</w:t>
-      </w:r>
-    </w:p>
-    <w:p>
-      <w:pPr/>
-      <w:r>
-        <w:rPr>
-          <w:lang w:val="sw_KE" w:bidi="sw_KE"/>
-        </w:rPr>
-      </w:r>
-      <w:r>
-        <w:rPr>
-          <w:lang w:val="sw_KE" w:bidi="sw_KE"/>
-        </w:rPr>
-        <w:t>En Gedi lilikuwa jina la mji katika nyika ya Yuda, kusini mashariki mwa Yerusalemu.</w:t>
-      </w:r>
-    </w:p>
-    <w:p>
-      <w:pPr>
-        <w:pStyle w:val="ListBullet"/>
-        <w:spacing w:line="240" w:lineRule="auto"/>
-        <w:ind w:left="720"/>
-      </w:pPr>
-      <w:r>
-        <w:rPr>
-          <w:lang w:val="sw_KE" w:bidi="sw_KE"/>
-        </w:rPr>
-      </w:r>
-      <w:r>
-        <w:rPr>
-          <w:lang w:val="sw_KE" w:bidi="sw_KE"/>
-        </w:rPr>
-        <w:t>En Gedi ilikuwa kwenye ukingo wa magharibi wa Bahari ya Chumvi.</w:t>
-      </w:r>
-    </w:p>
-    <w:p>
-      <w:pPr>
-        <w:pStyle w:val="ListBullet"/>
-        <w:spacing w:line="240" w:lineRule="auto"/>
-        <w:ind w:left="720"/>
-      </w:pPr>
-      <w:r>
-        <w:rPr>
-          <w:lang w:val="sw_KE" w:bidi="sw_KE"/>
-        </w:rPr>
-      </w:r>
-      <w:r>
-        <w:rPr>
-          <w:lang w:val="sw_KE" w:bidi="sw_KE"/>
-        </w:rPr>
-        <w:t>Sehemu ya jina lake inamaanisha "chemchemi," ikirejelea chemchemi inayosambaza maji kwenye jiji.</w:t>
-      </w:r>
-    </w:p>
-    <w:p>
-      <w:pPr>
-        <w:pStyle w:val="ListBullet"/>
-        <w:spacing w:line="240" w:lineRule="auto"/>
-        <w:ind w:left="720"/>
-      </w:pPr>
-      <w:r>
-        <w:rPr>
-          <w:lang w:val="sw_KE" w:bidi="sw_KE"/>
-        </w:rPr>
-      </w:r>
-      <w:r>
-        <w:rPr>
-          <w:lang w:val="sw_KE" w:bidi="sw_KE"/>
-        </w:rPr>
-        <w:t>En Gedi ilijulikana kwa mashamba yake mazuri ya mizabibu na ardhi nyingine yenye rutuba, labda kutokana na kumwagiliwa maji ya chemchemi.</w:t>
-      </w:r>
-    </w:p>
-    <w:p>
-      <w:pPr>
-        <w:pStyle w:val="ListBullet"/>
-        <w:spacing w:line="240" w:lineRule="auto"/>
-        <w:ind w:left="720"/>
-      </w:pPr>
-      <w:r>
-        <w:rPr>
-          <w:lang w:val="sw_KE" w:bidi="sw_KE"/>
-        </w:rPr>
-      </w:r>
-      <w:r>
-        <w:rPr>
-          <w:lang w:val="sw_KE" w:bidi="sw_KE"/>
-        </w:rPr>
-        <w:t>Kulikuwa na ngome huko En Gedi ambako Daudi alikimbilia alipokuwa akifukuzwa na Mfalme Sauli.</w:t>
-      </w:r>
-    </w:p>
-    <w:p>
-      <w:pPr/>
-      <w:r>
-        <w:rPr>
-          <w:lang w:val="sw_KE" w:bidi="sw_KE"/>
-        </w:rPr>
-      </w:r>
-      <w:r>
-        <w:rPr>
-          <w:lang w:val="sw_KE" w:bidi="sw_KE"/>
-        </w:rPr>
-        <w:t xml:space="preserve">(Tazama pia: </w:t>
-      </w:r>
-      <w:r>
-        <w:rPr>
-          <w:lang w:val="sw_KE" w:bidi="sw_KE"/>
-        </w:rPr>
-        <w:t>Daudi</w:t>
-      </w:r>
-      <w:r>
-        <w:rPr>
-          <w:lang w:val="sw_KE" w:bidi="sw_KE"/>
-        </w:rPr>
-        <w:t xml:space="preserve">, </w:t>
-      </w:r>
-      <w:r>
-        <w:rPr>
-          <w:lang w:val="sw_KE" w:bidi="sw_KE"/>
-        </w:rPr>
-        <w:t>jangwa</w:t>
-      </w:r>
-      <w:r>
-        <w:rPr>
-          <w:lang w:val="sw_KE" w:bidi="sw_KE"/>
-        </w:rPr>
-        <w:t xml:space="preserve">, </w:t>
-      </w:r>
-      <w:r>
-        <w:rPr>
-          <w:lang w:val="sw_KE" w:bidi="sw_KE"/>
-        </w:rPr>
-        <w:t>chemchemi</w:t>
-      </w:r>
-      <w:r>
-        <w:rPr>
-          <w:lang w:val="sw_KE" w:bidi="sw_KE"/>
-        </w:rPr>
-        <w:t xml:space="preserve">, </w:t>
-      </w:r>
-      <w:r>
-        <w:rPr>
-          <w:lang w:val="sw_KE" w:bidi="sw_KE"/>
-        </w:rPr>
-        <w:t>Yuda</w:t>
-      </w:r>
-      <w:r>
-        <w:rPr>
-          <w:lang w:val="sw_KE" w:bidi="sw_KE"/>
-        </w:rPr>
-        <w:t xml:space="preserve">, </w:t>
-      </w:r>
-      <w:r>
-        <w:rPr>
-          <w:lang w:val="sw_KE" w:bidi="sw_KE"/>
-        </w:rPr>
-        <w:t>mapumziko</w:t>
-      </w:r>
-      <w:r>
-        <w:rPr>
-          <w:lang w:val="sw_KE" w:bidi="sw_KE"/>
-        </w:rPr>
-        <w:t xml:space="preserve">, </w:t>
-      </w:r>
-      <w:r>
-        <w:rPr>
-          <w:lang w:val="sw_KE" w:bidi="sw_KE"/>
-        </w:rPr>
-        <w:t>Bahari ya Chumvi</w:t>
-      </w:r>
-      <w:r>
-        <w:rPr>
-          <w:lang w:val="sw_KE" w:bidi="sw_KE"/>
-        </w:rPr>
-        <w:t xml:space="preserve">, </w:t>
-      </w:r>
-      <w:r>
-        <w:rPr>
-          <w:lang w:val="sw_KE" w:bidi="sw_KE"/>
-        </w:rPr>
-        <w:t>Sauli (Agano la Kale)</w:t>
-      </w:r>
-      <w:r>
-        <w:rPr>
-          <w:lang w:val="sw_KE" w:bidi="sw_KE"/>
-        </w:rPr>
-        <w:t xml:space="preserve">, </w:t>
-      </w:r>
-      <w:r>
-        <w:rPr>
-          <w:lang w:val="sw_KE" w:bidi="sw_KE"/>
-        </w:rPr>
-        <w:t>ngome</w:t>
-      </w:r>
-      <w:r>
-        <w:rPr>
-          <w:lang w:val="sw_KE" w:bidi="sw_KE"/>
-        </w:rPr>
-        <w:t xml:space="preserve">, </w:t>
-      </w:r>
-      <w:r>
-        <w:rPr>
-          <w:lang w:val="sw_KE" w:bidi="sw_KE"/>
-        </w:rPr>
-        <w:t>shamba la mizabibu</w:t>
-      </w:r>
-      <w:r>
-        <w:rPr>
-          <w:lang w:val="sw_KE" w:bidi="sw_KE"/>
-        </w:rPr>
-        <w:t>)</w:t>
-      </w:r>
-    </w:p>
-    <w:p>
-      <w:pPr>
-        <w:pStyle w:val="Heading3"/>
-      </w:pPr>
-      <w:r>
-        <w:rPr>
-          <w:lang w:val="sw_KE" w:bidi="sw_KE"/>
-        </w:rPr>
-        <w:t>Marejeleo ya Biblia:</w:t>
-      </w:r>
-    </w:p>
-    <w:p>
-      <w:pPr>
-        <w:pStyle w:val="ListBullet"/>
-        <w:spacing w:line="240" w:lineRule="auto"/>
-        <w:ind w:left="720"/>
-      </w:pPr>
-      <w:r>
-        <w:rPr>
-          <w:lang w:val="sw_KE" w:bidi="sw_KE"/>
-        </w:rPr>
-      </w:r>
-      <w:r>
-        <w:rPr>
-          <w:lang w:val="sw_KE" w:bidi="sw_KE"/>
-        </w:rPr>
-        <w:t>2 Mambo ya Nyakati 20:2</w:t>
-      </w:r>
-    </w:p>
-    <w:p>
-      <w:pPr>
-        <w:pStyle w:val="ListBullet"/>
-        <w:spacing w:line="240" w:lineRule="auto"/>
-        <w:ind w:left="720"/>
-      </w:pPr>
-      <w:r>
-        <w:rPr>
-          <w:lang w:val="sw_KE" w:bidi="sw_KE"/>
-        </w:rPr>
-      </w:r>
-      <w:r>
-        <w:rPr>
-          <w:lang w:val="sw_KE" w:bidi="sw_KE"/>
-        </w:rPr>
-        <w:t>Wimbo wa Sulemani 1:12–14</w:t>
-      </w:r>
-    </w:p>
-    <w:p>
-      <w:pPr>
-        <w:pStyle w:val="Heading3"/>
-      </w:pPr>
-      <w:r>
-        <w:rPr>
-          <w:lang w:val="sw_KE" w:bidi="sw_KE"/>
-        </w:rPr>
-        <w:t>Data ya Neno:</w:t>
-      </w:r>
-    </w:p>
-    <w:p>
-      <w:pPr>
-        <w:pStyle w:val="ListBullet"/>
-        <w:spacing w:line="240" w:lineRule="auto"/>
-        <w:ind w:left="720"/>
-      </w:pPr>
-      <w:r>
-        <w:rPr>
-          <w:lang w:val="sw_KE" w:bidi="sw_KE"/>
-        </w:rPr>
-      </w:r>
-      <w:r>
-        <w:rPr>
-          <w:lang w:val="sw_KE" w:bidi="sw_KE"/>
-        </w:rPr>
-        <w:t>Strong's: H5872</w:t>
-      </w:r>
-      <w:r>
-        <w:rPr>
-          <w:lang w:val="sw_KE" w:bidi="sw_KE"/>
-        </w:rPr>
-      </w:r>
-      <w:r>
-        <w:rPr>
-          <w:lang w:val="sw_KE" w:bidi="sw_KE"/>
-        </w:rPr>
-      </w:r>
-    </w:p>
-    <w:p>
-      <w:pPr/>
-      <w:r>
-        <w:rPr>
-          <w:lang w:val="sw_KE" w:bidi="sw_KE"/>
-        </w:rPr>
-      </w:r>
-    </w:p>
-    <w:p>
-      <w:pPr>
-        <w:pStyle w:val="Heading2"/>
-      </w:pPr>
-      <w:r>
-        <w:rPr>
-          <w:lang w:val="sw_KE" w:bidi="sw_KE"/>
-        </w:rPr>
-        <w:t>Enzi</w:t>
-      </w:r>
-      <w:r>
-        <w:rPr>
-          <w:lang w:val="sw_KE" w:bidi="sw_KE"/>
-        </w:rPr>
-      </w:r>
-    </w:p>
-    <w:p>
-      <w:pPr>
-        <w:pStyle w:val="Heading3"/>
-      </w:pPr>
-      <w:r>
-        <w:rPr>
-          <w:lang w:val="sw_KE" w:bidi="sw_KE"/>
-        </w:rPr>
-        <w:t>Ufafanuzi:</w:t>
-      </w:r>
-    </w:p>
-    <w:p>
-      <w:pPr/>
-      <w:r>
-        <w:rPr>
-          <w:lang w:val="sw_KE" w:bidi="sw_KE"/>
-        </w:rPr>
-      </w:r>
-      <w:r>
-        <w:rPr>
-          <w:lang w:val="sw_KE" w:bidi="sw_KE"/>
-        </w:rPr>
-        <w:t>Kiti cha enzi ni kiti kilichoundwa maalum ambapo mtawala huketi anapoamua mambo muhimu na kusikiliza maombi kutoka kwa watu wake.</w:t>
-      </w:r>
-    </w:p>
-    <w:p>
-      <w:pPr>
-        <w:pStyle w:val="ListBullet"/>
-        <w:spacing w:line="240" w:lineRule="auto"/>
-        <w:ind w:left="720"/>
-      </w:pPr>
-      <w:r>
-        <w:rPr>
-          <w:lang w:val="sw_KE" w:bidi="sw_KE"/>
-        </w:rPr>
-      </w:r>
-      <w:r>
-        <w:rPr>
-          <w:lang w:val="sw_KE" w:bidi="sw_KE"/>
-        </w:rPr>
-        <w:t>Kiti cha enzi pia ni ishara ya mamlaka na nguvu ambayo mtawala anayo.</w:t>
-      </w:r>
-    </w:p>
-    <w:p>
-      <w:pPr>
-        <w:pStyle w:val="ListBullet"/>
-        <w:spacing w:line="240" w:lineRule="auto"/>
-        <w:ind w:left="720"/>
-      </w:pPr>
-      <w:r>
-        <w:rPr>
-          <w:lang w:val="sw_KE" w:bidi="sw_KE"/>
-        </w:rPr>
-      </w:r>
-      <w:r>
-        <w:rPr>
-          <w:lang w:val="sw_KE" w:bidi="sw_KE"/>
-        </w:rPr>
-        <w:t>Neno "enzi" linaweza pia kutumika kumrejelea mtawala, utawala wake, au nguvu zake.</w:t>
-      </w:r>
-    </w:p>
-    <w:p>
-      <w:pPr>
-        <w:pStyle w:val="ListBullet"/>
-        <w:spacing w:line="240" w:lineRule="auto"/>
-        <w:ind w:left="720"/>
-      </w:pPr>
-      <w:r>
-        <w:rPr>
-          <w:lang w:val="sw_KE" w:bidi="sw_KE"/>
-        </w:rPr>
-      </w:r>
-      <w:r>
-        <w:rPr>
-          <w:lang w:val="sw_KE" w:bidi="sw_KE"/>
-        </w:rPr>
-        <w:t>Kwenye Biblia, Mungu mara nyingi alionyeshwa kama mfalme anayeketi kwenye kiti chake cha enzi. Yesu alielezewa kama anayeketi kwenye kiti cha enzi upande wa kulia wa Mungu Baba.</w:t>
-      </w:r>
-    </w:p>
-    <w:p>
-      <w:pPr>
-        <w:pStyle w:val="ListBullet"/>
-        <w:spacing w:line="240" w:lineRule="auto"/>
-        <w:ind w:left="720"/>
-      </w:pPr>
-      <w:r>
-        <w:rPr>
-          <w:lang w:val="sw_KE" w:bidi="sw_KE"/>
-        </w:rPr>
-      </w:r>
-      <w:r>
-        <w:rPr>
-          <w:lang w:val="sw_KE" w:bidi="sw_KE"/>
-        </w:rPr>
-        <w:t>Yesu alisema kwamba mbingu ni kiti cha enzi cha Mungu. Njia moja ya kutafsiri hii inaweza kuwa, "mahali ambapo Mungu anatawala kama mfalme."</w:t>
-      </w:r>
-    </w:p>
-    <w:p>
-      <w:pPr/>
-      <w:r>
-        <w:rPr>
-          <w:lang w:val="sw_KE" w:bidi="sw_KE"/>
-        </w:rPr>
-      </w:r>
-      <w:r>
-        <w:rPr>
-          <w:lang w:val="sw_KE" w:bidi="sw_KE"/>
-        </w:rPr>
-        <w:t xml:space="preserve">(Tazama pia: </w:t>
-      </w:r>
-      <w:r>
-        <w:rPr>
-          <w:lang w:val="sw_KE" w:bidi="sw_KE"/>
-        </w:rPr>
         <w:t>mamlaka</w:t>
       </w:r>
       <w:r>
         <w:rPr>
           <w:lang w:val="sw_KE" w:bidi="sw_KE"/>
         </w:rPr>
-        <w:t xml:space="preserve">, </w:t>
-      </w:r>
-      <w:r>
-        <w:rPr>
-          <w:lang w:val="sw_KE" w:bidi="sw_KE"/>
-        </w:rPr>
-        <w:t>nguvu</w:t>
-      </w:r>
-      <w:r>
-        <w:rPr>
-          <w:lang w:val="sw_KE" w:bidi="sw_KE"/>
-        </w:rPr>
-        <w:t xml:space="preserve">, </w:t>
+        <w:t xml:space="preserve">, nguvu, </w:t>
       </w:r>
       <w:r>
         <w:rPr>
